--- a/doda KZ.docx
+++ b/doda KZ.docx
@@ -1411,7 +1411,7 @@
           <w:lang w:eastAsia="ru-RU"/>
         </w:rPr>
         <w:pict>
-          <v:rect id="_x0000_i1050" style="width:0;height:1.5pt" o:hralign="center" o:hrstd="t" o:hr="t" fillcolor="#a0a0a0" stroked="f"/>
+          <v:rect id="_x0000_i1026" style="width:0;height:1.5pt" o:hralign="center" o:hrstd="t" o:hr="t" fillcolor="#a0a0a0" stroked="f"/>
         </w:pict>
       </w:r>
     </w:p>
@@ -1433,7 +1433,7 @@
           <w:lang w:eastAsia="ru-RU"/>
         </w:rPr>
         <w:pict>
-          <v:rect id="_x0000_i1028" style="width:0;height:1.5pt" o:hralign="center" o:hrstd="t" o:hr="t" fillcolor="#a0a0a0" stroked="f"/>
+          <v:rect id="_x0000_i1027" style="width:0;height:1.5pt" o:hralign="center" o:hrstd="t" o:hr="t" fillcolor="#a0a0a0" stroked="f"/>
         </w:pict>
       </w:r>
     </w:p>
@@ -2048,27 +2048,7 @@
           <w:u w:val="single"/>
           <w:lang w:val="kk-KZ" w:eastAsia="ru-RU"/>
         </w:rPr>
-        <w:t>клиентке арналған мобильдік</w:t>
-      </w:r>
-      <w:r>
-        <w:rPr>
-          <w:rFonts w:ascii="Times New Roman" w:eastAsia="Times New Roman" w:hAnsi="Times New Roman" w:cs="Times New Roman"/>
-          <w:sz w:val="24"/>
-          <w:szCs w:val="24"/>
-          <w:u w:val="single"/>
-          <w:lang w:val="kk-KZ" w:eastAsia="ru-RU"/>
-        </w:rPr>
-        <w:t xml:space="preserve"> </w:t>
-      </w:r>
-      <w:r>
-        <w:rPr>
-          <w:rFonts w:ascii="Times New Roman" w:eastAsia="Times New Roman" w:hAnsi="Times New Roman" w:cs="Times New Roman"/>
-          <w:sz w:val="24"/>
-          <w:szCs w:val="24"/>
-          <w:u w:val="single"/>
-          <w:lang w:val="kk-KZ" w:eastAsia="ru-RU"/>
-        </w:rPr>
-        <w:t>қосымша</w:t>
+        <w:t>клиентке арналған мобильдік қосымша</w:t>
       </w:r>
       <w:r>
         <w:rPr>
@@ -3135,80 +3115,135 @@
       </w:pPr>
       <w:proofErr w:type="spellStart"/>
       <w:r>
+        <w:rPr>
+          <w:rFonts w:ascii="Times New Roman" w:hAnsi="Times New Roman" w:cs="Times New Roman"/>
+        </w:rPr>
         <w:lastRenderedPageBreak/>
         <w:t>Бағдарламалық</w:t>
       </w:r>
       <w:proofErr w:type="spellEnd"/>
       <w:r>
-        <w:t xml:space="preserve"> </w:t>
-      </w:r>
-      <w:proofErr w:type="spellStart"/>
-      <w:r>
+        <w:rPr>
+          <w:rFonts w:ascii="Times New Roman" w:hAnsi="Times New Roman" w:cs="Times New Roman"/>
+        </w:rPr>
+        <w:t xml:space="preserve"> </w:t>
+      </w:r>
+      <w:proofErr w:type="spellStart"/>
+      <w:r>
+        <w:rPr>
+          <w:rFonts w:ascii="Times New Roman" w:hAnsi="Times New Roman" w:cs="Times New Roman"/>
+        </w:rPr>
         <w:t>қамтамасыз</w:t>
       </w:r>
       <w:proofErr w:type="spellEnd"/>
       <w:r>
-        <w:t xml:space="preserve"> </w:t>
-      </w:r>
-      <w:proofErr w:type="spellStart"/>
-      <w:r>
+        <w:rPr>
+          <w:rFonts w:ascii="Times New Roman" w:hAnsi="Times New Roman" w:cs="Times New Roman"/>
+        </w:rPr>
+        <w:t xml:space="preserve"> </w:t>
+      </w:r>
+      <w:proofErr w:type="spellStart"/>
+      <w:r>
+        <w:rPr>
+          <w:rFonts w:ascii="Times New Roman" w:hAnsi="Times New Roman" w:cs="Times New Roman"/>
+        </w:rPr>
         <w:t>етудің</w:t>
       </w:r>
       <w:proofErr w:type="spellEnd"/>
       <w:r>
-        <w:t xml:space="preserve"> </w:t>
-      </w:r>
-      <w:proofErr w:type="spellStart"/>
-      <w:r>
+        <w:rPr>
+          <w:rFonts w:ascii="Times New Roman" w:hAnsi="Times New Roman" w:cs="Times New Roman"/>
+        </w:rPr>
+        <w:t xml:space="preserve"> </w:t>
+      </w:r>
+      <w:proofErr w:type="spellStart"/>
+      <w:r>
+        <w:rPr>
+          <w:rFonts w:ascii="Times New Roman" w:hAnsi="Times New Roman" w:cs="Times New Roman"/>
+        </w:rPr>
         <w:t>бастапқы</w:t>
       </w:r>
       <w:proofErr w:type="spellEnd"/>
       <w:r>
+        <w:rPr>
+          <w:rFonts w:ascii="Times New Roman" w:hAnsi="Times New Roman" w:cs="Times New Roman"/>
+        </w:rPr>
         <w:t xml:space="preserve"> коды </w:t>
       </w:r>
       <w:proofErr w:type="spellStart"/>
       <w:r>
+        <w:rPr>
+          <w:rFonts w:ascii="Times New Roman" w:hAnsi="Times New Roman" w:cs="Times New Roman"/>
+        </w:rPr>
         <w:t>және</w:t>
       </w:r>
       <w:proofErr w:type="spellEnd"/>
       <w:r>
-        <w:t xml:space="preserve"> </w:t>
-      </w:r>
-      <w:proofErr w:type="spellStart"/>
-      <w:r>
+        <w:rPr>
+          <w:rFonts w:ascii="Times New Roman" w:hAnsi="Times New Roman" w:cs="Times New Roman"/>
+        </w:rPr>
+        <w:t xml:space="preserve"> </w:t>
+      </w:r>
+      <w:proofErr w:type="spellStart"/>
+      <w:r>
+        <w:rPr>
+          <w:rFonts w:ascii="Times New Roman" w:hAnsi="Times New Roman" w:cs="Times New Roman"/>
+        </w:rPr>
         <w:t>оған</w:t>
       </w:r>
       <w:proofErr w:type="spellEnd"/>
       <w:r>
-        <w:t xml:space="preserve"> </w:t>
-      </w:r>
-      <w:proofErr w:type="spellStart"/>
-      <w:r>
+        <w:rPr>
+          <w:rFonts w:ascii="Times New Roman" w:hAnsi="Times New Roman" w:cs="Times New Roman"/>
+        </w:rPr>
+        <w:t xml:space="preserve"> </w:t>
+      </w:r>
+      <w:proofErr w:type="spellStart"/>
+      <w:r>
+        <w:rPr>
+          <w:rFonts w:ascii="Times New Roman" w:hAnsi="Times New Roman" w:cs="Times New Roman"/>
+        </w:rPr>
         <w:t>қатысты</w:t>
       </w:r>
       <w:proofErr w:type="spellEnd"/>
       <w:r>
-        <w:t xml:space="preserve"> </w:t>
-      </w:r>
-      <w:proofErr w:type="spellStart"/>
-      <w:r>
+        <w:rPr>
+          <w:rFonts w:ascii="Times New Roman" w:hAnsi="Times New Roman" w:cs="Times New Roman"/>
+        </w:rPr>
+        <w:t xml:space="preserve"> </w:t>
+      </w:r>
+      <w:proofErr w:type="spellStart"/>
+      <w:r>
+        <w:rPr>
+          <w:rFonts w:ascii="Times New Roman" w:hAnsi="Times New Roman" w:cs="Times New Roman"/>
+        </w:rPr>
         <w:t>материалдар</w:t>
       </w:r>
       <w:proofErr w:type="spellEnd"/>
       <w:r>
-        <w:t xml:space="preserve"> </w:t>
-      </w:r>
-      <w:proofErr w:type="spellStart"/>
-      <w:r>
+        <w:rPr>
+          <w:rFonts w:ascii="Times New Roman" w:hAnsi="Times New Roman" w:cs="Times New Roman"/>
+        </w:rPr>
+        <w:t xml:space="preserve"> </w:t>
+      </w:r>
+      <w:proofErr w:type="spellStart"/>
+      <w:r>
+        <w:rPr>
+          <w:rFonts w:ascii="Times New Roman" w:hAnsi="Times New Roman" w:cs="Times New Roman"/>
+        </w:rPr>
         <w:t>жазылған</w:t>
       </w:r>
       <w:proofErr w:type="spellEnd"/>
       <w:r>
+        <w:rPr>
+          <w:rFonts w:ascii="Times New Roman" w:hAnsi="Times New Roman" w:cs="Times New Roman"/>
+        </w:rPr>
         <w:t xml:space="preserve"> </w:t>
       </w:r>
       <w:r>
         <w:rPr>
           <w:rStyle w:val="a4"/>
+          <w:rFonts w:ascii="Times New Roman" w:hAnsi="Times New Roman" w:cs="Times New Roman"/>
         </w:rPr>
         <w:t xml:space="preserve">USB </w:t>
       </w:r>
@@ -3216,11 +3251,15 @@
       <w:r>
         <w:rPr>
           <w:rStyle w:val="a4"/>
+          <w:rFonts w:ascii="Times New Roman" w:hAnsi="Times New Roman" w:cs="Times New Roman"/>
         </w:rPr>
         <w:t>флеш-жинақтауыш</w:t>
       </w:r>
       <w:proofErr w:type="spellEnd"/>
       <w:r>
+        <w:rPr>
+          <w:rFonts w:ascii="Times New Roman" w:hAnsi="Times New Roman" w:cs="Times New Roman"/>
+        </w:rPr>
         <w:t>.</w:t>
       </w:r>
     </w:p>
@@ -3446,6 +3485,8 @@
         <w:spacing w:before="100" w:beforeAutospacing="1" w:after="100" w:afterAutospacing="1" w:line="240" w:lineRule="auto"/>
         <w:rPr>
           <w:rFonts w:ascii="Times New Roman" w:eastAsia="Times New Roman" w:hAnsi="Times New Roman" w:cs="Times New Roman"/>
+          <w:b/>
+          <w:bCs/>
           <w:sz w:val="24"/>
           <w:szCs w:val="24"/>
           <w:lang w:val="kk-KZ" w:eastAsia="ru-RU"/>
@@ -3485,7 +3526,18 @@
           <w:szCs w:val="24"/>
           <w:lang w:eastAsia="ru-RU"/>
         </w:rPr>
-        <w:t>репозиторийі</w:t>
+        <w:t>репозитори</w:t>
+      </w:r>
+      <w:r>
+        <w:rPr>
+          <w:rFonts w:ascii="Times New Roman" w:eastAsia="Times New Roman" w:hAnsi="Times New Roman" w:cs="Times New Roman"/>
+          <w:b/>
+          <w:bCs/>
+          <w:sz w:val="24"/>
+          <w:szCs w:val="24"/>
+          <w:lang w:eastAsia="ru-RU"/>
+        </w:rPr>
+        <w:t>і</w:t>
       </w:r>
       <w:proofErr w:type="spellEnd"/>
       <w:r>
@@ -3509,12 +3561,35 @@
           <w:lang w:val="kk-KZ" w:eastAsia="ru-RU"/>
         </w:rPr>
         <w:t xml:space="preserve"> </w:t>
+      </w:r>
+    </w:p>
+    <w:p>
+      <w:pPr>
+        <w:spacing w:before="100" w:beforeAutospacing="1" w:after="100" w:afterAutospacing="1" w:line="240" w:lineRule="auto"/>
+        <w:rPr>
+          <w:rStyle w:val="a5"/>
+          <w:rFonts w:ascii="Times New Roman" w:hAnsi="Times New Roman" w:cs="Times New Roman"/>
+          <w:bCs/>
+          <w:sz w:val="24"/>
+          <w:szCs w:val="24"/>
+          <w:lang w:val="en-US"/>
+        </w:rPr>
+      </w:pPr>
+      <w:r>
+        <w:rPr>
+          <w:rFonts w:ascii="Times New Roman" w:eastAsia="Times New Roman" w:hAnsi="Times New Roman" w:cs="Times New Roman"/>
+          <w:bCs/>
+          <w:sz w:val="24"/>
+          <w:szCs w:val="24"/>
+          <w:lang w:val="en-US" w:eastAsia="ru-RU"/>
+        </w:rPr>
+        <w:t xml:space="preserve">Backend: </w:t>
       </w:r>
       <w:hyperlink r:id="rId5" w:history="1">
         <w:r>
           <w:rPr>
             <w:rStyle w:val="a5"/>
-            <w:b/>
+            <w:rFonts w:ascii="Times New Roman" w:hAnsi="Times New Roman" w:cs="Times New Roman"/>
             <w:bCs/>
             <w:sz w:val="24"/>
             <w:szCs w:val="24"/>
@@ -3523,119 +3598,95 @@
           <w:t>https://github.com/doda-developer/doda</w:t>
         </w:r>
       </w:hyperlink>
+      <w:bookmarkStart w:id="0" w:name="_GoBack"/>
+      <w:bookmarkEnd w:id="0"/>
     </w:p>
     <w:p>
       <w:pPr>
-        <w:spacing w:after="0" w:line="240" w:lineRule="auto"/>
-        <w:rPr>
-          <w:rFonts w:ascii="Times New Roman" w:eastAsia="Times New Roman" w:hAnsi="Times New Roman" w:cs="Times New Roman"/>
-          <w:sz w:val="24"/>
-          <w:szCs w:val="24"/>
-          <w:lang w:eastAsia="ru-RU"/>
-        </w:rPr>
-      </w:pPr>
-      <w:r>
-        <w:rPr>
-          <w:rFonts w:ascii="Times New Roman" w:eastAsia="Times New Roman" w:hAnsi="Times New Roman" w:cs="Times New Roman"/>
-          <w:sz w:val="24"/>
-          <w:szCs w:val="24"/>
-          <w:lang w:eastAsia="ru-RU"/>
-        </w:rPr>
-        <w:pict>
-          <v:rect id="_x0000_i1029" style="width:0;height:1.5pt" o:hralign="center" o:hrstd="t" o:hr="t" fillcolor="#a0a0a0" stroked="f"/>
-        </w:pict>
+        <w:spacing w:before="100" w:beforeAutospacing="1" w:after="100" w:afterAutospacing="1" w:line="240" w:lineRule="auto"/>
+        <w:rPr>
+          <w:rFonts w:ascii="Times New Roman" w:eastAsia="Times New Roman" w:hAnsi="Times New Roman" w:cs="Times New Roman"/>
+          <w:sz w:val="24"/>
+          <w:szCs w:val="24"/>
+          <w:lang w:val="kk-KZ" w:eastAsia="ru-RU"/>
+        </w:rPr>
+      </w:pPr>
+      <w:r>
+        <w:rPr>
+          <w:rStyle w:val="a5"/>
+          <w:rFonts w:ascii="Times New Roman" w:hAnsi="Times New Roman" w:cs="Times New Roman"/>
+          <w:bCs/>
+          <w:color w:val="auto"/>
+          <w:sz w:val="24"/>
+          <w:szCs w:val="24"/>
+          <w:u w:val="none"/>
+          <w:lang w:val="en-US"/>
+        </w:rPr>
+        <w:t>Mobile</w:t>
+      </w:r>
+      <w:r>
+        <w:rPr>
+          <w:rStyle w:val="a5"/>
+          <w:rFonts w:ascii="Times New Roman" w:hAnsi="Times New Roman" w:cs="Times New Roman"/>
+          <w:b/>
+          <w:bCs/>
+          <w:color w:val="auto"/>
+          <w:sz w:val="24"/>
+          <w:szCs w:val="24"/>
+          <w:u w:val="none"/>
+          <w:lang w:val="en-US"/>
+        </w:rPr>
+        <w:t xml:space="preserve">: </w:t>
+      </w:r>
+      <w:hyperlink w:history="1"/>
+      <w:r>
+        <w:rPr>
+          <w:rFonts w:ascii="Times New Roman" w:hAnsi="Times New Roman" w:cs="Times New Roman"/>
+          <w:b/>
+          <w:lang w:val="en-US"/>
+        </w:rPr>
+        <w:t xml:space="preserve"> </w:t>
+      </w:r>
+      <w:r>
+        <w:rPr>
+          <w:rFonts w:ascii="Times New Roman" w:hAnsi="Times New Roman" w:cs="Times New Roman"/>
+          <w:color w:val="2E74B5" w:themeColor="accent1" w:themeShade="BF"/>
+          <w:u w:val="single"/>
+          <w:lang w:val="en-US"/>
+        </w:rPr>
+        <w:t>https://github.com/doda-developer/doda-mobile</w:t>
+      </w:r>
+      <w:r>
+        <w:rPr>
+          <w:rFonts w:ascii="Times New Roman" w:eastAsia="Times New Roman" w:hAnsi="Times New Roman" w:cs="Times New Roman"/>
+          <w:color w:val="2E74B5" w:themeColor="accent1" w:themeShade="BF"/>
+          <w:sz w:val="24"/>
+          <w:szCs w:val="24"/>
+          <w:lang w:val="kk-KZ" w:eastAsia="ru-RU"/>
+        </w:rPr>
+        <w:t xml:space="preserve"> </w:t>
       </w:r>
     </w:p>
     <w:p>
       <w:pPr>
-        <w:spacing w:before="100" w:beforeAutospacing="1" w:after="100" w:afterAutospacing="1" w:line="240" w:lineRule="auto"/>
-        <w:rPr>
-          <w:rFonts w:ascii="Times New Roman" w:eastAsia="Times New Roman" w:hAnsi="Times New Roman" w:cs="Times New Roman"/>
-          <w:b/>
-          <w:bCs/>
-          <w:sz w:val="24"/>
-          <w:szCs w:val="24"/>
-          <w:lang w:eastAsia="ru-RU"/>
-        </w:rPr>
-      </w:pPr>
-      <w:r>
-        <w:rPr>
-          <w:rFonts w:ascii="Times New Roman" w:eastAsia="Times New Roman" w:hAnsi="Times New Roman" w:cs="Times New Roman"/>
-          <w:b/>
-          <w:bCs/>
-          <w:sz w:val="24"/>
-          <w:szCs w:val="24"/>
-          <w:lang w:eastAsia="ru-RU"/>
-        </w:rPr>
-        <w:t>Сервер / хостинг:</w:t>
-      </w:r>
-      <w:r>
-        <w:rPr>
-          <w:rFonts w:ascii="Times New Roman" w:eastAsia="Times New Roman" w:hAnsi="Times New Roman" w:cs="Times New Roman"/>
-          <w:b/>
-          <w:bCs/>
-          <w:color w:val="2E74B5" w:themeColor="accent1" w:themeShade="BF"/>
-          <w:sz w:val="24"/>
-          <w:szCs w:val="24"/>
-          <w:lang w:val="en-US" w:eastAsia="ru-RU"/>
-        </w:rPr>
-        <w:t xml:space="preserve"> </w:t>
-      </w:r>
-      <w:r>
-        <w:rPr>
-          <w:rFonts w:ascii="Times New Roman" w:eastAsia="Times New Roman" w:hAnsi="Times New Roman" w:cs="Times New Roman"/>
-          <w:b/>
-          <w:bCs/>
-          <w:color w:val="2E74B5" w:themeColor="accent1" w:themeShade="BF"/>
-          <w:sz w:val="24"/>
-          <w:szCs w:val="24"/>
-          <w:lang w:val="en-US" w:eastAsia="ru-RU"/>
-        </w:rPr>
-        <w:t xml:space="preserve">goodhost.kz </w:t>
-      </w:r>
-      <w:r>
-        <w:rPr>
-          <w:rFonts w:ascii="Times New Roman" w:eastAsia="Times New Roman" w:hAnsi="Times New Roman" w:cs="Times New Roman"/>
-          <w:b/>
-          <w:bCs/>
-          <w:sz w:val="24"/>
-          <w:szCs w:val="24"/>
-          <w:lang w:val="en-US" w:eastAsia="ru-RU"/>
-        </w:rPr>
-        <w:t xml:space="preserve">– </w:t>
-      </w:r>
-      <w:r>
-        <w:rPr>
-          <w:rFonts w:ascii="Times New Roman" w:eastAsia="Times New Roman" w:hAnsi="Times New Roman" w:cs="Times New Roman"/>
-          <w:b/>
-          <w:bCs/>
-          <w:sz w:val="24"/>
-          <w:szCs w:val="24"/>
-          <w:lang w:eastAsia="ru-RU"/>
-        </w:rPr>
-        <w:t>сервис хостингов</w:t>
-      </w:r>
-      <w:r>
-        <w:rPr>
-          <w:rFonts w:ascii="Times New Roman" w:eastAsia="Times New Roman" w:hAnsi="Times New Roman" w:cs="Times New Roman"/>
-          <w:b/>
-          <w:bCs/>
-          <w:sz w:val="24"/>
-          <w:szCs w:val="24"/>
-          <w:lang w:val="en-US" w:eastAsia="ru-RU"/>
-        </w:rPr>
-        <w:t xml:space="preserve">. </w:t>
-      </w:r>
-      <w:r>
-        <w:rPr>
-          <w:rFonts w:ascii="Times New Roman" w:eastAsia="Times New Roman" w:hAnsi="Times New Roman" w:cs="Times New Roman"/>
-          <w:b/>
-          <w:bCs/>
-          <w:sz w:val="24"/>
-          <w:szCs w:val="24"/>
-          <w:lang w:eastAsia="ru-RU"/>
-        </w:rPr>
-        <w:t>Куплено за 1 год (11.07.2026)</w:t>
+        <w:spacing w:after="0" w:line="240" w:lineRule="auto"/>
+        <w:rPr>
+          <w:rFonts w:ascii="Times New Roman" w:eastAsia="Times New Roman" w:hAnsi="Times New Roman" w:cs="Times New Roman"/>
+          <w:sz w:val="24"/>
+          <w:szCs w:val="24"/>
+          <w:lang w:eastAsia="ru-RU"/>
+        </w:rPr>
+      </w:pPr>
+      <w:r>
+        <w:rPr>
+          <w:rFonts w:ascii="Times New Roman" w:eastAsia="Times New Roman" w:hAnsi="Times New Roman" w:cs="Times New Roman"/>
+          <w:sz w:val="24"/>
+          <w:szCs w:val="24"/>
+          <w:lang w:eastAsia="ru-RU"/>
+        </w:rPr>
+        <w:pict>
+          <v:rect id="_x0000_i1028" style="width:0;height:1.5pt" o:hralign="center" o:hrstd="t" o:hr="t" fillcolor="#a0a0a0" stroked="f"/>
+        </w:pict>
       </w:r>
     </w:p>
     <w:p>
@@ -3643,14 +3694,94 @@
         <w:spacing w:before="100" w:beforeAutospacing="1" w:after="100" w:afterAutospacing="1" w:line="240" w:lineRule="auto"/>
         <w:rPr>
           <w:rFonts w:ascii="Times New Roman" w:eastAsia="Times New Roman" w:hAnsi="Times New Roman" w:cs="Times New Roman"/>
-          <w:sz w:val="24"/>
-          <w:szCs w:val="24"/>
-          <w:lang w:eastAsia="ru-RU"/>
-        </w:rPr>
-      </w:pPr>
-      <w:r>
-        <w:rPr>
-          <w:rFonts w:ascii="Courier New" w:hAnsi="Courier New" w:cs="Courier New"/>
+          <w:b/>
+          <w:bCs/>
+          <w:sz w:val="24"/>
+          <w:szCs w:val="24"/>
+          <w:lang w:eastAsia="ru-RU"/>
+        </w:rPr>
+      </w:pPr>
+      <w:r>
+        <w:rPr>
+          <w:rFonts w:ascii="Times New Roman" w:eastAsia="Times New Roman" w:hAnsi="Times New Roman" w:cs="Times New Roman"/>
+          <w:b/>
+          <w:bCs/>
+          <w:sz w:val="24"/>
+          <w:szCs w:val="24"/>
+          <w:lang w:eastAsia="ru-RU"/>
+        </w:rPr>
+        <w:t>Сервер / хостинг:</w:t>
+      </w:r>
+      <w:r>
+        <w:rPr>
+          <w:rFonts w:ascii="Times New Roman" w:eastAsia="Times New Roman" w:hAnsi="Times New Roman" w:cs="Times New Roman"/>
+          <w:b/>
+          <w:bCs/>
+          <w:color w:val="2E74B5" w:themeColor="accent1" w:themeShade="BF"/>
+          <w:sz w:val="24"/>
+          <w:szCs w:val="24"/>
+          <w:lang w:val="en-US" w:eastAsia="ru-RU"/>
+        </w:rPr>
+        <w:t xml:space="preserve"> goodhost.kz </w:t>
+      </w:r>
+      <w:r>
+        <w:rPr>
+          <w:rFonts w:ascii="Times New Roman" w:eastAsia="Times New Roman" w:hAnsi="Times New Roman" w:cs="Times New Roman"/>
+          <w:b/>
+          <w:bCs/>
+          <w:sz w:val="24"/>
+          <w:szCs w:val="24"/>
+          <w:lang w:val="en-US" w:eastAsia="ru-RU"/>
+        </w:rPr>
+        <w:t xml:space="preserve">– </w:t>
+      </w:r>
+      <w:r>
+        <w:rPr>
+          <w:rFonts w:ascii="Times New Roman" w:eastAsia="Times New Roman" w:hAnsi="Times New Roman" w:cs="Times New Roman"/>
+          <w:b/>
+          <w:bCs/>
+          <w:sz w:val="24"/>
+          <w:szCs w:val="24"/>
+          <w:lang w:eastAsia="ru-RU"/>
+        </w:rPr>
+        <w:t>сервис хостингов</w:t>
+      </w:r>
+      <w:r>
+        <w:rPr>
+          <w:rFonts w:ascii="Times New Roman" w:eastAsia="Times New Roman" w:hAnsi="Times New Roman" w:cs="Times New Roman"/>
+          <w:b/>
+          <w:bCs/>
+          <w:sz w:val="24"/>
+          <w:szCs w:val="24"/>
+          <w:lang w:val="en-US" w:eastAsia="ru-RU"/>
+        </w:rPr>
+        <w:t xml:space="preserve">. </w:t>
+      </w:r>
+      <w:r>
+        <w:rPr>
+          <w:rFonts w:ascii="Times New Roman" w:eastAsia="Times New Roman" w:hAnsi="Times New Roman" w:cs="Times New Roman"/>
+          <w:b/>
+          <w:bCs/>
+          <w:sz w:val="24"/>
+          <w:szCs w:val="24"/>
+          <w:lang w:eastAsia="ru-RU"/>
+        </w:rPr>
+        <w:t>Куплено за 1 год (11.07.2026)</w:t>
+      </w:r>
+    </w:p>
+    <w:p>
+      <w:pPr>
+        <w:spacing w:before="100" w:beforeAutospacing="1" w:after="100" w:afterAutospacing="1" w:line="240" w:lineRule="auto"/>
+        <w:rPr>
+          <w:rFonts w:ascii="Times New Roman" w:eastAsia="Times New Roman" w:hAnsi="Times New Roman" w:cs="Times New Roman"/>
+          <w:sz w:val="24"/>
+          <w:szCs w:val="24"/>
+          <w:lang w:eastAsia="ru-RU"/>
+        </w:rPr>
+      </w:pPr>
+      <w:r>
+        <w:rPr>
+          <w:rFonts w:ascii="Times New Roman" w:hAnsi="Times New Roman" w:cs="Times New Roman"/>
           <w:color w:val="333333"/>
           <w:sz w:val="21"/>
           <w:szCs w:val="21"/>
@@ -3660,7 +3791,7 @@
       </w:r>
       <w:r>
         <w:rPr>
-          <w:rFonts w:ascii="Courier New" w:hAnsi="Courier New" w:cs="Courier New"/>
+          <w:rFonts w:ascii="Times New Roman" w:hAnsi="Times New Roman" w:cs="Times New Roman"/>
           <w:color w:val="333333"/>
           <w:sz w:val="21"/>
           <w:szCs w:val="21"/>
@@ -3671,7 +3802,7 @@
       </w:r>
       <w:r>
         <w:rPr>
-          <w:rFonts w:ascii="Courier New" w:hAnsi="Courier New" w:cs="Courier New"/>
+          <w:rFonts w:ascii="Times New Roman" w:hAnsi="Times New Roman" w:cs="Times New Roman"/>
           <w:color w:val="333333"/>
           <w:sz w:val="21"/>
           <w:szCs w:val="21"/>
@@ -3681,7 +3812,7 @@
       </w:r>
       <w:r>
         <w:rPr>
-          <w:rFonts w:ascii="Courier New" w:hAnsi="Courier New" w:cs="Courier New"/>
+          <w:rFonts w:ascii="Times New Roman" w:hAnsi="Times New Roman" w:cs="Times New Roman"/>
           <w:color w:val="333333"/>
           <w:sz w:val="21"/>
           <w:szCs w:val="21"/>
@@ -3692,7 +3823,7 @@
       </w:r>
       <w:r>
         <w:rPr>
-          <w:rFonts w:ascii="Courier New" w:hAnsi="Courier New" w:cs="Courier New"/>
+          <w:rFonts w:ascii="Times New Roman" w:hAnsi="Times New Roman" w:cs="Times New Roman"/>
           <w:color w:val="999999"/>
           <w:sz w:val="21"/>
           <w:szCs w:val="21"/>
@@ -3719,6 +3850,73 @@
           <w:lang w:eastAsia="ru-RU"/>
         </w:rPr>
         <w:pict>
+          <v:rect id="_x0000_i1029" style="width:0;height:1.5pt" o:hralign="center" o:hrstd="t" o:hr="t" fillcolor="#a0a0a0" stroked="f"/>
+        </w:pict>
+      </w:r>
+    </w:p>
+    <w:p>
+      <w:pPr>
+        <w:spacing w:before="100" w:beforeAutospacing="1" w:after="100" w:afterAutospacing="1" w:line="240" w:lineRule="auto"/>
+        <w:rPr>
+          <w:rFonts w:ascii="Times New Roman" w:eastAsia="Times New Roman" w:hAnsi="Times New Roman" w:cs="Times New Roman"/>
+          <w:sz w:val="24"/>
+          <w:szCs w:val="24"/>
+          <w:lang w:val="kk-KZ" w:eastAsia="ru-RU"/>
+        </w:rPr>
+      </w:pPr>
+      <w:r>
+        <w:rPr>
+          <w:rFonts w:ascii="Times New Roman" w:eastAsia="Times New Roman" w:hAnsi="Times New Roman" w:cs="Times New Roman"/>
+          <w:b/>
+          <w:bCs/>
+          <w:sz w:val="24"/>
+          <w:szCs w:val="24"/>
+          <w:lang w:eastAsia="ru-RU"/>
+        </w:rPr>
+        <w:t>Домен:</w:t>
+      </w:r>
+      <w:r>
+        <w:rPr>
+          <w:rFonts w:ascii="Times New Roman" w:eastAsia="Times New Roman" w:hAnsi="Times New Roman" w:cs="Times New Roman"/>
+          <w:b/>
+          <w:bCs/>
+          <w:sz w:val="24"/>
+          <w:szCs w:val="24"/>
+          <w:lang w:val="kk-KZ" w:eastAsia="ru-RU"/>
+        </w:rPr>
+        <w:t xml:space="preserve"> </w:t>
+      </w:r>
+      <w:r>
+        <w:rPr>
+          <w:rFonts w:ascii="Times New Roman" w:eastAsia="Times New Roman" w:hAnsi="Times New Roman" w:cs="Times New Roman"/>
+          <w:b/>
+          <w:bCs/>
+          <w:color w:val="2E74B5" w:themeColor="accent1" w:themeShade="BF"/>
+          <w:sz w:val="24"/>
+          <w:szCs w:val="24"/>
+          <w:lang w:val="en-US" w:eastAsia="ru-RU"/>
+        </w:rPr>
+        <w:t>dodapp.kz, api.dodapp.kz, files.dodapp.kz</w:t>
+      </w:r>
+    </w:p>
+    <w:p>
+      <w:pPr>
+        <w:spacing w:after="0" w:line="240" w:lineRule="auto"/>
+        <w:rPr>
+          <w:rFonts w:ascii="Times New Roman" w:eastAsia="Times New Roman" w:hAnsi="Times New Roman" w:cs="Times New Roman"/>
+          <w:sz w:val="24"/>
+          <w:szCs w:val="24"/>
+          <w:lang w:eastAsia="ru-RU"/>
+        </w:rPr>
+      </w:pPr>
+      <w:r>
+        <w:rPr>
+          <w:rFonts w:ascii="Times New Roman" w:eastAsia="Times New Roman" w:hAnsi="Times New Roman" w:cs="Times New Roman"/>
+          <w:sz w:val="24"/>
+          <w:szCs w:val="24"/>
+          <w:lang w:eastAsia="ru-RU"/>
+        </w:rPr>
+        <w:pict>
           <v:rect id="_x0000_i1030" style="width:0;height:1.5pt" o:hralign="center" o:hrstd="t" o:hr="t" fillcolor="#a0a0a0" stroked="f"/>
         </w:pict>
       </w:r>
@@ -3733,16 +3931,77 @@
           <w:lang w:val="kk-KZ" w:eastAsia="ru-RU"/>
         </w:rPr>
       </w:pPr>
-      <w:r>
-        <w:rPr>
-          <w:rFonts w:ascii="Times New Roman" w:eastAsia="Times New Roman" w:hAnsi="Times New Roman" w:cs="Times New Roman"/>
-          <w:b/>
-          <w:bCs/>
-          <w:sz w:val="24"/>
-          <w:szCs w:val="24"/>
-          <w:lang w:eastAsia="ru-RU"/>
-        </w:rPr>
-        <w:t>Домен:</w:t>
+      <w:proofErr w:type="spellStart"/>
+      <w:r>
+        <w:rPr>
+          <w:rFonts w:ascii="Times New Roman" w:eastAsia="Times New Roman" w:hAnsi="Times New Roman" w:cs="Times New Roman"/>
+          <w:b/>
+          <w:bCs/>
+          <w:sz w:val="24"/>
+          <w:szCs w:val="24"/>
+          <w:lang w:eastAsia="ru-RU"/>
+        </w:rPr>
+        <w:t>Әкімшілік</w:t>
+      </w:r>
+      <w:proofErr w:type="spellEnd"/>
+      <w:r>
+        <w:rPr>
+          <w:rFonts w:ascii="Times New Roman" w:eastAsia="Times New Roman" w:hAnsi="Times New Roman" w:cs="Times New Roman"/>
+          <w:b/>
+          <w:bCs/>
+          <w:sz w:val="24"/>
+          <w:szCs w:val="24"/>
+          <w:lang w:eastAsia="ru-RU"/>
+        </w:rPr>
+        <w:t xml:space="preserve"> </w:t>
+      </w:r>
+      <w:proofErr w:type="spellStart"/>
+      <w:r>
+        <w:rPr>
+          <w:rFonts w:ascii="Times New Roman" w:eastAsia="Times New Roman" w:hAnsi="Times New Roman" w:cs="Times New Roman"/>
+          <w:b/>
+          <w:bCs/>
+          <w:sz w:val="24"/>
+          <w:szCs w:val="24"/>
+          <w:lang w:eastAsia="ru-RU"/>
+        </w:rPr>
+        <w:t>басқару</w:t>
+      </w:r>
+      <w:proofErr w:type="spellEnd"/>
+      <w:r>
+        <w:rPr>
+          <w:rFonts w:ascii="Times New Roman" w:eastAsia="Times New Roman" w:hAnsi="Times New Roman" w:cs="Times New Roman"/>
+          <w:b/>
+          <w:bCs/>
+          <w:sz w:val="24"/>
+          <w:szCs w:val="24"/>
+          <w:lang w:eastAsia="ru-RU"/>
+        </w:rPr>
+        <w:t xml:space="preserve"> </w:t>
+      </w:r>
+      <w:proofErr w:type="spellStart"/>
+      <w:r>
+        <w:rPr>
+          <w:rFonts w:ascii="Times New Roman" w:eastAsia="Times New Roman" w:hAnsi="Times New Roman" w:cs="Times New Roman"/>
+          <w:b/>
+          <w:bCs/>
+          <w:sz w:val="24"/>
+          <w:szCs w:val="24"/>
+          <w:lang w:eastAsia="ru-RU"/>
+        </w:rPr>
+        <w:t>панелі</w:t>
+      </w:r>
+      <w:proofErr w:type="spellEnd"/>
+      <w:r>
+        <w:rPr>
+          <w:rFonts w:ascii="Times New Roman" w:eastAsia="Times New Roman" w:hAnsi="Times New Roman" w:cs="Times New Roman"/>
+          <w:b/>
+          <w:bCs/>
+          <w:sz w:val="24"/>
+          <w:szCs w:val="24"/>
+          <w:lang w:eastAsia="ru-RU"/>
+        </w:rPr>
+        <w:t>:</w:t>
       </w:r>
       <w:r>
         <w:rPr>
@@ -3765,7 +4024,7 @@
           <w:szCs w:val="24"/>
           <w:lang w:val="en-US" w:eastAsia="ru-RU"/>
         </w:rPr>
-        <w:t>dodapp.kz, api.dodapp.kz, files.dodapp.kz</w:t>
+        <w:t>dodapp.kz</w:t>
       </w:r>
     </w:p>
     <w:p>
@@ -3810,55 +4069,31 @@
           <w:szCs w:val="24"/>
           <w:lang w:eastAsia="ru-RU"/>
         </w:rPr>
-        <w:t>Әкімшілік</w:t>
-      </w:r>
-      <w:proofErr w:type="spellEnd"/>
-      <w:r>
-        <w:rPr>
-          <w:rFonts w:ascii="Times New Roman" w:eastAsia="Times New Roman" w:hAnsi="Times New Roman" w:cs="Times New Roman"/>
-          <w:b/>
-          <w:bCs/>
-          <w:sz w:val="24"/>
-          <w:szCs w:val="24"/>
-          <w:lang w:eastAsia="ru-RU"/>
-        </w:rPr>
-        <w:t xml:space="preserve"> </w:t>
-      </w:r>
-      <w:proofErr w:type="spellStart"/>
-      <w:r>
-        <w:rPr>
-          <w:rFonts w:ascii="Times New Roman" w:eastAsia="Times New Roman" w:hAnsi="Times New Roman" w:cs="Times New Roman"/>
-          <w:b/>
-          <w:bCs/>
-          <w:sz w:val="24"/>
-          <w:szCs w:val="24"/>
-          <w:lang w:eastAsia="ru-RU"/>
-        </w:rPr>
-        <w:t>басқару</w:t>
-      </w:r>
-      <w:proofErr w:type="spellEnd"/>
-      <w:r>
-        <w:rPr>
-          <w:rFonts w:ascii="Times New Roman" w:eastAsia="Times New Roman" w:hAnsi="Times New Roman" w:cs="Times New Roman"/>
-          <w:b/>
-          <w:bCs/>
-          <w:sz w:val="24"/>
-          <w:szCs w:val="24"/>
-          <w:lang w:eastAsia="ru-RU"/>
-        </w:rPr>
-        <w:t xml:space="preserve"> </w:t>
-      </w:r>
-      <w:proofErr w:type="spellStart"/>
-      <w:r>
-        <w:rPr>
-          <w:rFonts w:ascii="Times New Roman" w:eastAsia="Times New Roman" w:hAnsi="Times New Roman" w:cs="Times New Roman"/>
-          <w:b/>
-          <w:bCs/>
-          <w:sz w:val="24"/>
-          <w:szCs w:val="24"/>
-          <w:lang w:eastAsia="ru-RU"/>
-        </w:rPr>
-        <w:t>панелі</w:t>
+        <w:t>Деректер</w:t>
+      </w:r>
+      <w:proofErr w:type="spellEnd"/>
+      <w:r>
+        <w:rPr>
+          <w:rFonts w:ascii="Times New Roman" w:eastAsia="Times New Roman" w:hAnsi="Times New Roman" w:cs="Times New Roman"/>
+          <w:b/>
+          <w:bCs/>
+          <w:sz w:val="24"/>
+          <w:szCs w:val="24"/>
+          <w:lang w:eastAsia="ru-RU"/>
+        </w:rPr>
+        <w:t xml:space="preserve"> </w:t>
+      </w:r>
+      <w:proofErr w:type="spellStart"/>
+      <w:r>
+        <w:rPr>
+          <w:rFonts w:ascii="Times New Roman" w:eastAsia="Times New Roman" w:hAnsi="Times New Roman" w:cs="Times New Roman"/>
+          <w:b/>
+          <w:bCs/>
+          <w:sz w:val="24"/>
+          <w:szCs w:val="24"/>
+          <w:lang w:eastAsia="ru-RU"/>
+        </w:rPr>
+        <w:t>базасы</w:t>
       </w:r>
       <w:proofErr w:type="spellEnd"/>
       <w:r>
@@ -3893,7 +4128,7 @@
           <w:szCs w:val="24"/>
           <w:lang w:val="en-US" w:eastAsia="ru-RU"/>
         </w:rPr>
-        <w:t>dodapp.kz</w:t>
+        <w:t>PostgreSQL</w:t>
       </w:r>
     </w:p>
     <w:p>
@@ -3920,84 +4155,3030 @@
     </w:p>
     <w:p>
       <w:pPr>
+        <w:spacing w:after="0" w:line="240" w:lineRule="auto"/>
+        <w:rPr>
+          <w:rFonts w:ascii="Times New Roman" w:eastAsia="Times New Roman" w:hAnsi="Times New Roman" w:cs="Times New Roman"/>
+          <w:sz w:val="24"/>
+          <w:szCs w:val="24"/>
+          <w:lang w:eastAsia="ru-RU"/>
+        </w:rPr>
+      </w:pPr>
+    </w:p>
+    <w:p>
+      <w:pPr>
         <w:spacing w:before="100" w:beforeAutospacing="1" w:after="100" w:afterAutospacing="1" w:line="240" w:lineRule="auto"/>
         <w:rPr>
           <w:rFonts w:ascii="Times New Roman" w:eastAsia="Times New Roman" w:hAnsi="Times New Roman" w:cs="Times New Roman"/>
           <w:sz w:val="24"/>
           <w:szCs w:val="24"/>
+          <w:lang w:eastAsia="ru-RU"/>
+        </w:rPr>
+      </w:pPr>
+      <w:proofErr w:type="spellStart"/>
+      <w:r>
+        <w:rPr>
+          <w:rFonts w:ascii="Times New Roman" w:eastAsia="Times New Roman" w:hAnsi="Times New Roman" w:cs="Times New Roman"/>
+          <w:sz w:val="24"/>
+          <w:szCs w:val="24"/>
+          <w:lang w:eastAsia="ru-RU"/>
+        </w:rPr>
+        <w:t>Құпиясөздер</w:t>
+      </w:r>
+      <w:proofErr w:type="spellEnd"/>
+      <w:r>
+        <w:rPr>
+          <w:rFonts w:ascii="Times New Roman" w:eastAsia="Times New Roman" w:hAnsi="Times New Roman" w:cs="Times New Roman"/>
+          <w:sz w:val="24"/>
+          <w:szCs w:val="24"/>
+          <w:lang w:eastAsia="ru-RU"/>
+        </w:rPr>
+        <w:t xml:space="preserve">, </w:t>
+      </w:r>
+      <w:proofErr w:type="spellStart"/>
+      <w:r>
+        <w:rPr>
+          <w:rFonts w:ascii="Times New Roman" w:eastAsia="Times New Roman" w:hAnsi="Times New Roman" w:cs="Times New Roman"/>
+          <w:sz w:val="24"/>
+          <w:szCs w:val="24"/>
+          <w:lang w:eastAsia="ru-RU"/>
+        </w:rPr>
+        <w:t>токендер</w:t>
+      </w:r>
+      <w:proofErr w:type="spellEnd"/>
+      <w:r>
+        <w:rPr>
+          <w:rFonts w:ascii="Times New Roman" w:eastAsia="Times New Roman" w:hAnsi="Times New Roman" w:cs="Times New Roman"/>
+          <w:sz w:val="24"/>
+          <w:szCs w:val="24"/>
+          <w:lang w:eastAsia="ru-RU"/>
+        </w:rPr>
+        <w:t xml:space="preserve"> </w:t>
+      </w:r>
+      <w:proofErr w:type="spellStart"/>
+      <w:r>
+        <w:rPr>
+          <w:rFonts w:ascii="Times New Roman" w:eastAsia="Times New Roman" w:hAnsi="Times New Roman" w:cs="Times New Roman"/>
+          <w:sz w:val="24"/>
+          <w:szCs w:val="24"/>
+          <w:lang w:eastAsia="ru-RU"/>
+        </w:rPr>
+        <w:t>және</w:t>
+      </w:r>
+      <w:proofErr w:type="spellEnd"/>
+      <w:r>
+        <w:rPr>
+          <w:rFonts w:ascii="Times New Roman" w:eastAsia="Times New Roman" w:hAnsi="Times New Roman" w:cs="Times New Roman"/>
+          <w:sz w:val="24"/>
+          <w:szCs w:val="24"/>
+          <w:lang w:eastAsia="ru-RU"/>
+        </w:rPr>
+        <w:t xml:space="preserve"> </w:t>
+      </w:r>
+      <w:proofErr w:type="spellStart"/>
+      <w:r>
+        <w:rPr>
+          <w:rFonts w:ascii="Times New Roman" w:eastAsia="Times New Roman" w:hAnsi="Times New Roman" w:cs="Times New Roman"/>
+          <w:sz w:val="24"/>
+          <w:szCs w:val="24"/>
+          <w:lang w:eastAsia="ru-RU"/>
+        </w:rPr>
+        <w:t>өзге</w:t>
+      </w:r>
+      <w:proofErr w:type="spellEnd"/>
+      <w:r>
+        <w:rPr>
+          <w:rFonts w:ascii="Times New Roman" w:eastAsia="Times New Roman" w:hAnsi="Times New Roman" w:cs="Times New Roman"/>
+          <w:sz w:val="24"/>
+          <w:szCs w:val="24"/>
+          <w:lang w:eastAsia="ru-RU"/>
+        </w:rPr>
+        <w:t xml:space="preserve"> де </w:t>
+      </w:r>
+      <w:proofErr w:type="spellStart"/>
+      <w:r>
+        <w:rPr>
+          <w:rFonts w:ascii="Times New Roman" w:eastAsia="Times New Roman" w:hAnsi="Times New Roman" w:cs="Times New Roman"/>
+          <w:sz w:val="24"/>
+          <w:szCs w:val="24"/>
+          <w:lang w:eastAsia="ru-RU"/>
+        </w:rPr>
+        <w:t>құпия</w:t>
+      </w:r>
+      <w:proofErr w:type="spellEnd"/>
+      <w:r>
+        <w:rPr>
+          <w:rFonts w:ascii="Times New Roman" w:eastAsia="Times New Roman" w:hAnsi="Times New Roman" w:cs="Times New Roman"/>
+          <w:sz w:val="24"/>
+          <w:szCs w:val="24"/>
+          <w:lang w:eastAsia="ru-RU"/>
+        </w:rPr>
+        <w:t xml:space="preserve"> </w:t>
+      </w:r>
+      <w:proofErr w:type="spellStart"/>
+      <w:r>
+        <w:rPr>
+          <w:rFonts w:ascii="Times New Roman" w:eastAsia="Times New Roman" w:hAnsi="Times New Roman" w:cs="Times New Roman"/>
+          <w:sz w:val="24"/>
+          <w:szCs w:val="24"/>
+          <w:lang w:eastAsia="ru-RU"/>
+        </w:rPr>
+        <w:t>ақпарат</w:t>
+      </w:r>
+      <w:proofErr w:type="spellEnd"/>
+      <w:r>
+        <w:rPr>
+          <w:rFonts w:ascii="Times New Roman" w:eastAsia="Times New Roman" w:hAnsi="Times New Roman" w:cs="Times New Roman"/>
+          <w:sz w:val="24"/>
+          <w:szCs w:val="24"/>
+          <w:lang w:eastAsia="ru-RU"/>
+        </w:rPr>
+        <w:t xml:space="preserve"> </w:t>
+      </w:r>
+      <w:proofErr w:type="spellStart"/>
+      <w:r>
+        <w:rPr>
+          <w:rFonts w:ascii="Times New Roman" w:eastAsia="Times New Roman" w:hAnsi="Times New Roman" w:cs="Times New Roman"/>
+          <w:sz w:val="24"/>
+          <w:szCs w:val="24"/>
+          <w:lang w:eastAsia="ru-RU"/>
+        </w:rPr>
+        <w:t>Тараптардың</w:t>
+      </w:r>
+      <w:proofErr w:type="spellEnd"/>
+      <w:r>
+        <w:rPr>
+          <w:rFonts w:ascii="Times New Roman" w:eastAsia="Times New Roman" w:hAnsi="Times New Roman" w:cs="Times New Roman"/>
+          <w:sz w:val="24"/>
+          <w:szCs w:val="24"/>
+          <w:lang w:eastAsia="ru-RU"/>
+        </w:rPr>
+        <w:t xml:space="preserve"> </w:t>
+      </w:r>
+      <w:proofErr w:type="spellStart"/>
+      <w:r>
+        <w:rPr>
+          <w:rFonts w:ascii="Times New Roman" w:eastAsia="Times New Roman" w:hAnsi="Times New Roman" w:cs="Times New Roman"/>
+          <w:sz w:val="24"/>
+          <w:szCs w:val="24"/>
+          <w:lang w:eastAsia="ru-RU"/>
+        </w:rPr>
+        <w:t>келісімі</w:t>
+      </w:r>
+      <w:proofErr w:type="spellEnd"/>
+      <w:r>
+        <w:rPr>
+          <w:rFonts w:ascii="Times New Roman" w:eastAsia="Times New Roman" w:hAnsi="Times New Roman" w:cs="Times New Roman"/>
+          <w:sz w:val="24"/>
+          <w:szCs w:val="24"/>
+          <w:lang w:eastAsia="ru-RU"/>
+        </w:rPr>
+        <w:t xml:space="preserve"> </w:t>
+      </w:r>
+      <w:proofErr w:type="spellStart"/>
+      <w:r>
+        <w:rPr>
+          <w:rFonts w:ascii="Times New Roman" w:eastAsia="Times New Roman" w:hAnsi="Times New Roman" w:cs="Times New Roman"/>
+          <w:sz w:val="24"/>
+          <w:szCs w:val="24"/>
+          <w:lang w:eastAsia="ru-RU"/>
+        </w:rPr>
+        <w:t>бойынша</w:t>
+      </w:r>
+      <w:proofErr w:type="spellEnd"/>
+      <w:r>
+        <w:rPr>
+          <w:rFonts w:ascii="Times New Roman" w:eastAsia="Times New Roman" w:hAnsi="Times New Roman" w:cs="Times New Roman"/>
+          <w:sz w:val="24"/>
+          <w:szCs w:val="24"/>
+          <w:lang w:eastAsia="ru-RU"/>
+        </w:rPr>
+        <w:t xml:space="preserve"> </w:t>
+      </w:r>
+      <w:proofErr w:type="spellStart"/>
+      <w:r>
+        <w:rPr>
+          <w:rFonts w:ascii="Times New Roman" w:eastAsia="Times New Roman" w:hAnsi="Times New Roman" w:cs="Times New Roman"/>
+          <w:sz w:val="24"/>
+          <w:szCs w:val="24"/>
+          <w:lang w:eastAsia="ru-RU"/>
+        </w:rPr>
+        <w:t>жеке</w:t>
+      </w:r>
+      <w:proofErr w:type="spellEnd"/>
+      <w:r>
+        <w:rPr>
+          <w:rFonts w:ascii="Times New Roman" w:eastAsia="Times New Roman" w:hAnsi="Times New Roman" w:cs="Times New Roman"/>
+          <w:sz w:val="24"/>
+          <w:szCs w:val="24"/>
+          <w:lang w:eastAsia="ru-RU"/>
+        </w:rPr>
+        <w:t xml:space="preserve"> </w:t>
+      </w:r>
+      <w:proofErr w:type="spellStart"/>
+      <w:r>
+        <w:rPr>
+          <w:rFonts w:ascii="Times New Roman" w:eastAsia="Times New Roman" w:hAnsi="Times New Roman" w:cs="Times New Roman"/>
+          <w:sz w:val="24"/>
+          <w:szCs w:val="24"/>
+          <w:lang w:eastAsia="ru-RU"/>
+        </w:rPr>
+        <w:t>қорғалған</w:t>
+      </w:r>
+      <w:proofErr w:type="spellEnd"/>
+      <w:r>
+        <w:rPr>
+          <w:rFonts w:ascii="Times New Roman" w:eastAsia="Times New Roman" w:hAnsi="Times New Roman" w:cs="Times New Roman"/>
+          <w:sz w:val="24"/>
+          <w:szCs w:val="24"/>
+          <w:lang w:eastAsia="ru-RU"/>
+        </w:rPr>
+        <w:t xml:space="preserve"> </w:t>
+      </w:r>
+      <w:proofErr w:type="spellStart"/>
+      <w:r>
+        <w:rPr>
+          <w:rFonts w:ascii="Times New Roman" w:eastAsia="Times New Roman" w:hAnsi="Times New Roman" w:cs="Times New Roman"/>
+          <w:sz w:val="24"/>
+          <w:szCs w:val="24"/>
+          <w:lang w:eastAsia="ru-RU"/>
+        </w:rPr>
+        <w:t>арна</w:t>
+      </w:r>
+      <w:proofErr w:type="spellEnd"/>
+      <w:r>
+        <w:rPr>
+          <w:rFonts w:ascii="Times New Roman" w:eastAsia="Times New Roman" w:hAnsi="Times New Roman" w:cs="Times New Roman"/>
+          <w:sz w:val="24"/>
+          <w:szCs w:val="24"/>
+          <w:lang w:eastAsia="ru-RU"/>
+        </w:rPr>
+        <w:t xml:space="preserve"> </w:t>
+      </w:r>
+      <w:proofErr w:type="spellStart"/>
+      <w:r>
+        <w:rPr>
+          <w:rFonts w:ascii="Times New Roman" w:eastAsia="Times New Roman" w:hAnsi="Times New Roman" w:cs="Times New Roman"/>
+          <w:sz w:val="24"/>
+          <w:szCs w:val="24"/>
+          <w:lang w:eastAsia="ru-RU"/>
+        </w:rPr>
+        <w:t>арқылы</w:t>
+      </w:r>
+      <w:proofErr w:type="spellEnd"/>
+      <w:r>
+        <w:rPr>
+          <w:rFonts w:ascii="Times New Roman" w:eastAsia="Times New Roman" w:hAnsi="Times New Roman" w:cs="Times New Roman"/>
+          <w:sz w:val="24"/>
+          <w:szCs w:val="24"/>
+          <w:lang w:eastAsia="ru-RU"/>
+        </w:rPr>
+        <w:t xml:space="preserve"> </w:t>
+      </w:r>
+      <w:proofErr w:type="spellStart"/>
+      <w:r>
+        <w:rPr>
+          <w:rFonts w:ascii="Times New Roman" w:eastAsia="Times New Roman" w:hAnsi="Times New Roman" w:cs="Times New Roman"/>
+          <w:sz w:val="24"/>
+          <w:szCs w:val="24"/>
+          <w:lang w:eastAsia="ru-RU"/>
+        </w:rPr>
+        <w:t>берілуі</w:t>
+      </w:r>
+      <w:proofErr w:type="spellEnd"/>
+      <w:r>
+        <w:rPr>
+          <w:rFonts w:ascii="Times New Roman" w:eastAsia="Times New Roman" w:hAnsi="Times New Roman" w:cs="Times New Roman"/>
+          <w:sz w:val="24"/>
+          <w:szCs w:val="24"/>
+          <w:lang w:eastAsia="ru-RU"/>
+        </w:rPr>
+        <w:t xml:space="preserve"> </w:t>
+      </w:r>
+      <w:proofErr w:type="spellStart"/>
+      <w:r>
+        <w:rPr>
+          <w:rFonts w:ascii="Times New Roman" w:eastAsia="Times New Roman" w:hAnsi="Times New Roman" w:cs="Times New Roman"/>
+          <w:sz w:val="24"/>
+          <w:szCs w:val="24"/>
+          <w:lang w:eastAsia="ru-RU"/>
+        </w:rPr>
+        <w:t>мүмкін</w:t>
+      </w:r>
+      <w:proofErr w:type="spellEnd"/>
+      <w:r>
+        <w:rPr>
+          <w:rFonts w:ascii="Times New Roman" w:eastAsia="Times New Roman" w:hAnsi="Times New Roman" w:cs="Times New Roman"/>
+          <w:sz w:val="24"/>
+          <w:szCs w:val="24"/>
+          <w:lang w:eastAsia="ru-RU"/>
+        </w:rPr>
+        <w:t xml:space="preserve"> </w:t>
+      </w:r>
+      <w:proofErr w:type="spellStart"/>
+      <w:r>
+        <w:rPr>
+          <w:rFonts w:ascii="Times New Roman" w:eastAsia="Times New Roman" w:hAnsi="Times New Roman" w:cs="Times New Roman"/>
+          <w:sz w:val="24"/>
+          <w:szCs w:val="24"/>
+          <w:lang w:eastAsia="ru-RU"/>
+        </w:rPr>
+        <w:t>және</w:t>
+      </w:r>
+      <w:proofErr w:type="spellEnd"/>
+      <w:r>
+        <w:rPr>
+          <w:rFonts w:ascii="Times New Roman" w:eastAsia="Times New Roman" w:hAnsi="Times New Roman" w:cs="Times New Roman"/>
+          <w:sz w:val="24"/>
+          <w:szCs w:val="24"/>
+          <w:lang w:eastAsia="ru-RU"/>
+        </w:rPr>
+        <w:t xml:space="preserve"> осы </w:t>
+      </w:r>
+      <w:proofErr w:type="spellStart"/>
+      <w:r>
+        <w:rPr>
+          <w:rFonts w:ascii="Times New Roman" w:eastAsia="Times New Roman" w:hAnsi="Times New Roman" w:cs="Times New Roman"/>
+          <w:sz w:val="24"/>
+          <w:szCs w:val="24"/>
+          <w:lang w:eastAsia="ru-RU"/>
+        </w:rPr>
+        <w:t>Актіде</w:t>
+      </w:r>
+      <w:proofErr w:type="spellEnd"/>
+      <w:r>
+        <w:rPr>
+          <w:rFonts w:ascii="Times New Roman" w:eastAsia="Times New Roman" w:hAnsi="Times New Roman" w:cs="Times New Roman"/>
+          <w:sz w:val="24"/>
+          <w:szCs w:val="24"/>
+          <w:lang w:eastAsia="ru-RU"/>
+        </w:rPr>
+        <w:t xml:space="preserve"> </w:t>
+      </w:r>
+      <w:proofErr w:type="spellStart"/>
+      <w:r>
+        <w:rPr>
+          <w:rFonts w:ascii="Times New Roman" w:eastAsia="Times New Roman" w:hAnsi="Times New Roman" w:cs="Times New Roman"/>
+          <w:sz w:val="24"/>
+          <w:szCs w:val="24"/>
+          <w:lang w:eastAsia="ru-RU"/>
+        </w:rPr>
+        <w:t>көрсетілмеуі</w:t>
+      </w:r>
+      <w:proofErr w:type="spellEnd"/>
+      <w:r>
+        <w:rPr>
+          <w:rFonts w:ascii="Times New Roman" w:eastAsia="Times New Roman" w:hAnsi="Times New Roman" w:cs="Times New Roman"/>
+          <w:sz w:val="24"/>
+          <w:szCs w:val="24"/>
+          <w:lang w:eastAsia="ru-RU"/>
+        </w:rPr>
+        <w:t xml:space="preserve"> </w:t>
+      </w:r>
+      <w:proofErr w:type="spellStart"/>
+      <w:r>
+        <w:rPr>
+          <w:rFonts w:ascii="Times New Roman" w:eastAsia="Times New Roman" w:hAnsi="Times New Roman" w:cs="Times New Roman"/>
+          <w:sz w:val="24"/>
+          <w:szCs w:val="24"/>
+          <w:lang w:eastAsia="ru-RU"/>
+        </w:rPr>
+        <w:t>мүмкін</w:t>
+      </w:r>
+      <w:proofErr w:type="spellEnd"/>
+      <w:r>
+        <w:rPr>
+          <w:rFonts w:ascii="Times New Roman" w:eastAsia="Times New Roman" w:hAnsi="Times New Roman" w:cs="Times New Roman"/>
+          <w:sz w:val="24"/>
+          <w:szCs w:val="24"/>
+          <w:lang w:eastAsia="ru-RU"/>
+        </w:rPr>
+        <w:t>.</w:t>
+      </w:r>
+    </w:p>
+    <w:p>
+      <w:pPr>
+        <w:spacing w:before="100" w:beforeAutospacing="1" w:after="100" w:afterAutospacing="1" w:line="240" w:lineRule="auto"/>
+        <w:outlineLvl w:val="1"/>
+        <w:rPr>
+          <w:rFonts w:ascii="Times New Roman" w:eastAsia="Times New Roman" w:hAnsi="Times New Roman" w:cs="Times New Roman"/>
+          <w:b/>
+          <w:bCs/>
+          <w:sz w:val="36"/>
+          <w:szCs w:val="36"/>
+          <w:lang w:eastAsia="ru-RU"/>
+        </w:rPr>
+      </w:pPr>
+      <w:r>
+        <w:rPr>
+          <w:rFonts w:ascii="Times New Roman" w:eastAsia="Times New Roman" w:hAnsi="Times New Roman" w:cs="Times New Roman"/>
+          <w:b/>
+          <w:bCs/>
+          <w:sz w:val="36"/>
+          <w:szCs w:val="36"/>
           <w:lang w:val="kk-KZ" w:eastAsia="ru-RU"/>
         </w:rPr>
-      </w:pPr>
-      <w:proofErr w:type="spellStart"/>
-      <w:r>
-        <w:rPr>
-          <w:rFonts w:ascii="Times New Roman" w:eastAsia="Times New Roman" w:hAnsi="Times New Roman" w:cs="Times New Roman"/>
-          <w:b/>
-          <w:bCs/>
-          <w:sz w:val="24"/>
-          <w:szCs w:val="24"/>
-          <w:lang w:eastAsia="ru-RU"/>
-        </w:rPr>
-        <w:t>Деректер</w:t>
-      </w:r>
-      <w:proofErr w:type="spellEnd"/>
-      <w:r>
-        <w:rPr>
-          <w:rFonts w:ascii="Times New Roman" w:eastAsia="Times New Roman" w:hAnsi="Times New Roman" w:cs="Times New Roman"/>
-          <w:b/>
-          <w:bCs/>
-          <w:sz w:val="24"/>
-          <w:szCs w:val="24"/>
-          <w:lang w:eastAsia="ru-RU"/>
-        </w:rPr>
-        <w:t xml:space="preserve"> </w:t>
-      </w:r>
-      <w:proofErr w:type="spellStart"/>
-      <w:r>
-        <w:rPr>
-          <w:rFonts w:ascii="Times New Roman" w:eastAsia="Times New Roman" w:hAnsi="Times New Roman" w:cs="Times New Roman"/>
-          <w:b/>
-          <w:bCs/>
-          <w:sz w:val="24"/>
-          <w:szCs w:val="24"/>
-          <w:lang w:eastAsia="ru-RU"/>
-        </w:rPr>
-        <w:t>базасы</w:t>
-      </w:r>
-      <w:proofErr w:type="spellEnd"/>
-      <w:r>
-        <w:rPr>
-          <w:rFonts w:ascii="Times New Roman" w:eastAsia="Times New Roman" w:hAnsi="Times New Roman" w:cs="Times New Roman"/>
-          <w:b/>
-          <w:bCs/>
-          <w:sz w:val="24"/>
-          <w:szCs w:val="24"/>
-          <w:lang w:eastAsia="ru-RU"/>
-        </w:rPr>
-        <w:t>:</w:t>
-      </w:r>
-      <w:r>
-        <w:rPr>
-          <w:rFonts w:ascii="Times New Roman" w:eastAsia="Times New Roman" w:hAnsi="Times New Roman" w:cs="Times New Roman"/>
-          <w:b/>
-          <w:bCs/>
-          <w:sz w:val="24"/>
-          <w:szCs w:val="24"/>
+        <w:t>4</w:t>
+      </w:r>
+      <w:r>
+        <w:rPr>
+          <w:rFonts w:ascii="Times New Roman" w:eastAsia="Times New Roman" w:hAnsi="Times New Roman" w:cs="Times New Roman"/>
+          <w:b/>
+          <w:bCs/>
+          <w:sz w:val="36"/>
+          <w:szCs w:val="36"/>
+          <w:lang w:eastAsia="ru-RU"/>
+        </w:rPr>
+        <w:t xml:space="preserve">. </w:t>
+      </w:r>
+      <w:proofErr w:type="spellStart"/>
+      <w:r>
+        <w:rPr>
+          <w:rFonts w:ascii="Times New Roman" w:eastAsia="Times New Roman" w:hAnsi="Times New Roman" w:cs="Times New Roman"/>
+          <w:b/>
+          <w:bCs/>
+          <w:sz w:val="36"/>
+          <w:szCs w:val="36"/>
+          <w:lang w:eastAsia="ru-RU"/>
+        </w:rPr>
+        <w:t>Бағдарламалық</w:t>
+      </w:r>
+      <w:proofErr w:type="spellEnd"/>
+      <w:r>
+        <w:rPr>
+          <w:rFonts w:ascii="Times New Roman" w:eastAsia="Times New Roman" w:hAnsi="Times New Roman" w:cs="Times New Roman"/>
+          <w:b/>
+          <w:bCs/>
+          <w:sz w:val="36"/>
+          <w:szCs w:val="36"/>
+          <w:lang w:eastAsia="ru-RU"/>
+        </w:rPr>
+        <w:t xml:space="preserve"> </w:t>
+      </w:r>
+      <w:proofErr w:type="spellStart"/>
+      <w:r>
+        <w:rPr>
+          <w:rFonts w:ascii="Times New Roman" w:eastAsia="Times New Roman" w:hAnsi="Times New Roman" w:cs="Times New Roman"/>
+          <w:b/>
+          <w:bCs/>
+          <w:sz w:val="36"/>
+          <w:szCs w:val="36"/>
+          <w:lang w:eastAsia="ru-RU"/>
+        </w:rPr>
+        <w:t>қамтамасыз</w:t>
+      </w:r>
+      <w:proofErr w:type="spellEnd"/>
+      <w:r>
+        <w:rPr>
+          <w:rFonts w:ascii="Times New Roman" w:eastAsia="Times New Roman" w:hAnsi="Times New Roman" w:cs="Times New Roman"/>
+          <w:b/>
+          <w:bCs/>
+          <w:sz w:val="36"/>
+          <w:szCs w:val="36"/>
+          <w:lang w:eastAsia="ru-RU"/>
+        </w:rPr>
+        <w:t xml:space="preserve"> </w:t>
+      </w:r>
+      <w:proofErr w:type="spellStart"/>
+      <w:r>
+        <w:rPr>
+          <w:rFonts w:ascii="Times New Roman" w:eastAsia="Times New Roman" w:hAnsi="Times New Roman" w:cs="Times New Roman"/>
+          <w:b/>
+          <w:bCs/>
+          <w:sz w:val="36"/>
+          <w:szCs w:val="36"/>
+          <w:lang w:eastAsia="ru-RU"/>
+        </w:rPr>
+        <w:t>етуге</w:t>
+      </w:r>
+      <w:proofErr w:type="spellEnd"/>
+      <w:r>
+        <w:rPr>
+          <w:rFonts w:ascii="Times New Roman" w:eastAsia="Times New Roman" w:hAnsi="Times New Roman" w:cs="Times New Roman"/>
+          <w:b/>
+          <w:bCs/>
+          <w:sz w:val="36"/>
+          <w:szCs w:val="36"/>
+          <w:lang w:eastAsia="ru-RU"/>
+        </w:rPr>
+        <w:t xml:space="preserve"> </w:t>
+      </w:r>
+      <w:proofErr w:type="spellStart"/>
+      <w:r>
+        <w:rPr>
+          <w:rFonts w:ascii="Times New Roman" w:eastAsia="Times New Roman" w:hAnsi="Times New Roman" w:cs="Times New Roman"/>
+          <w:b/>
+          <w:bCs/>
+          <w:sz w:val="36"/>
+          <w:szCs w:val="36"/>
+          <w:lang w:eastAsia="ru-RU"/>
+        </w:rPr>
+        <w:t>құқықтар</w:t>
+      </w:r>
+      <w:proofErr w:type="spellEnd"/>
+    </w:p>
+    <w:p>
+      <w:pPr>
+        <w:spacing w:before="100" w:beforeAutospacing="1" w:after="100" w:afterAutospacing="1" w:line="240" w:lineRule="auto"/>
+        <w:rPr>
+          <w:rFonts w:ascii="Times New Roman" w:eastAsia="Times New Roman" w:hAnsi="Times New Roman" w:cs="Times New Roman"/>
+          <w:sz w:val="24"/>
+          <w:szCs w:val="24"/>
+          <w:lang w:eastAsia="ru-RU"/>
+        </w:rPr>
+      </w:pPr>
+      <w:r>
+        <w:rPr>
+          <w:rFonts w:ascii="Times New Roman" w:eastAsia="Times New Roman" w:hAnsi="Times New Roman" w:cs="Times New Roman"/>
+          <w:sz w:val="24"/>
+          <w:szCs w:val="24"/>
+          <w:lang w:eastAsia="ru-RU"/>
+        </w:rPr>
+        <w:t xml:space="preserve">Осы </w:t>
+      </w:r>
+      <w:proofErr w:type="spellStart"/>
+      <w:r>
+        <w:rPr>
+          <w:rFonts w:ascii="Times New Roman" w:eastAsia="Times New Roman" w:hAnsi="Times New Roman" w:cs="Times New Roman"/>
+          <w:sz w:val="24"/>
+          <w:szCs w:val="24"/>
+          <w:lang w:eastAsia="ru-RU"/>
+        </w:rPr>
+        <w:t>Актіге</w:t>
+      </w:r>
+      <w:proofErr w:type="spellEnd"/>
+      <w:r>
+        <w:rPr>
+          <w:rFonts w:ascii="Times New Roman" w:eastAsia="Times New Roman" w:hAnsi="Times New Roman" w:cs="Times New Roman"/>
+          <w:sz w:val="24"/>
+          <w:szCs w:val="24"/>
+          <w:lang w:eastAsia="ru-RU"/>
+        </w:rPr>
+        <w:t xml:space="preserve"> </w:t>
+      </w:r>
+      <w:proofErr w:type="spellStart"/>
+      <w:r>
+        <w:rPr>
+          <w:rFonts w:ascii="Times New Roman" w:eastAsia="Times New Roman" w:hAnsi="Times New Roman" w:cs="Times New Roman"/>
+          <w:sz w:val="24"/>
+          <w:szCs w:val="24"/>
+          <w:lang w:eastAsia="ru-RU"/>
+        </w:rPr>
+        <w:t>қол</w:t>
+      </w:r>
+      <w:proofErr w:type="spellEnd"/>
+      <w:r>
+        <w:rPr>
+          <w:rFonts w:ascii="Times New Roman" w:eastAsia="Times New Roman" w:hAnsi="Times New Roman" w:cs="Times New Roman"/>
+          <w:sz w:val="24"/>
+          <w:szCs w:val="24"/>
+          <w:lang w:eastAsia="ru-RU"/>
+        </w:rPr>
+        <w:t xml:space="preserve"> </w:t>
+      </w:r>
+      <w:proofErr w:type="spellStart"/>
+      <w:r>
+        <w:rPr>
+          <w:rFonts w:ascii="Times New Roman" w:eastAsia="Times New Roman" w:hAnsi="Times New Roman" w:cs="Times New Roman"/>
+          <w:sz w:val="24"/>
+          <w:szCs w:val="24"/>
+          <w:lang w:eastAsia="ru-RU"/>
+        </w:rPr>
+        <w:t>қойылған</w:t>
+      </w:r>
+      <w:proofErr w:type="spellEnd"/>
+      <w:r>
+        <w:rPr>
+          <w:rFonts w:ascii="Times New Roman" w:eastAsia="Times New Roman" w:hAnsi="Times New Roman" w:cs="Times New Roman"/>
+          <w:sz w:val="24"/>
+          <w:szCs w:val="24"/>
+          <w:lang w:eastAsia="ru-RU"/>
+        </w:rPr>
+        <w:t xml:space="preserve"> </w:t>
+      </w:r>
+      <w:proofErr w:type="spellStart"/>
+      <w:r>
+        <w:rPr>
+          <w:rFonts w:ascii="Times New Roman" w:eastAsia="Times New Roman" w:hAnsi="Times New Roman" w:cs="Times New Roman"/>
+          <w:sz w:val="24"/>
+          <w:szCs w:val="24"/>
+          <w:lang w:eastAsia="ru-RU"/>
+        </w:rPr>
+        <w:t>сәттен</w:t>
+      </w:r>
+      <w:proofErr w:type="spellEnd"/>
+      <w:r>
+        <w:rPr>
+          <w:rFonts w:ascii="Times New Roman" w:eastAsia="Times New Roman" w:hAnsi="Times New Roman" w:cs="Times New Roman"/>
+          <w:sz w:val="24"/>
+          <w:szCs w:val="24"/>
+          <w:lang w:eastAsia="ru-RU"/>
+        </w:rPr>
+        <w:t xml:space="preserve"> </w:t>
+      </w:r>
+      <w:proofErr w:type="spellStart"/>
+      <w:r>
+        <w:rPr>
+          <w:rFonts w:ascii="Times New Roman" w:eastAsia="Times New Roman" w:hAnsi="Times New Roman" w:cs="Times New Roman"/>
+          <w:sz w:val="24"/>
+          <w:szCs w:val="24"/>
+          <w:lang w:eastAsia="ru-RU"/>
+        </w:rPr>
+        <w:t>бастап</w:t>
+      </w:r>
+      <w:proofErr w:type="spellEnd"/>
+      <w:r>
+        <w:rPr>
+          <w:rFonts w:ascii="Times New Roman" w:eastAsia="Times New Roman" w:hAnsi="Times New Roman" w:cs="Times New Roman"/>
+          <w:sz w:val="24"/>
+          <w:szCs w:val="24"/>
+          <w:lang w:eastAsia="ru-RU"/>
+        </w:rPr>
+        <w:t xml:space="preserve"> </w:t>
+      </w:r>
+      <w:proofErr w:type="spellStart"/>
+      <w:r>
+        <w:rPr>
+          <w:rFonts w:ascii="Times New Roman" w:eastAsia="Times New Roman" w:hAnsi="Times New Roman" w:cs="Times New Roman"/>
+          <w:sz w:val="24"/>
+          <w:szCs w:val="24"/>
+          <w:lang w:eastAsia="ru-RU"/>
+        </w:rPr>
+        <w:t>бағдарламалық</w:t>
+      </w:r>
+      <w:proofErr w:type="spellEnd"/>
+      <w:r>
+        <w:rPr>
+          <w:rFonts w:ascii="Times New Roman" w:eastAsia="Times New Roman" w:hAnsi="Times New Roman" w:cs="Times New Roman"/>
+          <w:sz w:val="24"/>
+          <w:szCs w:val="24"/>
+          <w:lang w:eastAsia="ru-RU"/>
+        </w:rPr>
+        <w:t xml:space="preserve"> </w:t>
+      </w:r>
+      <w:proofErr w:type="spellStart"/>
+      <w:r>
+        <w:rPr>
+          <w:rFonts w:ascii="Times New Roman" w:eastAsia="Times New Roman" w:hAnsi="Times New Roman" w:cs="Times New Roman"/>
+          <w:sz w:val="24"/>
+          <w:szCs w:val="24"/>
+          <w:lang w:eastAsia="ru-RU"/>
+        </w:rPr>
+        <w:t>қамтамасыз</w:t>
+      </w:r>
+      <w:proofErr w:type="spellEnd"/>
+      <w:r>
+        <w:rPr>
+          <w:rFonts w:ascii="Times New Roman" w:eastAsia="Times New Roman" w:hAnsi="Times New Roman" w:cs="Times New Roman"/>
+          <w:sz w:val="24"/>
+          <w:szCs w:val="24"/>
+          <w:lang w:eastAsia="ru-RU"/>
+        </w:rPr>
+        <w:t xml:space="preserve"> </w:t>
+      </w:r>
+      <w:proofErr w:type="spellStart"/>
+      <w:r>
+        <w:rPr>
+          <w:rFonts w:ascii="Times New Roman" w:eastAsia="Times New Roman" w:hAnsi="Times New Roman" w:cs="Times New Roman"/>
+          <w:sz w:val="24"/>
+          <w:szCs w:val="24"/>
+          <w:lang w:eastAsia="ru-RU"/>
+        </w:rPr>
+        <w:t>етуге</w:t>
+      </w:r>
+      <w:proofErr w:type="spellEnd"/>
+      <w:r>
+        <w:rPr>
+          <w:rFonts w:ascii="Times New Roman" w:eastAsia="Times New Roman" w:hAnsi="Times New Roman" w:cs="Times New Roman"/>
+          <w:sz w:val="24"/>
+          <w:szCs w:val="24"/>
+          <w:lang w:eastAsia="ru-RU"/>
+        </w:rPr>
+        <w:t xml:space="preserve"> </w:t>
+      </w:r>
+      <w:proofErr w:type="spellStart"/>
+      <w:r>
+        <w:rPr>
+          <w:rFonts w:ascii="Times New Roman" w:eastAsia="Times New Roman" w:hAnsi="Times New Roman" w:cs="Times New Roman"/>
+          <w:sz w:val="24"/>
+          <w:szCs w:val="24"/>
+          <w:lang w:eastAsia="ru-RU"/>
+        </w:rPr>
+        <w:t>қатысты</w:t>
+      </w:r>
+      <w:proofErr w:type="spellEnd"/>
+      <w:r>
+        <w:rPr>
+          <w:rFonts w:ascii="Times New Roman" w:eastAsia="Times New Roman" w:hAnsi="Times New Roman" w:cs="Times New Roman"/>
+          <w:sz w:val="24"/>
+          <w:szCs w:val="24"/>
+          <w:lang w:eastAsia="ru-RU"/>
+        </w:rPr>
+        <w:t xml:space="preserve"> </w:t>
+      </w:r>
+      <w:proofErr w:type="spellStart"/>
+      <w:r>
+        <w:rPr>
+          <w:rFonts w:ascii="Times New Roman" w:eastAsia="Times New Roman" w:hAnsi="Times New Roman" w:cs="Times New Roman"/>
+          <w:sz w:val="24"/>
+          <w:szCs w:val="24"/>
+          <w:lang w:eastAsia="ru-RU"/>
+        </w:rPr>
+        <w:t>құқықтар</w:t>
+      </w:r>
+      <w:proofErr w:type="spellEnd"/>
+      <w:r>
+        <w:rPr>
+          <w:rFonts w:ascii="Times New Roman" w:eastAsia="Times New Roman" w:hAnsi="Times New Roman" w:cs="Times New Roman"/>
+          <w:sz w:val="24"/>
+          <w:szCs w:val="24"/>
+          <w:lang w:eastAsia="ru-RU"/>
+        </w:rPr>
+        <w:t xml:space="preserve"> «_</w:t>
+      </w:r>
+      <w:r>
+        <w:rPr>
+          <w:rFonts w:ascii="Times New Roman" w:eastAsia="Times New Roman" w:hAnsi="Times New Roman" w:cs="Times New Roman"/>
+          <w:b/>
+          <w:bCs/>
+          <w:sz w:val="24"/>
+          <w:szCs w:val="24"/>
+          <w:lang w:eastAsia="ru-RU"/>
+        </w:rPr>
+        <w:t>» __________ 20</w:t>
+      </w:r>
+      <w:r>
+        <w:rPr>
+          <w:rFonts w:ascii="Times New Roman" w:eastAsia="Times New Roman" w:hAnsi="Times New Roman" w:cs="Times New Roman"/>
+          <w:sz w:val="24"/>
+          <w:szCs w:val="24"/>
+          <w:lang w:eastAsia="ru-RU"/>
+        </w:rPr>
+        <w:t xml:space="preserve"> </w:t>
+      </w:r>
+      <w:proofErr w:type="spellStart"/>
+      <w:r>
+        <w:rPr>
+          <w:rFonts w:ascii="Times New Roman" w:eastAsia="Times New Roman" w:hAnsi="Times New Roman" w:cs="Times New Roman"/>
+          <w:sz w:val="24"/>
+          <w:szCs w:val="24"/>
+          <w:lang w:eastAsia="ru-RU"/>
+        </w:rPr>
+        <w:t>жылғы</w:t>
+      </w:r>
+      <w:proofErr w:type="spellEnd"/>
+      <w:r>
+        <w:rPr>
+          <w:rFonts w:ascii="Times New Roman" w:eastAsia="Times New Roman" w:hAnsi="Times New Roman" w:cs="Times New Roman"/>
+          <w:sz w:val="24"/>
+          <w:szCs w:val="24"/>
+          <w:lang w:eastAsia="ru-RU"/>
+        </w:rPr>
+        <w:t xml:space="preserve"> № ____ </w:t>
+      </w:r>
+      <w:proofErr w:type="spellStart"/>
+      <w:r>
+        <w:rPr>
+          <w:rFonts w:ascii="Times New Roman" w:eastAsia="Times New Roman" w:hAnsi="Times New Roman" w:cs="Times New Roman"/>
+          <w:sz w:val="24"/>
+          <w:szCs w:val="24"/>
+          <w:lang w:eastAsia="ru-RU"/>
+        </w:rPr>
+        <w:t>Шартта</w:t>
+      </w:r>
+      <w:proofErr w:type="spellEnd"/>
+      <w:r>
+        <w:rPr>
+          <w:rFonts w:ascii="Times New Roman" w:eastAsia="Times New Roman" w:hAnsi="Times New Roman" w:cs="Times New Roman"/>
+          <w:sz w:val="24"/>
+          <w:szCs w:val="24"/>
+          <w:lang w:eastAsia="ru-RU"/>
+        </w:rPr>
+        <w:t xml:space="preserve"> </w:t>
+      </w:r>
+      <w:proofErr w:type="spellStart"/>
+      <w:r>
+        <w:rPr>
+          <w:rFonts w:ascii="Times New Roman" w:eastAsia="Times New Roman" w:hAnsi="Times New Roman" w:cs="Times New Roman"/>
+          <w:sz w:val="24"/>
+          <w:szCs w:val="24"/>
+          <w:lang w:eastAsia="ru-RU"/>
+        </w:rPr>
+        <w:t>көзделген</w:t>
+      </w:r>
+      <w:proofErr w:type="spellEnd"/>
+      <w:r>
+        <w:rPr>
+          <w:rFonts w:ascii="Times New Roman" w:eastAsia="Times New Roman" w:hAnsi="Times New Roman" w:cs="Times New Roman"/>
+          <w:sz w:val="24"/>
+          <w:szCs w:val="24"/>
+          <w:lang w:eastAsia="ru-RU"/>
+        </w:rPr>
+        <w:t xml:space="preserve"> </w:t>
+      </w:r>
+      <w:proofErr w:type="spellStart"/>
+      <w:r>
+        <w:rPr>
+          <w:rFonts w:ascii="Times New Roman" w:eastAsia="Times New Roman" w:hAnsi="Times New Roman" w:cs="Times New Roman"/>
+          <w:sz w:val="24"/>
+          <w:szCs w:val="24"/>
+          <w:lang w:eastAsia="ru-RU"/>
+        </w:rPr>
+        <w:t>көлемде</w:t>
+      </w:r>
+      <w:proofErr w:type="spellEnd"/>
+      <w:r>
+        <w:rPr>
+          <w:rFonts w:ascii="Times New Roman" w:eastAsia="Times New Roman" w:hAnsi="Times New Roman" w:cs="Times New Roman"/>
+          <w:sz w:val="24"/>
+          <w:szCs w:val="24"/>
+          <w:lang w:eastAsia="ru-RU"/>
+        </w:rPr>
+        <w:t xml:space="preserve"> </w:t>
+      </w:r>
+      <w:proofErr w:type="spellStart"/>
+      <w:r>
+        <w:rPr>
+          <w:rFonts w:ascii="Times New Roman" w:eastAsia="Times New Roman" w:hAnsi="Times New Roman" w:cs="Times New Roman"/>
+          <w:sz w:val="24"/>
+          <w:szCs w:val="24"/>
+          <w:lang w:eastAsia="ru-RU"/>
+        </w:rPr>
+        <w:t>Тапсырыс</w:t>
+      </w:r>
+      <w:proofErr w:type="spellEnd"/>
+      <w:r>
+        <w:rPr>
+          <w:rFonts w:ascii="Times New Roman" w:eastAsia="Times New Roman" w:hAnsi="Times New Roman" w:cs="Times New Roman"/>
+          <w:sz w:val="24"/>
+          <w:szCs w:val="24"/>
+          <w:lang w:eastAsia="ru-RU"/>
+        </w:rPr>
+        <w:t xml:space="preserve"> </w:t>
+      </w:r>
+      <w:proofErr w:type="spellStart"/>
+      <w:r>
+        <w:rPr>
+          <w:rFonts w:ascii="Times New Roman" w:eastAsia="Times New Roman" w:hAnsi="Times New Roman" w:cs="Times New Roman"/>
+          <w:sz w:val="24"/>
+          <w:szCs w:val="24"/>
+          <w:lang w:eastAsia="ru-RU"/>
+        </w:rPr>
+        <w:t>берушіге</w:t>
+      </w:r>
+      <w:proofErr w:type="spellEnd"/>
+      <w:r>
+        <w:rPr>
+          <w:rFonts w:ascii="Times New Roman" w:eastAsia="Times New Roman" w:hAnsi="Times New Roman" w:cs="Times New Roman"/>
+          <w:sz w:val="24"/>
+          <w:szCs w:val="24"/>
+          <w:lang w:eastAsia="ru-RU"/>
+        </w:rPr>
+        <w:t xml:space="preserve"> </w:t>
+      </w:r>
+      <w:proofErr w:type="spellStart"/>
+      <w:r>
+        <w:rPr>
+          <w:rFonts w:ascii="Times New Roman" w:eastAsia="Times New Roman" w:hAnsi="Times New Roman" w:cs="Times New Roman"/>
+          <w:sz w:val="24"/>
+          <w:szCs w:val="24"/>
+          <w:lang w:eastAsia="ru-RU"/>
+        </w:rPr>
+        <w:t>беріледі</w:t>
+      </w:r>
+      <w:proofErr w:type="spellEnd"/>
+      <w:r>
+        <w:rPr>
+          <w:rFonts w:ascii="Times New Roman" w:eastAsia="Times New Roman" w:hAnsi="Times New Roman" w:cs="Times New Roman"/>
+          <w:sz w:val="24"/>
+          <w:szCs w:val="24"/>
+          <w:lang w:eastAsia="ru-RU"/>
+        </w:rPr>
+        <w:t>.</w:t>
+      </w:r>
+    </w:p>
+    <w:p>
+      <w:pPr>
+        <w:spacing w:before="100" w:beforeAutospacing="1" w:after="100" w:afterAutospacing="1" w:line="240" w:lineRule="auto"/>
+        <w:rPr>
+          <w:rFonts w:ascii="Times New Roman" w:eastAsia="Times New Roman" w:hAnsi="Times New Roman" w:cs="Times New Roman"/>
+          <w:sz w:val="24"/>
+          <w:szCs w:val="24"/>
+          <w:lang w:eastAsia="ru-RU"/>
+        </w:rPr>
+      </w:pPr>
+      <w:proofErr w:type="spellStart"/>
+      <w:r>
+        <w:rPr>
+          <w:rFonts w:ascii="Times New Roman" w:eastAsia="Times New Roman" w:hAnsi="Times New Roman" w:cs="Times New Roman"/>
+          <w:sz w:val="24"/>
+          <w:szCs w:val="24"/>
+          <w:lang w:eastAsia="ru-RU"/>
+        </w:rPr>
+        <w:t>Егер</w:t>
+      </w:r>
+      <w:proofErr w:type="spellEnd"/>
+      <w:r>
+        <w:rPr>
+          <w:rFonts w:ascii="Times New Roman" w:eastAsia="Times New Roman" w:hAnsi="Times New Roman" w:cs="Times New Roman"/>
+          <w:sz w:val="24"/>
+          <w:szCs w:val="24"/>
+          <w:lang w:eastAsia="ru-RU"/>
+        </w:rPr>
+        <w:t xml:space="preserve"> </w:t>
+      </w:r>
+      <w:proofErr w:type="spellStart"/>
+      <w:r>
+        <w:rPr>
+          <w:rFonts w:ascii="Times New Roman" w:eastAsia="Times New Roman" w:hAnsi="Times New Roman" w:cs="Times New Roman"/>
+          <w:sz w:val="24"/>
+          <w:szCs w:val="24"/>
+          <w:lang w:eastAsia="ru-RU"/>
+        </w:rPr>
+        <w:t>Шартта</w:t>
+      </w:r>
+      <w:proofErr w:type="spellEnd"/>
+      <w:r>
+        <w:rPr>
+          <w:rFonts w:ascii="Times New Roman" w:eastAsia="Times New Roman" w:hAnsi="Times New Roman" w:cs="Times New Roman"/>
+          <w:sz w:val="24"/>
+          <w:szCs w:val="24"/>
+          <w:lang w:eastAsia="ru-RU"/>
+        </w:rPr>
+        <w:t xml:space="preserve"> </w:t>
+      </w:r>
+      <w:proofErr w:type="spellStart"/>
+      <w:r>
+        <w:rPr>
+          <w:rFonts w:ascii="Times New Roman" w:eastAsia="Times New Roman" w:hAnsi="Times New Roman" w:cs="Times New Roman"/>
+          <w:sz w:val="24"/>
+          <w:szCs w:val="24"/>
+          <w:lang w:eastAsia="ru-RU"/>
+        </w:rPr>
+        <w:t>айрықша</w:t>
+      </w:r>
+      <w:proofErr w:type="spellEnd"/>
+      <w:r>
+        <w:rPr>
+          <w:rFonts w:ascii="Times New Roman" w:eastAsia="Times New Roman" w:hAnsi="Times New Roman" w:cs="Times New Roman"/>
+          <w:sz w:val="24"/>
+          <w:szCs w:val="24"/>
+          <w:lang w:eastAsia="ru-RU"/>
+        </w:rPr>
+        <w:t xml:space="preserve"> </w:t>
+      </w:r>
+      <w:proofErr w:type="spellStart"/>
+      <w:r>
+        <w:rPr>
+          <w:rFonts w:ascii="Times New Roman" w:eastAsia="Times New Roman" w:hAnsi="Times New Roman" w:cs="Times New Roman"/>
+          <w:sz w:val="24"/>
+          <w:szCs w:val="24"/>
+          <w:lang w:eastAsia="ru-RU"/>
+        </w:rPr>
+        <w:t>мүліктік</w:t>
+      </w:r>
+      <w:proofErr w:type="spellEnd"/>
+      <w:r>
+        <w:rPr>
+          <w:rFonts w:ascii="Times New Roman" w:eastAsia="Times New Roman" w:hAnsi="Times New Roman" w:cs="Times New Roman"/>
+          <w:sz w:val="24"/>
+          <w:szCs w:val="24"/>
+          <w:lang w:eastAsia="ru-RU"/>
+        </w:rPr>
+        <w:t xml:space="preserve"> </w:t>
+      </w:r>
+      <w:proofErr w:type="spellStart"/>
+      <w:r>
+        <w:rPr>
+          <w:rFonts w:ascii="Times New Roman" w:eastAsia="Times New Roman" w:hAnsi="Times New Roman" w:cs="Times New Roman"/>
+          <w:sz w:val="24"/>
+          <w:szCs w:val="24"/>
+          <w:lang w:eastAsia="ru-RU"/>
+        </w:rPr>
+        <w:t>құқықтарды</w:t>
+      </w:r>
+      <w:proofErr w:type="spellEnd"/>
+      <w:r>
+        <w:rPr>
+          <w:rFonts w:ascii="Times New Roman" w:eastAsia="Times New Roman" w:hAnsi="Times New Roman" w:cs="Times New Roman"/>
+          <w:sz w:val="24"/>
+          <w:szCs w:val="24"/>
+          <w:lang w:eastAsia="ru-RU"/>
+        </w:rPr>
+        <w:t xml:space="preserve"> беру </w:t>
+      </w:r>
+      <w:proofErr w:type="spellStart"/>
+      <w:r>
+        <w:rPr>
+          <w:rFonts w:ascii="Times New Roman" w:eastAsia="Times New Roman" w:hAnsi="Times New Roman" w:cs="Times New Roman"/>
+          <w:sz w:val="24"/>
+          <w:szCs w:val="24"/>
+          <w:lang w:eastAsia="ru-RU"/>
+        </w:rPr>
+        <w:t>көзделген</w:t>
+      </w:r>
+      <w:proofErr w:type="spellEnd"/>
+      <w:r>
+        <w:rPr>
+          <w:rFonts w:ascii="Times New Roman" w:eastAsia="Times New Roman" w:hAnsi="Times New Roman" w:cs="Times New Roman"/>
+          <w:sz w:val="24"/>
+          <w:szCs w:val="24"/>
+          <w:lang w:eastAsia="ru-RU"/>
+        </w:rPr>
+        <w:t xml:space="preserve"> </w:t>
+      </w:r>
+      <w:proofErr w:type="spellStart"/>
+      <w:r>
+        <w:rPr>
+          <w:rFonts w:ascii="Times New Roman" w:eastAsia="Times New Roman" w:hAnsi="Times New Roman" w:cs="Times New Roman"/>
+          <w:sz w:val="24"/>
+          <w:szCs w:val="24"/>
+          <w:lang w:eastAsia="ru-RU"/>
+        </w:rPr>
+        <w:t>болса</w:t>
+      </w:r>
+      <w:proofErr w:type="spellEnd"/>
+      <w:r>
+        <w:rPr>
+          <w:rFonts w:ascii="Times New Roman" w:eastAsia="Times New Roman" w:hAnsi="Times New Roman" w:cs="Times New Roman"/>
+          <w:sz w:val="24"/>
+          <w:szCs w:val="24"/>
+          <w:lang w:eastAsia="ru-RU"/>
+        </w:rPr>
+        <w:t xml:space="preserve">, </w:t>
+      </w:r>
+      <w:proofErr w:type="spellStart"/>
+      <w:r>
+        <w:rPr>
+          <w:rFonts w:ascii="Times New Roman" w:eastAsia="Times New Roman" w:hAnsi="Times New Roman" w:cs="Times New Roman"/>
+          <w:sz w:val="24"/>
+          <w:szCs w:val="24"/>
+          <w:lang w:eastAsia="ru-RU"/>
+        </w:rPr>
+        <w:t>Орындаушы</w:t>
+      </w:r>
+      <w:proofErr w:type="spellEnd"/>
+      <w:r>
+        <w:rPr>
+          <w:rFonts w:ascii="Times New Roman" w:eastAsia="Times New Roman" w:hAnsi="Times New Roman" w:cs="Times New Roman"/>
+          <w:sz w:val="24"/>
+          <w:szCs w:val="24"/>
+          <w:lang w:eastAsia="ru-RU"/>
+        </w:rPr>
+        <w:t xml:space="preserve"> </w:t>
+      </w:r>
+      <w:proofErr w:type="spellStart"/>
+      <w:r>
+        <w:rPr>
+          <w:rFonts w:ascii="Times New Roman" w:eastAsia="Times New Roman" w:hAnsi="Times New Roman" w:cs="Times New Roman"/>
+          <w:sz w:val="24"/>
+          <w:szCs w:val="24"/>
+          <w:lang w:eastAsia="ru-RU"/>
+        </w:rPr>
+        <w:t>Шарт</w:t>
+      </w:r>
+      <w:proofErr w:type="spellEnd"/>
+      <w:r>
+        <w:rPr>
+          <w:rFonts w:ascii="Times New Roman" w:eastAsia="Times New Roman" w:hAnsi="Times New Roman" w:cs="Times New Roman"/>
+          <w:sz w:val="24"/>
+          <w:szCs w:val="24"/>
+          <w:lang w:eastAsia="ru-RU"/>
+        </w:rPr>
+        <w:t xml:space="preserve"> </w:t>
+      </w:r>
+      <w:proofErr w:type="spellStart"/>
+      <w:r>
+        <w:rPr>
+          <w:rFonts w:ascii="Times New Roman" w:eastAsia="Times New Roman" w:hAnsi="Times New Roman" w:cs="Times New Roman"/>
+          <w:sz w:val="24"/>
+          <w:szCs w:val="24"/>
+          <w:lang w:eastAsia="ru-RU"/>
+        </w:rPr>
+        <w:t>талаптары</w:t>
+      </w:r>
+      <w:proofErr w:type="spellEnd"/>
+      <w:r>
+        <w:rPr>
+          <w:rFonts w:ascii="Times New Roman" w:eastAsia="Times New Roman" w:hAnsi="Times New Roman" w:cs="Times New Roman"/>
+          <w:sz w:val="24"/>
+          <w:szCs w:val="24"/>
+          <w:lang w:eastAsia="ru-RU"/>
+        </w:rPr>
+        <w:t xml:space="preserve">, </w:t>
+      </w:r>
+      <w:proofErr w:type="spellStart"/>
+      <w:r>
+        <w:rPr>
+          <w:rFonts w:ascii="Times New Roman" w:eastAsia="Times New Roman" w:hAnsi="Times New Roman" w:cs="Times New Roman"/>
+          <w:sz w:val="24"/>
+          <w:szCs w:val="24"/>
+          <w:lang w:eastAsia="ru-RU"/>
+        </w:rPr>
+        <w:t>оның</w:t>
+      </w:r>
+      <w:proofErr w:type="spellEnd"/>
+      <w:r>
+        <w:rPr>
+          <w:rFonts w:ascii="Times New Roman" w:eastAsia="Times New Roman" w:hAnsi="Times New Roman" w:cs="Times New Roman"/>
+          <w:sz w:val="24"/>
+          <w:szCs w:val="24"/>
+          <w:lang w:eastAsia="ru-RU"/>
+        </w:rPr>
+        <w:t xml:space="preserve"> </w:t>
+      </w:r>
+      <w:proofErr w:type="spellStart"/>
+      <w:r>
+        <w:rPr>
+          <w:rFonts w:ascii="Times New Roman" w:eastAsia="Times New Roman" w:hAnsi="Times New Roman" w:cs="Times New Roman"/>
+          <w:sz w:val="24"/>
+          <w:szCs w:val="24"/>
+          <w:lang w:eastAsia="ru-RU"/>
+        </w:rPr>
+        <w:t>ішінде</w:t>
+      </w:r>
+      <w:proofErr w:type="spellEnd"/>
+      <w:r>
+        <w:rPr>
+          <w:rFonts w:ascii="Times New Roman" w:eastAsia="Times New Roman" w:hAnsi="Times New Roman" w:cs="Times New Roman"/>
+          <w:sz w:val="24"/>
+          <w:szCs w:val="24"/>
+          <w:lang w:eastAsia="ru-RU"/>
+        </w:rPr>
+        <w:t xml:space="preserve"> </w:t>
+      </w:r>
+      <w:proofErr w:type="spellStart"/>
+      <w:r>
+        <w:rPr>
+          <w:rFonts w:ascii="Times New Roman" w:eastAsia="Times New Roman" w:hAnsi="Times New Roman" w:cs="Times New Roman"/>
+          <w:sz w:val="24"/>
+          <w:szCs w:val="24"/>
+          <w:lang w:eastAsia="ru-RU"/>
+        </w:rPr>
+        <w:t>төлем</w:t>
+      </w:r>
+      <w:proofErr w:type="spellEnd"/>
+      <w:r>
+        <w:rPr>
+          <w:rFonts w:ascii="Times New Roman" w:eastAsia="Times New Roman" w:hAnsi="Times New Roman" w:cs="Times New Roman"/>
+          <w:sz w:val="24"/>
+          <w:szCs w:val="24"/>
+          <w:lang w:eastAsia="ru-RU"/>
+        </w:rPr>
+        <w:t xml:space="preserve"> </w:t>
+      </w:r>
+      <w:proofErr w:type="spellStart"/>
+      <w:r>
+        <w:rPr>
+          <w:rFonts w:ascii="Times New Roman" w:eastAsia="Times New Roman" w:hAnsi="Times New Roman" w:cs="Times New Roman"/>
+          <w:sz w:val="24"/>
+          <w:szCs w:val="24"/>
+          <w:lang w:eastAsia="ru-RU"/>
+        </w:rPr>
+        <w:t>бойынша</w:t>
+      </w:r>
+      <w:proofErr w:type="spellEnd"/>
+      <w:r>
+        <w:rPr>
+          <w:rFonts w:ascii="Times New Roman" w:eastAsia="Times New Roman" w:hAnsi="Times New Roman" w:cs="Times New Roman"/>
+          <w:sz w:val="24"/>
+          <w:szCs w:val="24"/>
+          <w:lang w:eastAsia="ru-RU"/>
+        </w:rPr>
+        <w:t xml:space="preserve"> </w:t>
+      </w:r>
+      <w:proofErr w:type="spellStart"/>
+      <w:r>
+        <w:rPr>
+          <w:rFonts w:ascii="Times New Roman" w:eastAsia="Times New Roman" w:hAnsi="Times New Roman" w:cs="Times New Roman"/>
+          <w:sz w:val="24"/>
+          <w:szCs w:val="24"/>
+          <w:lang w:eastAsia="ru-RU"/>
+        </w:rPr>
+        <w:t>міндеттемелер</w:t>
+      </w:r>
+      <w:proofErr w:type="spellEnd"/>
+      <w:r>
+        <w:rPr>
+          <w:rFonts w:ascii="Times New Roman" w:eastAsia="Times New Roman" w:hAnsi="Times New Roman" w:cs="Times New Roman"/>
+          <w:sz w:val="24"/>
+          <w:szCs w:val="24"/>
+          <w:lang w:eastAsia="ru-RU"/>
+        </w:rPr>
+        <w:t xml:space="preserve"> </w:t>
+      </w:r>
+      <w:proofErr w:type="spellStart"/>
+      <w:r>
+        <w:rPr>
+          <w:rFonts w:ascii="Times New Roman" w:eastAsia="Times New Roman" w:hAnsi="Times New Roman" w:cs="Times New Roman"/>
+          <w:sz w:val="24"/>
+          <w:szCs w:val="24"/>
+          <w:lang w:eastAsia="ru-RU"/>
+        </w:rPr>
+        <w:t>орындалғаннан</w:t>
+      </w:r>
+      <w:proofErr w:type="spellEnd"/>
+      <w:r>
+        <w:rPr>
+          <w:rFonts w:ascii="Times New Roman" w:eastAsia="Times New Roman" w:hAnsi="Times New Roman" w:cs="Times New Roman"/>
+          <w:sz w:val="24"/>
+          <w:szCs w:val="24"/>
+          <w:lang w:eastAsia="ru-RU"/>
+        </w:rPr>
+        <w:t xml:space="preserve"> </w:t>
+      </w:r>
+      <w:proofErr w:type="spellStart"/>
+      <w:r>
+        <w:rPr>
+          <w:rFonts w:ascii="Times New Roman" w:eastAsia="Times New Roman" w:hAnsi="Times New Roman" w:cs="Times New Roman"/>
+          <w:sz w:val="24"/>
+          <w:szCs w:val="24"/>
+          <w:lang w:eastAsia="ru-RU"/>
+        </w:rPr>
+        <w:t>кейін</w:t>
+      </w:r>
+      <w:proofErr w:type="spellEnd"/>
+      <w:r>
+        <w:rPr>
+          <w:rFonts w:ascii="Times New Roman" w:eastAsia="Times New Roman" w:hAnsi="Times New Roman" w:cs="Times New Roman"/>
+          <w:sz w:val="24"/>
+          <w:szCs w:val="24"/>
+          <w:lang w:eastAsia="ru-RU"/>
+        </w:rPr>
+        <w:t xml:space="preserve"> </w:t>
+      </w:r>
+      <w:proofErr w:type="spellStart"/>
+      <w:r>
+        <w:rPr>
+          <w:rFonts w:ascii="Times New Roman" w:eastAsia="Times New Roman" w:hAnsi="Times New Roman" w:cs="Times New Roman"/>
+          <w:sz w:val="24"/>
+          <w:szCs w:val="24"/>
+          <w:lang w:eastAsia="ru-RU"/>
+        </w:rPr>
+        <w:t>әзірленген</w:t>
+      </w:r>
+      <w:proofErr w:type="spellEnd"/>
+      <w:r>
+        <w:rPr>
+          <w:rFonts w:ascii="Times New Roman" w:eastAsia="Times New Roman" w:hAnsi="Times New Roman" w:cs="Times New Roman"/>
+          <w:sz w:val="24"/>
+          <w:szCs w:val="24"/>
+          <w:lang w:eastAsia="ru-RU"/>
+        </w:rPr>
+        <w:t xml:space="preserve"> </w:t>
+      </w:r>
+      <w:proofErr w:type="spellStart"/>
+      <w:r>
+        <w:rPr>
+          <w:rFonts w:ascii="Times New Roman" w:eastAsia="Times New Roman" w:hAnsi="Times New Roman" w:cs="Times New Roman"/>
+          <w:sz w:val="24"/>
+          <w:szCs w:val="24"/>
+          <w:lang w:eastAsia="ru-RU"/>
+        </w:rPr>
+        <w:t>бағдарламалық</w:t>
+      </w:r>
+      <w:proofErr w:type="spellEnd"/>
+      <w:r>
+        <w:rPr>
+          <w:rFonts w:ascii="Times New Roman" w:eastAsia="Times New Roman" w:hAnsi="Times New Roman" w:cs="Times New Roman"/>
+          <w:sz w:val="24"/>
+          <w:szCs w:val="24"/>
+          <w:lang w:eastAsia="ru-RU"/>
+        </w:rPr>
+        <w:t xml:space="preserve"> </w:t>
+      </w:r>
+      <w:proofErr w:type="spellStart"/>
+      <w:r>
+        <w:rPr>
+          <w:rFonts w:ascii="Times New Roman" w:eastAsia="Times New Roman" w:hAnsi="Times New Roman" w:cs="Times New Roman"/>
+          <w:sz w:val="24"/>
+          <w:szCs w:val="24"/>
+          <w:lang w:eastAsia="ru-RU"/>
+        </w:rPr>
+        <w:t>қамтамасыз</w:t>
+      </w:r>
+      <w:proofErr w:type="spellEnd"/>
+      <w:r>
+        <w:rPr>
+          <w:rFonts w:ascii="Times New Roman" w:eastAsia="Times New Roman" w:hAnsi="Times New Roman" w:cs="Times New Roman"/>
+          <w:sz w:val="24"/>
+          <w:szCs w:val="24"/>
+          <w:lang w:eastAsia="ru-RU"/>
+        </w:rPr>
+        <w:t xml:space="preserve"> </w:t>
+      </w:r>
+      <w:proofErr w:type="spellStart"/>
+      <w:r>
+        <w:rPr>
+          <w:rFonts w:ascii="Times New Roman" w:eastAsia="Times New Roman" w:hAnsi="Times New Roman" w:cs="Times New Roman"/>
+          <w:sz w:val="24"/>
+          <w:szCs w:val="24"/>
+          <w:lang w:eastAsia="ru-RU"/>
+        </w:rPr>
+        <w:t>етуге</w:t>
+      </w:r>
+      <w:proofErr w:type="spellEnd"/>
+      <w:r>
+        <w:rPr>
+          <w:rFonts w:ascii="Times New Roman" w:eastAsia="Times New Roman" w:hAnsi="Times New Roman" w:cs="Times New Roman"/>
+          <w:sz w:val="24"/>
+          <w:szCs w:val="24"/>
+          <w:lang w:eastAsia="ru-RU"/>
+        </w:rPr>
+        <w:t xml:space="preserve"> </w:t>
+      </w:r>
+      <w:proofErr w:type="spellStart"/>
+      <w:r>
+        <w:rPr>
+          <w:rFonts w:ascii="Times New Roman" w:eastAsia="Times New Roman" w:hAnsi="Times New Roman" w:cs="Times New Roman"/>
+          <w:sz w:val="24"/>
+          <w:szCs w:val="24"/>
+          <w:lang w:eastAsia="ru-RU"/>
+        </w:rPr>
+        <w:t>тиісті</w:t>
+      </w:r>
+      <w:proofErr w:type="spellEnd"/>
+      <w:r>
+        <w:rPr>
+          <w:rFonts w:ascii="Times New Roman" w:eastAsia="Times New Roman" w:hAnsi="Times New Roman" w:cs="Times New Roman"/>
+          <w:sz w:val="24"/>
+          <w:szCs w:val="24"/>
+          <w:lang w:eastAsia="ru-RU"/>
+        </w:rPr>
+        <w:t xml:space="preserve"> </w:t>
+      </w:r>
+      <w:proofErr w:type="spellStart"/>
+      <w:r>
+        <w:rPr>
+          <w:rFonts w:ascii="Times New Roman" w:eastAsia="Times New Roman" w:hAnsi="Times New Roman" w:cs="Times New Roman"/>
+          <w:sz w:val="24"/>
+          <w:szCs w:val="24"/>
+          <w:lang w:eastAsia="ru-RU"/>
+        </w:rPr>
+        <w:t>құқықтардың</w:t>
+      </w:r>
+      <w:proofErr w:type="spellEnd"/>
+      <w:r>
+        <w:rPr>
+          <w:rFonts w:ascii="Times New Roman" w:eastAsia="Times New Roman" w:hAnsi="Times New Roman" w:cs="Times New Roman"/>
+          <w:sz w:val="24"/>
+          <w:szCs w:val="24"/>
+          <w:lang w:eastAsia="ru-RU"/>
+        </w:rPr>
+        <w:t xml:space="preserve"> </w:t>
+      </w:r>
+      <w:proofErr w:type="spellStart"/>
+      <w:r>
+        <w:rPr>
+          <w:rFonts w:ascii="Times New Roman" w:eastAsia="Times New Roman" w:hAnsi="Times New Roman" w:cs="Times New Roman"/>
+          <w:sz w:val="24"/>
+          <w:szCs w:val="24"/>
+          <w:lang w:eastAsia="ru-RU"/>
+        </w:rPr>
+        <w:t>Тапсырыс</w:t>
+      </w:r>
+      <w:proofErr w:type="spellEnd"/>
+      <w:r>
+        <w:rPr>
+          <w:rFonts w:ascii="Times New Roman" w:eastAsia="Times New Roman" w:hAnsi="Times New Roman" w:cs="Times New Roman"/>
+          <w:sz w:val="24"/>
+          <w:szCs w:val="24"/>
+          <w:lang w:eastAsia="ru-RU"/>
+        </w:rPr>
+        <w:t xml:space="preserve"> </w:t>
+      </w:r>
+      <w:proofErr w:type="spellStart"/>
+      <w:r>
+        <w:rPr>
+          <w:rFonts w:ascii="Times New Roman" w:eastAsia="Times New Roman" w:hAnsi="Times New Roman" w:cs="Times New Roman"/>
+          <w:sz w:val="24"/>
+          <w:szCs w:val="24"/>
+          <w:lang w:eastAsia="ru-RU"/>
+        </w:rPr>
+        <w:t>берушіге</w:t>
+      </w:r>
+      <w:proofErr w:type="spellEnd"/>
+      <w:r>
+        <w:rPr>
+          <w:rFonts w:ascii="Times New Roman" w:eastAsia="Times New Roman" w:hAnsi="Times New Roman" w:cs="Times New Roman"/>
+          <w:sz w:val="24"/>
+          <w:szCs w:val="24"/>
+          <w:lang w:eastAsia="ru-RU"/>
+        </w:rPr>
+        <w:t xml:space="preserve"> </w:t>
+      </w:r>
+      <w:proofErr w:type="spellStart"/>
+      <w:r>
+        <w:rPr>
+          <w:rFonts w:ascii="Times New Roman" w:eastAsia="Times New Roman" w:hAnsi="Times New Roman" w:cs="Times New Roman"/>
+          <w:sz w:val="24"/>
+          <w:szCs w:val="24"/>
+          <w:lang w:eastAsia="ru-RU"/>
+        </w:rPr>
+        <w:t>берілгенін</w:t>
+      </w:r>
+      <w:proofErr w:type="spellEnd"/>
+      <w:r>
+        <w:rPr>
+          <w:rFonts w:ascii="Times New Roman" w:eastAsia="Times New Roman" w:hAnsi="Times New Roman" w:cs="Times New Roman"/>
+          <w:sz w:val="24"/>
+          <w:szCs w:val="24"/>
+          <w:lang w:eastAsia="ru-RU"/>
+        </w:rPr>
+        <w:t xml:space="preserve"> </w:t>
+      </w:r>
+      <w:proofErr w:type="spellStart"/>
+      <w:r>
+        <w:rPr>
+          <w:rFonts w:ascii="Times New Roman" w:eastAsia="Times New Roman" w:hAnsi="Times New Roman" w:cs="Times New Roman"/>
+          <w:sz w:val="24"/>
+          <w:szCs w:val="24"/>
+          <w:lang w:eastAsia="ru-RU"/>
+        </w:rPr>
+        <w:t>растайды</w:t>
+      </w:r>
+      <w:proofErr w:type="spellEnd"/>
+      <w:r>
+        <w:rPr>
+          <w:rFonts w:ascii="Times New Roman" w:eastAsia="Times New Roman" w:hAnsi="Times New Roman" w:cs="Times New Roman"/>
+          <w:sz w:val="24"/>
+          <w:szCs w:val="24"/>
+          <w:lang w:eastAsia="ru-RU"/>
+        </w:rPr>
+        <w:t>.</w:t>
+      </w:r>
+    </w:p>
+    <w:p>
+      <w:pPr>
+        <w:spacing w:before="100" w:beforeAutospacing="1" w:after="100" w:afterAutospacing="1" w:line="240" w:lineRule="auto"/>
+        <w:rPr>
+          <w:rFonts w:ascii="Times New Roman" w:eastAsia="Times New Roman" w:hAnsi="Times New Roman" w:cs="Times New Roman"/>
+          <w:sz w:val="24"/>
+          <w:szCs w:val="24"/>
+          <w:lang w:eastAsia="ru-RU"/>
+        </w:rPr>
+      </w:pPr>
+      <w:proofErr w:type="spellStart"/>
+      <w:r>
+        <w:rPr>
+          <w:rFonts w:ascii="Times New Roman" w:eastAsia="Times New Roman" w:hAnsi="Times New Roman" w:cs="Times New Roman"/>
+          <w:sz w:val="24"/>
+          <w:szCs w:val="24"/>
+          <w:lang w:eastAsia="ru-RU"/>
+        </w:rPr>
+        <w:t>Үшінші</w:t>
+      </w:r>
+      <w:proofErr w:type="spellEnd"/>
+      <w:r>
+        <w:rPr>
+          <w:rFonts w:ascii="Times New Roman" w:eastAsia="Times New Roman" w:hAnsi="Times New Roman" w:cs="Times New Roman"/>
+          <w:sz w:val="24"/>
+          <w:szCs w:val="24"/>
+          <w:lang w:eastAsia="ru-RU"/>
+        </w:rPr>
+        <w:t xml:space="preserve"> </w:t>
+      </w:r>
+      <w:proofErr w:type="spellStart"/>
+      <w:r>
+        <w:rPr>
+          <w:rFonts w:ascii="Times New Roman" w:eastAsia="Times New Roman" w:hAnsi="Times New Roman" w:cs="Times New Roman"/>
+          <w:sz w:val="24"/>
+          <w:szCs w:val="24"/>
+          <w:lang w:eastAsia="ru-RU"/>
+        </w:rPr>
+        <w:t>тұлғаларға</w:t>
+      </w:r>
+      <w:proofErr w:type="spellEnd"/>
+      <w:r>
+        <w:rPr>
+          <w:rFonts w:ascii="Times New Roman" w:eastAsia="Times New Roman" w:hAnsi="Times New Roman" w:cs="Times New Roman"/>
+          <w:sz w:val="24"/>
+          <w:szCs w:val="24"/>
+          <w:lang w:eastAsia="ru-RU"/>
+        </w:rPr>
+        <w:t xml:space="preserve"> </w:t>
+      </w:r>
+      <w:proofErr w:type="spellStart"/>
+      <w:r>
+        <w:rPr>
+          <w:rFonts w:ascii="Times New Roman" w:eastAsia="Times New Roman" w:hAnsi="Times New Roman" w:cs="Times New Roman"/>
+          <w:sz w:val="24"/>
+          <w:szCs w:val="24"/>
+          <w:lang w:eastAsia="ru-RU"/>
+        </w:rPr>
+        <w:t>тиесілі</w:t>
+      </w:r>
+      <w:proofErr w:type="spellEnd"/>
+      <w:r>
+        <w:rPr>
+          <w:rFonts w:ascii="Times New Roman" w:eastAsia="Times New Roman" w:hAnsi="Times New Roman" w:cs="Times New Roman"/>
+          <w:sz w:val="24"/>
+          <w:szCs w:val="24"/>
+          <w:lang w:eastAsia="ru-RU"/>
+        </w:rPr>
+        <w:t xml:space="preserve"> </w:t>
+      </w:r>
+      <w:proofErr w:type="spellStart"/>
+      <w:r>
+        <w:rPr>
+          <w:rFonts w:ascii="Times New Roman" w:eastAsia="Times New Roman" w:hAnsi="Times New Roman" w:cs="Times New Roman"/>
+          <w:sz w:val="24"/>
+          <w:szCs w:val="24"/>
+          <w:lang w:eastAsia="ru-RU"/>
+        </w:rPr>
+        <w:t>кітапханаларға</w:t>
+      </w:r>
+      <w:proofErr w:type="spellEnd"/>
+      <w:r>
+        <w:rPr>
+          <w:rFonts w:ascii="Times New Roman" w:eastAsia="Times New Roman" w:hAnsi="Times New Roman" w:cs="Times New Roman"/>
+          <w:sz w:val="24"/>
+          <w:szCs w:val="24"/>
+          <w:lang w:eastAsia="ru-RU"/>
+        </w:rPr>
+        <w:t xml:space="preserve">, </w:t>
+      </w:r>
+      <w:proofErr w:type="spellStart"/>
+      <w:r>
+        <w:rPr>
+          <w:rFonts w:ascii="Times New Roman" w:eastAsia="Times New Roman" w:hAnsi="Times New Roman" w:cs="Times New Roman"/>
+          <w:sz w:val="24"/>
+          <w:szCs w:val="24"/>
+          <w:lang w:eastAsia="ru-RU"/>
+        </w:rPr>
+        <w:t>фреймворктерге</w:t>
+      </w:r>
+      <w:proofErr w:type="spellEnd"/>
+      <w:r>
+        <w:rPr>
+          <w:rFonts w:ascii="Times New Roman" w:eastAsia="Times New Roman" w:hAnsi="Times New Roman" w:cs="Times New Roman"/>
+          <w:sz w:val="24"/>
+          <w:szCs w:val="24"/>
+          <w:lang w:eastAsia="ru-RU"/>
+        </w:rPr>
+        <w:t xml:space="preserve">, </w:t>
+      </w:r>
+      <w:proofErr w:type="spellStart"/>
+      <w:r>
+        <w:rPr>
+          <w:rFonts w:ascii="Times New Roman" w:eastAsia="Times New Roman" w:hAnsi="Times New Roman" w:cs="Times New Roman"/>
+          <w:sz w:val="24"/>
+          <w:szCs w:val="24"/>
+          <w:lang w:eastAsia="ru-RU"/>
+        </w:rPr>
+        <w:t>бағдарламалық</w:t>
+      </w:r>
+      <w:proofErr w:type="spellEnd"/>
+      <w:r>
+        <w:rPr>
+          <w:rFonts w:ascii="Times New Roman" w:eastAsia="Times New Roman" w:hAnsi="Times New Roman" w:cs="Times New Roman"/>
+          <w:sz w:val="24"/>
+          <w:szCs w:val="24"/>
+          <w:lang w:eastAsia="ru-RU"/>
+        </w:rPr>
+        <w:t xml:space="preserve"> </w:t>
+      </w:r>
+      <w:proofErr w:type="spellStart"/>
+      <w:r>
+        <w:rPr>
+          <w:rFonts w:ascii="Times New Roman" w:eastAsia="Times New Roman" w:hAnsi="Times New Roman" w:cs="Times New Roman"/>
+          <w:sz w:val="24"/>
+          <w:szCs w:val="24"/>
+          <w:lang w:eastAsia="ru-RU"/>
+        </w:rPr>
+        <w:t>компоненттерге</w:t>
+      </w:r>
+      <w:proofErr w:type="spellEnd"/>
+      <w:r>
+        <w:rPr>
+          <w:rFonts w:ascii="Times New Roman" w:eastAsia="Times New Roman" w:hAnsi="Times New Roman" w:cs="Times New Roman"/>
+          <w:sz w:val="24"/>
+          <w:szCs w:val="24"/>
+          <w:lang w:eastAsia="ru-RU"/>
+        </w:rPr>
+        <w:t xml:space="preserve"> </w:t>
+      </w:r>
+      <w:proofErr w:type="spellStart"/>
+      <w:r>
+        <w:rPr>
+          <w:rFonts w:ascii="Times New Roman" w:eastAsia="Times New Roman" w:hAnsi="Times New Roman" w:cs="Times New Roman"/>
+          <w:sz w:val="24"/>
+          <w:szCs w:val="24"/>
+          <w:lang w:eastAsia="ru-RU"/>
+        </w:rPr>
+        <w:t>және</w:t>
+      </w:r>
+      <w:proofErr w:type="spellEnd"/>
+      <w:r>
+        <w:rPr>
+          <w:rFonts w:ascii="Times New Roman" w:eastAsia="Times New Roman" w:hAnsi="Times New Roman" w:cs="Times New Roman"/>
+          <w:sz w:val="24"/>
+          <w:szCs w:val="24"/>
+          <w:lang w:eastAsia="ru-RU"/>
+        </w:rPr>
+        <w:t xml:space="preserve"> </w:t>
+      </w:r>
+      <w:proofErr w:type="spellStart"/>
+      <w:r>
+        <w:rPr>
+          <w:rFonts w:ascii="Times New Roman" w:eastAsia="Times New Roman" w:hAnsi="Times New Roman" w:cs="Times New Roman"/>
+          <w:sz w:val="24"/>
+          <w:szCs w:val="24"/>
+          <w:lang w:eastAsia="ru-RU"/>
+        </w:rPr>
+        <w:t>өзге</w:t>
+      </w:r>
+      <w:proofErr w:type="spellEnd"/>
+      <w:r>
+        <w:rPr>
+          <w:rFonts w:ascii="Times New Roman" w:eastAsia="Times New Roman" w:hAnsi="Times New Roman" w:cs="Times New Roman"/>
+          <w:sz w:val="24"/>
+          <w:szCs w:val="24"/>
+          <w:lang w:eastAsia="ru-RU"/>
+        </w:rPr>
+        <w:t xml:space="preserve"> де </w:t>
+      </w:r>
+      <w:proofErr w:type="spellStart"/>
+      <w:r>
+        <w:rPr>
+          <w:rFonts w:ascii="Times New Roman" w:eastAsia="Times New Roman" w:hAnsi="Times New Roman" w:cs="Times New Roman"/>
+          <w:sz w:val="24"/>
+          <w:szCs w:val="24"/>
+          <w:lang w:eastAsia="ru-RU"/>
+        </w:rPr>
+        <w:t>бағдарламалық</w:t>
+      </w:r>
+      <w:proofErr w:type="spellEnd"/>
+      <w:r>
+        <w:rPr>
+          <w:rFonts w:ascii="Times New Roman" w:eastAsia="Times New Roman" w:hAnsi="Times New Roman" w:cs="Times New Roman"/>
+          <w:sz w:val="24"/>
+          <w:szCs w:val="24"/>
+          <w:lang w:eastAsia="ru-RU"/>
+        </w:rPr>
+        <w:t xml:space="preserve"> </w:t>
+      </w:r>
+      <w:proofErr w:type="spellStart"/>
+      <w:r>
+        <w:rPr>
+          <w:rFonts w:ascii="Times New Roman" w:eastAsia="Times New Roman" w:hAnsi="Times New Roman" w:cs="Times New Roman"/>
+          <w:sz w:val="24"/>
+          <w:szCs w:val="24"/>
+          <w:lang w:eastAsia="ru-RU"/>
+        </w:rPr>
+        <w:t>өнімдерге</w:t>
+      </w:r>
+      <w:proofErr w:type="spellEnd"/>
+      <w:r>
+        <w:rPr>
+          <w:rFonts w:ascii="Times New Roman" w:eastAsia="Times New Roman" w:hAnsi="Times New Roman" w:cs="Times New Roman"/>
+          <w:sz w:val="24"/>
+          <w:szCs w:val="24"/>
+          <w:lang w:eastAsia="ru-RU"/>
+        </w:rPr>
+        <w:t xml:space="preserve"> </w:t>
+      </w:r>
+      <w:proofErr w:type="spellStart"/>
+      <w:r>
+        <w:rPr>
+          <w:rFonts w:ascii="Times New Roman" w:eastAsia="Times New Roman" w:hAnsi="Times New Roman" w:cs="Times New Roman"/>
+          <w:sz w:val="24"/>
+          <w:szCs w:val="24"/>
+          <w:lang w:eastAsia="ru-RU"/>
+        </w:rPr>
+        <w:t>құқықтар</w:t>
+      </w:r>
+      <w:proofErr w:type="spellEnd"/>
+      <w:r>
+        <w:rPr>
+          <w:rFonts w:ascii="Times New Roman" w:eastAsia="Times New Roman" w:hAnsi="Times New Roman" w:cs="Times New Roman"/>
+          <w:sz w:val="24"/>
+          <w:szCs w:val="24"/>
+          <w:lang w:eastAsia="ru-RU"/>
+        </w:rPr>
+        <w:t xml:space="preserve"> </w:t>
+      </w:r>
+      <w:proofErr w:type="spellStart"/>
+      <w:r>
+        <w:rPr>
+          <w:rFonts w:ascii="Times New Roman" w:eastAsia="Times New Roman" w:hAnsi="Times New Roman" w:cs="Times New Roman"/>
+          <w:sz w:val="24"/>
+          <w:szCs w:val="24"/>
+          <w:lang w:eastAsia="ru-RU"/>
+        </w:rPr>
+        <w:t>тиісті</w:t>
+      </w:r>
+      <w:proofErr w:type="spellEnd"/>
+      <w:r>
+        <w:rPr>
+          <w:rFonts w:ascii="Times New Roman" w:eastAsia="Times New Roman" w:hAnsi="Times New Roman" w:cs="Times New Roman"/>
+          <w:sz w:val="24"/>
+          <w:szCs w:val="24"/>
+          <w:lang w:eastAsia="ru-RU"/>
+        </w:rPr>
+        <w:t xml:space="preserve"> </w:t>
+      </w:r>
+      <w:proofErr w:type="spellStart"/>
+      <w:r>
+        <w:rPr>
+          <w:rFonts w:ascii="Times New Roman" w:eastAsia="Times New Roman" w:hAnsi="Times New Roman" w:cs="Times New Roman"/>
+          <w:sz w:val="24"/>
+          <w:szCs w:val="24"/>
+          <w:lang w:eastAsia="ru-RU"/>
+        </w:rPr>
+        <w:t>құқық</w:t>
+      </w:r>
+      <w:proofErr w:type="spellEnd"/>
+      <w:r>
+        <w:rPr>
+          <w:rFonts w:ascii="Times New Roman" w:eastAsia="Times New Roman" w:hAnsi="Times New Roman" w:cs="Times New Roman"/>
+          <w:sz w:val="24"/>
+          <w:szCs w:val="24"/>
+          <w:lang w:eastAsia="ru-RU"/>
+        </w:rPr>
+        <w:t xml:space="preserve"> </w:t>
+      </w:r>
+      <w:proofErr w:type="spellStart"/>
+      <w:r>
+        <w:rPr>
+          <w:rFonts w:ascii="Times New Roman" w:eastAsia="Times New Roman" w:hAnsi="Times New Roman" w:cs="Times New Roman"/>
+          <w:sz w:val="24"/>
+          <w:szCs w:val="24"/>
+          <w:lang w:eastAsia="ru-RU"/>
+        </w:rPr>
+        <w:t>иелерінің</w:t>
+      </w:r>
+      <w:proofErr w:type="spellEnd"/>
+      <w:r>
+        <w:rPr>
+          <w:rFonts w:ascii="Times New Roman" w:eastAsia="Times New Roman" w:hAnsi="Times New Roman" w:cs="Times New Roman"/>
+          <w:sz w:val="24"/>
+          <w:szCs w:val="24"/>
+          <w:lang w:eastAsia="ru-RU"/>
+        </w:rPr>
+        <w:t xml:space="preserve"> </w:t>
+      </w:r>
+      <w:proofErr w:type="spellStart"/>
+      <w:r>
+        <w:rPr>
+          <w:rFonts w:ascii="Times New Roman" w:eastAsia="Times New Roman" w:hAnsi="Times New Roman" w:cs="Times New Roman"/>
+          <w:sz w:val="24"/>
+          <w:szCs w:val="24"/>
+          <w:lang w:eastAsia="ru-RU"/>
+        </w:rPr>
+        <w:t>лицензиялық</w:t>
+      </w:r>
+      <w:proofErr w:type="spellEnd"/>
+      <w:r>
+        <w:rPr>
+          <w:rFonts w:ascii="Times New Roman" w:eastAsia="Times New Roman" w:hAnsi="Times New Roman" w:cs="Times New Roman"/>
+          <w:sz w:val="24"/>
+          <w:szCs w:val="24"/>
+          <w:lang w:eastAsia="ru-RU"/>
+        </w:rPr>
+        <w:t xml:space="preserve"> </w:t>
+      </w:r>
+      <w:proofErr w:type="spellStart"/>
+      <w:r>
+        <w:rPr>
+          <w:rFonts w:ascii="Times New Roman" w:eastAsia="Times New Roman" w:hAnsi="Times New Roman" w:cs="Times New Roman"/>
+          <w:sz w:val="24"/>
+          <w:szCs w:val="24"/>
+          <w:lang w:eastAsia="ru-RU"/>
+        </w:rPr>
+        <w:t>талаптарына</w:t>
+      </w:r>
+      <w:proofErr w:type="spellEnd"/>
+      <w:r>
+        <w:rPr>
+          <w:rFonts w:ascii="Times New Roman" w:eastAsia="Times New Roman" w:hAnsi="Times New Roman" w:cs="Times New Roman"/>
+          <w:sz w:val="24"/>
+          <w:szCs w:val="24"/>
+          <w:lang w:eastAsia="ru-RU"/>
+        </w:rPr>
+        <w:t xml:space="preserve"> </w:t>
+      </w:r>
+      <w:proofErr w:type="spellStart"/>
+      <w:r>
+        <w:rPr>
+          <w:rFonts w:ascii="Times New Roman" w:eastAsia="Times New Roman" w:hAnsi="Times New Roman" w:cs="Times New Roman"/>
+          <w:sz w:val="24"/>
+          <w:szCs w:val="24"/>
+          <w:lang w:eastAsia="ru-RU"/>
+        </w:rPr>
+        <w:t>сәйкес</w:t>
+      </w:r>
+      <w:proofErr w:type="spellEnd"/>
+      <w:r>
+        <w:rPr>
+          <w:rFonts w:ascii="Times New Roman" w:eastAsia="Times New Roman" w:hAnsi="Times New Roman" w:cs="Times New Roman"/>
+          <w:sz w:val="24"/>
+          <w:szCs w:val="24"/>
+          <w:lang w:eastAsia="ru-RU"/>
+        </w:rPr>
+        <w:t xml:space="preserve"> </w:t>
+      </w:r>
+      <w:proofErr w:type="spellStart"/>
+      <w:r>
+        <w:rPr>
+          <w:rFonts w:ascii="Times New Roman" w:eastAsia="Times New Roman" w:hAnsi="Times New Roman" w:cs="Times New Roman"/>
+          <w:sz w:val="24"/>
+          <w:szCs w:val="24"/>
+          <w:lang w:eastAsia="ru-RU"/>
+        </w:rPr>
+        <w:t>реттеледі</w:t>
+      </w:r>
+      <w:proofErr w:type="spellEnd"/>
+      <w:r>
+        <w:rPr>
+          <w:rFonts w:ascii="Times New Roman" w:eastAsia="Times New Roman" w:hAnsi="Times New Roman" w:cs="Times New Roman"/>
+          <w:sz w:val="24"/>
+          <w:szCs w:val="24"/>
+          <w:lang w:eastAsia="ru-RU"/>
+        </w:rPr>
+        <w:t>.</w:t>
+      </w:r>
+    </w:p>
+    <w:p>
+      <w:pPr>
+        <w:spacing w:before="100" w:beforeAutospacing="1" w:after="100" w:afterAutospacing="1" w:line="240" w:lineRule="auto"/>
+        <w:outlineLvl w:val="1"/>
+        <w:rPr>
+          <w:rFonts w:ascii="Times New Roman" w:eastAsia="Times New Roman" w:hAnsi="Times New Roman" w:cs="Times New Roman"/>
+          <w:b/>
+          <w:bCs/>
+          <w:sz w:val="36"/>
+          <w:szCs w:val="36"/>
+          <w:lang w:eastAsia="ru-RU"/>
+        </w:rPr>
+      </w:pPr>
+      <w:r>
+        <w:rPr>
+          <w:rFonts w:ascii="Times New Roman" w:eastAsia="Times New Roman" w:hAnsi="Times New Roman" w:cs="Times New Roman"/>
+          <w:b/>
+          <w:bCs/>
+          <w:sz w:val="36"/>
+          <w:szCs w:val="36"/>
           <w:lang w:val="kk-KZ" w:eastAsia="ru-RU"/>
         </w:rPr>
-        <w:t xml:space="preserve"> </w:t>
-      </w:r>
-      <w:r>
-        <w:rPr>
-          <w:rFonts w:ascii="Times New Roman" w:eastAsia="Times New Roman" w:hAnsi="Times New Roman" w:cs="Times New Roman"/>
-          <w:b/>
-          <w:bCs/>
-          <w:color w:val="2E74B5" w:themeColor="accent1" w:themeShade="BF"/>
-          <w:sz w:val="24"/>
-          <w:szCs w:val="24"/>
-          <w:lang w:val="en-US" w:eastAsia="ru-RU"/>
-        </w:rPr>
-        <w:t>PostgreSQL</w:t>
+        <w:t>5</w:t>
+      </w:r>
+      <w:r>
+        <w:rPr>
+          <w:rFonts w:ascii="Times New Roman" w:eastAsia="Times New Roman" w:hAnsi="Times New Roman" w:cs="Times New Roman"/>
+          <w:b/>
+          <w:bCs/>
+          <w:sz w:val="36"/>
+          <w:szCs w:val="36"/>
+          <w:lang w:eastAsia="ru-RU"/>
+        </w:rPr>
+        <w:t xml:space="preserve">. </w:t>
+      </w:r>
+      <w:proofErr w:type="spellStart"/>
+      <w:r>
+        <w:rPr>
+          <w:rFonts w:ascii="Times New Roman" w:eastAsia="Times New Roman" w:hAnsi="Times New Roman" w:cs="Times New Roman"/>
+          <w:b/>
+          <w:bCs/>
+          <w:sz w:val="36"/>
+          <w:szCs w:val="36"/>
+          <w:lang w:eastAsia="ru-RU"/>
+        </w:rPr>
+        <w:t>Қорытынды</w:t>
+      </w:r>
+      <w:proofErr w:type="spellEnd"/>
+      <w:r>
+        <w:rPr>
+          <w:rFonts w:ascii="Times New Roman" w:eastAsia="Times New Roman" w:hAnsi="Times New Roman" w:cs="Times New Roman"/>
+          <w:b/>
+          <w:bCs/>
+          <w:sz w:val="36"/>
+          <w:szCs w:val="36"/>
+          <w:lang w:eastAsia="ru-RU"/>
+        </w:rPr>
+        <w:t xml:space="preserve"> </w:t>
+      </w:r>
+      <w:proofErr w:type="spellStart"/>
+      <w:r>
+        <w:rPr>
+          <w:rFonts w:ascii="Times New Roman" w:eastAsia="Times New Roman" w:hAnsi="Times New Roman" w:cs="Times New Roman"/>
+          <w:b/>
+          <w:bCs/>
+          <w:sz w:val="36"/>
+          <w:szCs w:val="36"/>
+          <w:lang w:eastAsia="ru-RU"/>
+        </w:rPr>
+        <w:t>ережелер</w:t>
+      </w:r>
+      <w:proofErr w:type="spellEnd"/>
+    </w:p>
+    <w:p>
+      <w:pPr>
+        <w:spacing w:before="100" w:beforeAutospacing="1" w:after="100" w:afterAutospacing="1" w:line="240" w:lineRule="auto"/>
+        <w:rPr>
+          <w:rFonts w:ascii="Times New Roman" w:eastAsia="Times New Roman" w:hAnsi="Times New Roman" w:cs="Times New Roman"/>
+          <w:sz w:val="24"/>
+          <w:szCs w:val="24"/>
+          <w:lang w:eastAsia="ru-RU"/>
+        </w:rPr>
+      </w:pPr>
+      <w:r>
+        <w:rPr>
+          <w:rFonts w:ascii="Times New Roman" w:eastAsia="Times New Roman" w:hAnsi="Times New Roman" w:cs="Times New Roman"/>
+          <w:sz w:val="24"/>
+          <w:szCs w:val="24"/>
+          <w:lang w:eastAsia="ru-RU"/>
+        </w:rPr>
+        <w:lastRenderedPageBreak/>
+        <w:t xml:space="preserve">Осы </w:t>
+      </w:r>
+      <w:proofErr w:type="spellStart"/>
+      <w:r>
+        <w:rPr>
+          <w:rFonts w:ascii="Times New Roman" w:eastAsia="Times New Roman" w:hAnsi="Times New Roman" w:cs="Times New Roman"/>
+          <w:sz w:val="24"/>
+          <w:szCs w:val="24"/>
+          <w:lang w:eastAsia="ru-RU"/>
+        </w:rPr>
+        <w:t>Актіге</w:t>
+      </w:r>
+      <w:proofErr w:type="spellEnd"/>
+      <w:r>
+        <w:rPr>
+          <w:rFonts w:ascii="Times New Roman" w:eastAsia="Times New Roman" w:hAnsi="Times New Roman" w:cs="Times New Roman"/>
+          <w:sz w:val="24"/>
+          <w:szCs w:val="24"/>
+          <w:lang w:eastAsia="ru-RU"/>
+        </w:rPr>
+        <w:t xml:space="preserve"> </w:t>
+      </w:r>
+      <w:proofErr w:type="spellStart"/>
+      <w:r>
+        <w:rPr>
+          <w:rFonts w:ascii="Times New Roman" w:eastAsia="Times New Roman" w:hAnsi="Times New Roman" w:cs="Times New Roman"/>
+          <w:sz w:val="24"/>
+          <w:szCs w:val="24"/>
+          <w:lang w:eastAsia="ru-RU"/>
+        </w:rPr>
+        <w:t>қол</w:t>
+      </w:r>
+      <w:proofErr w:type="spellEnd"/>
+      <w:r>
+        <w:rPr>
+          <w:rFonts w:ascii="Times New Roman" w:eastAsia="Times New Roman" w:hAnsi="Times New Roman" w:cs="Times New Roman"/>
+          <w:sz w:val="24"/>
+          <w:szCs w:val="24"/>
+          <w:lang w:eastAsia="ru-RU"/>
+        </w:rPr>
+        <w:t xml:space="preserve"> </w:t>
+      </w:r>
+      <w:proofErr w:type="spellStart"/>
+      <w:r>
+        <w:rPr>
+          <w:rFonts w:ascii="Times New Roman" w:eastAsia="Times New Roman" w:hAnsi="Times New Roman" w:cs="Times New Roman"/>
+          <w:sz w:val="24"/>
+          <w:szCs w:val="24"/>
+          <w:lang w:eastAsia="ru-RU"/>
+        </w:rPr>
+        <w:t>қою</w:t>
+      </w:r>
+      <w:proofErr w:type="spellEnd"/>
+      <w:r>
+        <w:rPr>
+          <w:rFonts w:ascii="Times New Roman" w:eastAsia="Times New Roman" w:hAnsi="Times New Roman" w:cs="Times New Roman"/>
+          <w:sz w:val="24"/>
+          <w:szCs w:val="24"/>
+          <w:lang w:eastAsia="ru-RU"/>
+        </w:rPr>
+        <w:t xml:space="preserve"> </w:t>
+      </w:r>
+      <w:proofErr w:type="spellStart"/>
+      <w:r>
+        <w:rPr>
+          <w:rFonts w:ascii="Times New Roman" w:eastAsia="Times New Roman" w:hAnsi="Times New Roman" w:cs="Times New Roman"/>
+          <w:sz w:val="24"/>
+          <w:szCs w:val="24"/>
+          <w:lang w:eastAsia="ru-RU"/>
+        </w:rPr>
+        <w:t>бағдарламалық</w:t>
+      </w:r>
+      <w:proofErr w:type="spellEnd"/>
+      <w:r>
+        <w:rPr>
+          <w:rFonts w:ascii="Times New Roman" w:eastAsia="Times New Roman" w:hAnsi="Times New Roman" w:cs="Times New Roman"/>
+          <w:sz w:val="24"/>
+          <w:szCs w:val="24"/>
+          <w:lang w:eastAsia="ru-RU"/>
+        </w:rPr>
+        <w:t xml:space="preserve"> </w:t>
+      </w:r>
+      <w:proofErr w:type="spellStart"/>
+      <w:r>
+        <w:rPr>
+          <w:rFonts w:ascii="Times New Roman" w:eastAsia="Times New Roman" w:hAnsi="Times New Roman" w:cs="Times New Roman"/>
+          <w:sz w:val="24"/>
+          <w:szCs w:val="24"/>
+          <w:lang w:eastAsia="ru-RU"/>
+        </w:rPr>
+        <w:t>қамтамасыз</w:t>
+      </w:r>
+      <w:proofErr w:type="spellEnd"/>
+      <w:r>
+        <w:rPr>
+          <w:rFonts w:ascii="Times New Roman" w:eastAsia="Times New Roman" w:hAnsi="Times New Roman" w:cs="Times New Roman"/>
+          <w:sz w:val="24"/>
+          <w:szCs w:val="24"/>
+          <w:lang w:eastAsia="ru-RU"/>
+        </w:rPr>
+        <w:t xml:space="preserve"> </w:t>
+      </w:r>
+      <w:proofErr w:type="spellStart"/>
+      <w:r>
+        <w:rPr>
+          <w:rFonts w:ascii="Times New Roman" w:eastAsia="Times New Roman" w:hAnsi="Times New Roman" w:cs="Times New Roman"/>
+          <w:sz w:val="24"/>
+          <w:szCs w:val="24"/>
+          <w:lang w:eastAsia="ru-RU"/>
+        </w:rPr>
+        <w:t>етудің</w:t>
+      </w:r>
+      <w:proofErr w:type="spellEnd"/>
+      <w:r>
+        <w:rPr>
+          <w:rFonts w:ascii="Times New Roman" w:eastAsia="Times New Roman" w:hAnsi="Times New Roman" w:cs="Times New Roman"/>
+          <w:sz w:val="24"/>
+          <w:szCs w:val="24"/>
+          <w:lang w:eastAsia="ru-RU"/>
+        </w:rPr>
+        <w:t xml:space="preserve"> </w:t>
+      </w:r>
+      <w:proofErr w:type="spellStart"/>
+      <w:r>
+        <w:rPr>
+          <w:rFonts w:ascii="Times New Roman" w:eastAsia="Times New Roman" w:hAnsi="Times New Roman" w:cs="Times New Roman"/>
+          <w:sz w:val="24"/>
+          <w:szCs w:val="24"/>
+          <w:lang w:eastAsia="ru-RU"/>
+        </w:rPr>
+        <w:t>және</w:t>
+      </w:r>
+      <w:proofErr w:type="spellEnd"/>
+      <w:r>
+        <w:rPr>
+          <w:rFonts w:ascii="Times New Roman" w:eastAsia="Times New Roman" w:hAnsi="Times New Roman" w:cs="Times New Roman"/>
+          <w:sz w:val="24"/>
+          <w:szCs w:val="24"/>
+          <w:lang w:eastAsia="ru-RU"/>
+        </w:rPr>
+        <w:t xml:space="preserve"> </w:t>
+      </w:r>
+      <w:proofErr w:type="spellStart"/>
+      <w:r>
+        <w:rPr>
+          <w:rFonts w:ascii="Times New Roman" w:eastAsia="Times New Roman" w:hAnsi="Times New Roman" w:cs="Times New Roman"/>
+          <w:sz w:val="24"/>
+          <w:szCs w:val="24"/>
+          <w:lang w:eastAsia="ru-RU"/>
+        </w:rPr>
+        <w:t>орындалған</w:t>
+      </w:r>
+      <w:proofErr w:type="spellEnd"/>
+      <w:r>
+        <w:rPr>
+          <w:rFonts w:ascii="Times New Roman" w:eastAsia="Times New Roman" w:hAnsi="Times New Roman" w:cs="Times New Roman"/>
+          <w:sz w:val="24"/>
+          <w:szCs w:val="24"/>
+          <w:lang w:eastAsia="ru-RU"/>
+        </w:rPr>
+        <w:t xml:space="preserve"> </w:t>
+      </w:r>
+      <w:proofErr w:type="spellStart"/>
+      <w:r>
+        <w:rPr>
+          <w:rFonts w:ascii="Times New Roman" w:eastAsia="Times New Roman" w:hAnsi="Times New Roman" w:cs="Times New Roman"/>
+          <w:sz w:val="24"/>
+          <w:szCs w:val="24"/>
+          <w:lang w:eastAsia="ru-RU"/>
+        </w:rPr>
+        <w:t>жұмыстар</w:t>
+      </w:r>
+      <w:proofErr w:type="spellEnd"/>
+      <w:r>
+        <w:rPr>
+          <w:rFonts w:ascii="Times New Roman" w:eastAsia="Times New Roman" w:hAnsi="Times New Roman" w:cs="Times New Roman"/>
+          <w:sz w:val="24"/>
+          <w:szCs w:val="24"/>
+          <w:lang w:eastAsia="ru-RU"/>
+        </w:rPr>
+        <w:t xml:space="preserve"> </w:t>
+      </w:r>
+      <w:proofErr w:type="spellStart"/>
+      <w:r>
+        <w:rPr>
+          <w:rFonts w:ascii="Times New Roman" w:eastAsia="Times New Roman" w:hAnsi="Times New Roman" w:cs="Times New Roman"/>
+          <w:sz w:val="24"/>
+          <w:szCs w:val="24"/>
+          <w:lang w:eastAsia="ru-RU"/>
+        </w:rPr>
+        <w:t>нәтижесінің</w:t>
+      </w:r>
+      <w:proofErr w:type="spellEnd"/>
+      <w:r>
+        <w:rPr>
+          <w:rFonts w:ascii="Times New Roman" w:eastAsia="Times New Roman" w:hAnsi="Times New Roman" w:cs="Times New Roman"/>
+          <w:sz w:val="24"/>
+          <w:szCs w:val="24"/>
+          <w:lang w:eastAsia="ru-RU"/>
+        </w:rPr>
+        <w:t xml:space="preserve"> </w:t>
+      </w:r>
+      <w:proofErr w:type="spellStart"/>
+      <w:r>
+        <w:rPr>
+          <w:rFonts w:ascii="Times New Roman" w:eastAsia="Times New Roman" w:hAnsi="Times New Roman" w:cs="Times New Roman"/>
+          <w:sz w:val="24"/>
+          <w:szCs w:val="24"/>
+          <w:lang w:eastAsia="ru-RU"/>
+        </w:rPr>
+        <w:t>Тапсырыс</w:t>
+      </w:r>
+      <w:proofErr w:type="spellEnd"/>
+      <w:r>
+        <w:rPr>
+          <w:rFonts w:ascii="Times New Roman" w:eastAsia="Times New Roman" w:hAnsi="Times New Roman" w:cs="Times New Roman"/>
+          <w:sz w:val="24"/>
+          <w:szCs w:val="24"/>
+          <w:lang w:eastAsia="ru-RU"/>
+        </w:rPr>
+        <w:t xml:space="preserve"> </w:t>
+      </w:r>
+      <w:proofErr w:type="spellStart"/>
+      <w:r>
+        <w:rPr>
+          <w:rFonts w:ascii="Times New Roman" w:eastAsia="Times New Roman" w:hAnsi="Times New Roman" w:cs="Times New Roman"/>
+          <w:sz w:val="24"/>
+          <w:szCs w:val="24"/>
+          <w:lang w:eastAsia="ru-RU"/>
+        </w:rPr>
+        <w:t>берушіге</w:t>
+      </w:r>
+      <w:proofErr w:type="spellEnd"/>
+      <w:r>
+        <w:rPr>
+          <w:rFonts w:ascii="Times New Roman" w:eastAsia="Times New Roman" w:hAnsi="Times New Roman" w:cs="Times New Roman"/>
+          <w:sz w:val="24"/>
+          <w:szCs w:val="24"/>
+          <w:lang w:eastAsia="ru-RU"/>
+        </w:rPr>
+        <w:t xml:space="preserve"> </w:t>
+      </w:r>
+      <w:proofErr w:type="spellStart"/>
+      <w:r>
+        <w:rPr>
+          <w:rFonts w:ascii="Times New Roman" w:eastAsia="Times New Roman" w:hAnsi="Times New Roman" w:cs="Times New Roman"/>
+          <w:sz w:val="24"/>
+          <w:szCs w:val="24"/>
+          <w:lang w:eastAsia="ru-RU"/>
+        </w:rPr>
+        <w:t>тапсырылғанын</w:t>
+      </w:r>
+      <w:proofErr w:type="spellEnd"/>
+      <w:r>
+        <w:rPr>
+          <w:rFonts w:ascii="Times New Roman" w:eastAsia="Times New Roman" w:hAnsi="Times New Roman" w:cs="Times New Roman"/>
+          <w:sz w:val="24"/>
+          <w:szCs w:val="24"/>
+          <w:lang w:eastAsia="ru-RU"/>
+        </w:rPr>
+        <w:t xml:space="preserve"> </w:t>
+      </w:r>
+      <w:proofErr w:type="spellStart"/>
+      <w:r>
+        <w:rPr>
+          <w:rFonts w:ascii="Times New Roman" w:eastAsia="Times New Roman" w:hAnsi="Times New Roman" w:cs="Times New Roman"/>
+          <w:sz w:val="24"/>
+          <w:szCs w:val="24"/>
+          <w:lang w:eastAsia="ru-RU"/>
+        </w:rPr>
+        <w:t>растайды</w:t>
+      </w:r>
+      <w:proofErr w:type="spellEnd"/>
+      <w:r>
+        <w:rPr>
+          <w:rFonts w:ascii="Times New Roman" w:eastAsia="Times New Roman" w:hAnsi="Times New Roman" w:cs="Times New Roman"/>
+          <w:sz w:val="24"/>
+          <w:szCs w:val="24"/>
+          <w:lang w:eastAsia="ru-RU"/>
+        </w:rPr>
+        <w:t>.</w:t>
+      </w:r>
+    </w:p>
+    <w:p>
+      <w:pPr>
+        <w:spacing w:before="100" w:beforeAutospacing="1" w:after="100" w:afterAutospacing="1" w:line="240" w:lineRule="auto"/>
+        <w:rPr>
+          <w:rFonts w:ascii="Times New Roman" w:eastAsia="Times New Roman" w:hAnsi="Times New Roman" w:cs="Times New Roman"/>
+          <w:sz w:val="24"/>
+          <w:szCs w:val="24"/>
+          <w:lang w:eastAsia="ru-RU"/>
+        </w:rPr>
+      </w:pPr>
+      <w:r>
+        <w:rPr>
+          <w:rFonts w:ascii="Times New Roman" w:eastAsia="Times New Roman" w:hAnsi="Times New Roman" w:cs="Times New Roman"/>
+          <w:sz w:val="24"/>
+          <w:szCs w:val="24"/>
+          <w:lang w:eastAsia="ru-RU"/>
+        </w:rPr>
+        <w:t xml:space="preserve">Осы </w:t>
+      </w:r>
+      <w:proofErr w:type="spellStart"/>
+      <w:r>
+        <w:rPr>
+          <w:rFonts w:ascii="Times New Roman" w:eastAsia="Times New Roman" w:hAnsi="Times New Roman" w:cs="Times New Roman"/>
+          <w:sz w:val="24"/>
+          <w:szCs w:val="24"/>
+          <w:lang w:eastAsia="ru-RU"/>
+        </w:rPr>
+        <w:t>Актіде</w:t>
+      </w:r>
+      <w:proofErr w:type="spellEnd"/>
+      <w:r>
+        <w:rPr>
+          <w:rFonts w:ascii="Times New Roman" w:eastAsia="Times New Roman" w:hAnsi="Times New Roman" w:cs="Times New Roman"/>
+          <w:sz w:val="24"/>
+          <w:szCs w:val="24"/>
+          <w:lang w:eastAsia="ru-RU"/>
+        </w:rPr>
+        <w:t xml:space="preserve"> </w:t>
+      </w:r>
+      <w:proofErr w:type="spellStart"/>
+      <w:r>
+        <w:rPr>
+          <w:rFonts w:ascii="Times New Roman" w:eastAsia="Times New Roman" w:hAnsi="Times New Roman" w:cs="Times New Roman"/>
+          <w:sz w:val="24"/>
+          <w:szCs w:val="24"/>
+          <w:lang w:eastAsia="ru-RU"/>
+        </w:rPr>
+        <w:t>тікелей</w:t>
+      </w:r>
+      <w:proofErr w:type="spellEnd"/>
+      <w:r>
+        <w:rPr>
+          <w:rFonts w:ascii="Times New Roman" w:eastAsia="Times New Roman" w:hAnsi="Times New Roman" w:cs="Times New Roman"/>
+          <w:sz w:val="24"/>
+          <w:szCs w:val="24"/>
+          <w:lang w:eastAsia="ru-RU"/>
+        </w:rPr>
+        <w:t xml:space="preserve"> </w:t>
+      </w:r>
+      <w:proofErr w:type="spellStart"/>
+      <w:r>
+        <w:rPr>
+          <w:rFonts w:ascii="Times New Roman" w:eastAsia="Times New Roman" w:hAnsi="Times New Roman" w:cs="Times New Roman"/>
+          <w:sz w:val="24"/>
+          <w:szCs w:val="24"/>
+          <w:lang w:eastAsia="ru-RU"/>
+        </w:rPr>
+        <w:t>көрсетілген</w:t>
+      </w:r>
+      <w:proofErr w:type="spellEnd"/>
+      <w:r>
+        <w:rPr>
+          <w:rFonts w:ascii="Times New Roman" w:eastAsia="Times New Roman" w:hAnsi="Times New Roman" w:cs="Times New Roman"/>
+          <w:sz w:val="24"/>
+          <w:szCs w:val="24"/>
+          <w:lang w:eastAsia="ru-RU"/>
+        </w:rPr>
+        <w:t xml:space="preserve"> </w:t>
+      </w:r>
+      <w:proofErr w:type="spellStart"/>
+      <w:r>
+        <w:rPr>
+          <w:rFonts w:ascii="Times New Roman" w:eastAsia="Times New Roman" w:hAnsi="Times New Roman" w:cs="Times New Roman"/>
+          <w:sz w:val="24"/>
+          <w:szCs w:val="24"/>
+          <w:lang w:eastAsia="ru-RU"/>
+        </w:rPr>
+        <w:t>ескертулерді</w:t>
+      </w:r>
+      <w:proofErr w:type="spellEnd"/>
+      <w:r>
+        <w:rPr>
+          <w:rFonts w:ascii="Times New Roman" w:eastAsia="Times New Roman" w:hAnsi="Times New Roman" w:cs="Times New Roman"/>
+          <w:sz w:val="24"/>
+          <w:szCs w:val="24"/>
+          <w:lang w:eastAsia="ru-RU"/>
+        </w:rPr>
+        <w:t xml:space="preserve"> </w:t>
+      </w:r>
+      <w:proofErr w:type="spellStart"/>
+      <w:r>
+        <w:rPr>
+          <w:rFonts w:ascii="Times New Roman" w:eastAsia="Times New Roman" w:hAnsi="Times New Roman" w:cs="Times New Roman"/>
+          <w:sz w:val="24"/>
+          <w:szCs w:val="24"/>
+          <w:lang w:eastAsia="ru-RU"/>
+        </w:rPr>
+        <w:t>қоспағанда</w:t>
+      </w:r>
+      <w:proofErr w:type="spellEnd"/>
+      <w:r>
+        <w:rPr>
+          <w:rFonts w:ascii="Times New Roman" w:eastAsia="Times New Roman" w:hAnsi="Times New Roman" w:cs="Times New Roman"/>
+          <w:sz w:val="24"/>
+          <w:szCs w:val="24"/>
+          <w:lang w:eastAsia="ru-RU"/>
+        </w:rPr>
+        <w:t xml:space="preserve">, </w:t>
+      </w:r>
+      <w:proofErr w:type="spellStart"/>
+      <w:r>
+        <w:rPr>
+          <w:rFonts w:ascii="Times New Roman" w:eastAsia="Times New Roman" w:hAnsi="Times New Roman" w:cs="Times New Roman"/>
+          <w:sz w:val="24"/>
+          <w:szCs w:val="24"/>
+          <w:lang w:eastAsia="ru-RU"/>
+        </w:rPr>
+        <w:t>Тапсырыс</w:t>
+      </w:r>
+      <w:proofErr w:type="spellEnd"/>
+      <w:r>
+        <w:rPr>
+          <w:rFonts w:ascii="Times New Roman" w:eastAsia="Times New Roman" w:hAnsi="Times New Roman" w:cs="Times New Roman"/>
+          <w:sz w:val="24"/>
+          <w:szCs w:val="24"/>
+          <w:lang w:eastAsia="ru-RU"/>
+        </w:rPr>
+        <w:t xml:space="preserve"> </w:t>
+      </w:r>
+      <w:proofErr w:type="spellStart"/>
+      <w:r>
+        <w:rPr>
+          <w:rFonts w:ascii="Times New Roman" w:eastAsia="Times New Roman" w:hAnsi="Times New Roman" w:cs="Times New Roman"/>
+          <w:sz w:val="24"/>
+          <w:szCs w:val="24"/>
+          <w:lang w:eastAsia="ru-RU"/>
+        </w:rPr>
+        <w:t>беруші</w:t>
+      </w:r>
+      <w:proofErr w:type="spellEnd"/>
+      <w:r>
+        <w:rPr>
+          <w:rFonts w:ascii="Times New Roman" w:eastAsia="Times New Roman" w:hAnsi="Times New Roman" w:cs="Times New Roman"/>
+          <w:sz w:val="24"/>
+          <w:szCs w:val="24"/>
+          <w:lang w:eastAsia="ru-RU"/>
+        </w:rPr>
+        <w:t xml:space="preserve"> </w:t>
+      </w:r>
+      <w:proofErr w:type="spellStart"/>
+      <w:r>
+        <w:rPr>
+          <w:rFonts w:ascii="Times New Roman" w:eastAsia="Times New Roman" w:hAnsi="Times New Roman" w:cs="Times New Roman"/>
+          <w:sz w:val="24"/>
+          <w:szCs w:val="24"/>
+          <w:lang w:eastAsia="ru-RU"/>
+        </w:rPr>
+        <w:t>Актіге</w:t>
+      </w:r>
+      <w:proofErr w:type="spellEnd"/>
+      <w:r>
+        <w:rPr>
+          <w:rFonts w:ascii="Times New Roman" w:eastAsia="Times New Roman" w:hAnsi="Times New Roman" w:cs="Times New Roman"/>
+          <w:sz w:val="24"/>
+          <w:szCs w:val="24"/>
+          <w:lang w:eastAsia="ru-RU"/>
+        </w:rPr>
+        <w:t xml:space="preserve"> </w:t>
+      </w:r>
+      <w:proofErr w:type="spellStart"/>
+      <w:r>
+        <w:rPr>
+          <w:rFonts w:ascii="Times New Roman" w:eastAsia="Times New Roman" w:hAnsi="Times New Roman" w:cs="Times New Roman"/>
+          <w:sz w:val="24"/>
+          <w:szCs w:val="24"/>
+          <w:lang w:eastAsia="ru-RU"/>
+        </w:rPr>
+        <w:t>қол</w:t>
+      </w:r>
+      <w:proofErr w:type="spellEnd"/>
+      <w:r>
+        <w:rPr>
+          <w:rFonts w:ascii="Times New Roman" w:eastAsia="Times New Roman" w:hAnsi="Times New Roman" w:cs="Times New Roman"/>
+          <w:sz w:val="24"/>
+          <w:szCs w:val="24"/>
+          <w:lang w:eastAsia="ru-RU"/>
+        </w:rPr>
+        <w:t xml:space="preserve"> </w:t>
+      </w:r>
+      <w:proofErr w:type="spellStart"/>
+      <w:r>
+        <w:rPr>
+          <w:rFonts w:ascii="Times New Roman" w:eastAsia="Times New Roman" w:hAnsi="Times New Roman" w:cs="Times New Roman"/>
+          <w:sz w:val="24"/>
+          <w:szCs w:val="24"/>
+          <w:lang w:eastAsia="ru-RU"/>
+        </w:rPr>
+        <w:t>қою</w:t>
+      </w:r>
+      <w:proofErr w:type="spellEnd"/>
+      <w:r>
+        <w:rPr>
+          <w:rFonts w:ascii="Times New Roman" w:eastAsia="Times New Roman" w:hAnsi="Times New Roman" w:cs="Times New Roman"/>
+          <w:sz w:val="24"/>
+          <w:szCs w:val="24"/>
+          <w:lang w:eastAsia="ru-RU"/>
+        </w:rPr>
+        <w:t xml:space="preserve"> </w:t>
+      </w:r>
+      <w:proofErr w:type="spellStart"/>
+      <w:r>
+        <w:rPr>
+          <w:rFonts w:ascii="Times New Roman" w:eastAsia="Times New Roman" w:hAnsi="Times New Roman" w:cs="Times New Roman"/>
+          <w:sz w:val="24"/>
+          <w:szCs w:val="24"/>
+          <w:lang w:eastAsia="ru-RU"/>
+        </w:rPr>
+        <w:t>күніне</w:t>
+      </w:r>
+      <w:proofErr w:type="spellEnd"/>
+      <w:r>
+        <w:rPr>
+          <w:rFonts w:ascii="Times New Roman" w:eastAsia="Times New Roman" w:hAnsi="Times New Roman" w:cs="Times New Roman"/>
+          <w:sz w:val="24"/>
+          <w:szCs w:val="24"/>
+          <w:lang w:eastAsia="ru-RU"/>
+        </w:rPr>
+        <w:t xml:space="preserve"> </w:t>
+      </w:r>
+      <w:proofErr w:type="spellStart"/>
+      <w:r>
+        <w:rPr>
+          <w:rFonts w:ascii="Times New Roman" w:eastAsia="Times New Roman" w:hAnsi="Times New Roman" w:cs="Times New Roman"/>
+          <w:sz w:val="24"/>
+          <w:szCs w:val="24"/>
+          <w:lang w:eastAsia="ru-RU"/>
+        </w:rPr>
+        <w:t>орындалған</w:t>
+      </w:r>
+      <w:proofErr w:type="spellEnd"/>
+      <w:r>
+        <w:rPr>
+          <w:rFonts w:ascii="Times New Roman" w:eastAsia="Times New Roman" w:hAnsi="Times New Roman" w:cs="Times New Roman"/>
+          <w:sz w:val="24"/>
+          <w:szCs w:val="24"/>
+          <w:lang w:eastAsia="ru-RU"/>
+        </w:rPr>
+        <w:t xml:space="preserve"> </w:t>
+      </w:r>
+      <w:proofErr w:type="spellStart"/>
+      <w:r>
+        <w:rPr>
+          <w:rFonts w:ascii="Times New Roman" w:eastAsia="Times New Roman" w:hAnsi="Times New Roman" w:cs="Times New Roman"/>
+          <w:sz w:val="24"/>
+          <w:szCs w:val="24"/>
+          <w:lang w:eastAsia="ru-RU"/>
+        </w:rPr>
+        <w:t>жұмыстардың</w:t>
+      </w:r>
+      <w:proofErr w:type="spellEnd"/>
+      <w:r>
+        <w:rPr>
+          <w:rFonts w:ascii="Times New Roman" w:eastAsia="Times New Roman" w:hAnsi="Times New Roman" w:cs="Times New Roman"/>
+          <w:sz w:val="24"/>
+          <w:szCs w:val="24"/>
+          <w:lang w:eastAsia="ru-RU"/>
+        </w:rPr>
+        <w:t xml:space="preserve"> </w:t>
+      </w:r>
+      <w:proofErr w:type="spellStart"/>
+      <w:r>
+        <w:rPr>
+          <w:rFonts w:ascii="Times New Roman" w:eastAsia="Times New Roman" w:hAnsi="Times New Roman" w:cs="Times New Roman"/>
+          <w:sz w:val="24"/>
+          <w:szCs w:val="24"/>
+          <w:lang w:eastAsia="ru-RU"/>
+        </w:rPr>
+        <w:t>көлемі</w:t>
+      </w:r>
+      <w:proofErr w:type="spellEnd"/>
+      <w:r>
+        <w:rPr>
+          <w:rFonts w:ascii="Times New Roman" w:eastAsia="Times New Roman" w:hAnsi="Times New Roman" w:cs="Times New Roman"/>
+          <w:sz w:val="24"/>
+          <w:szCs w:val="24"/>
+          <w:lang w:eastAsia="ru-RU"/>
+        </w:rPr>
+        <w:t xml:space="preserve"> мен </w:t>
+      </w:r>
+      <w:proofErr w:type="spellStart"/>
+      <w:r>
+        <w:rPr>
+          <w:rFonts w:ascii="Times New Roman" w:eastAsia="Times New Roman" w:hAnsi="Times New Roman" w:cs="Times New Roman"/>
+          <w:sz w:val="24"/>
+          <w:szCs w:val="24"/>
+          <w:lang w:eastAsia="ru-RU"/>
+        </w:rPr>
+        <w:t>нәтижесіне</w:t>
+      </w:r>
+      <w:proofErr w:type="spellEnd"/>
+      <w:r>
+        <w:rPr>
+          <w:rFonts w:ascii="Times New Roman" w:eastAsia="Times New Roman" w:hAnsi="Times New Roman" w:cs="Times New Roman"/>
+          <w:sz w:val="24"/>
+          <w:szCs w:val="24"/>
+          <w:lang w:eastAsia="ru-RU"/>
+        </w:rPr>
+        <w:t xml:space="preserve"> </w:t>
+      </w:r>
+      <w:proofErr w:type="spellStart"/>
+      <w:r>
+        <w:rPr>
+          <w:rFonts w:ascii="Times New Roman" w:eastAsia="Times New Roman" w:hAnsi="Times New Roman" w:cs="Times New Roman"/>
+          <w:sz w:val="24"/>
+          <w:szCs w:val="24"/>
+          <w:lang w:eastAsia="ru-RU"/>
+        </w:rPr>
+        <w:t>қатысты</w:t>
+      </w:r>
+      <w:proofErr w:type="spellEnd"/>
+      <w:r>
+        <w:rPr>
+          <w:rFonts w:ascii="Times New Roman" w:eastAsia="Times New Roman" w:hAnsi="Times New Roman" w:cs="Times New Roman"/>
+          <w:sz w:val="24"/>
+          <w:szCs w:val="24"/>
+          <w:lang w:eastAsia="ru-RU"/>
+        </w:rPr>
+        <w:t xml:space="preserve"> </w:t>
+      </w:r>
+      <w:proofErr w:type="spellStart"/>
+      <w:r>
+        <w:rPr>
+          <w:rFonts w:ascii="Times New Roman" w:eastAsia="Times New Roman" w:hAnsi="Times New Roman" w:cs="Times New Roman"/>
+          <w:sz w:val="24"/>
+          <w:szCs w:val="24"/>
+          <w:lang w:eastAsia="ru-RU"/>
+        </w:rPr>
+        <w:t>шағымдарының</w:t>
+      </w:r>
+      <w:proofErr w:type="spellEnd"/>
+      <w:r>
+        <w:rPr>
+          <w:rFonts w:ascii="Times New Roman" w:eastAsia="Times New Roman" w:hAnsi="Times New Roman" w:cs="Times New Roman"/>
+          <w:sz w:val="24"/>
+          <w:szCs w:val="24"/>
+          <w:lang w:eastAsia="ru-RU"/>
+        </w:rPr>
+        <w:t xml:space="preserve"> </w:t>
+      </w:r>
+      <w:proofErr w:type="spellStart"/>
+      <w:r>
+        <w:rPr>
+          <w:rFonts w:ascii="Times New Roman" w:eastAsia="Times New Roman" w:hAnsi="Times New Roman" w:cs="Times New Roman"/>
+          <w:sz w:val="24"/>
+          <w:szCs w:val="24"/>
+          <w:lang w:eastAsia="ru-RU"/>
+        </w:rPr>
+        <w:t>жоқ</w:t>
+      </w:r>
+      <w:proofErr w:type="spellEnd"/>
+      <w:r>
+        <w:rPr>
+          <w:rFonts w:ascii="Times New Roman" w:eastAsia="Times New Roman" w:hAnsi="Times New Roman" w:cs="Times New Roman"/>
+          <w:sz w:val="24"/>
+          <w:szCs w:val="24"/>
+          <w:lang w:eastAsia="ru-RU"/>
+        </w:rPr>
+        <w:t xml:space="preserve"> </w:t>
+      </w:r>
+      <w:proofErr w:type="spellStart"/>
+      <w:r>
+        <w:rPr>
+          <w:rFonts w:ascii="Times New Roman" w:eastAsia="Times New Roman" w:hAnsi="Times New Roman" w:cs="Times New Roman"/>
+          <w:sz w:val="24"/>
+          <w:szCs w:val="24"/>
+          <w:lang w:eastAsia="ru-RU"/>
+        </w:rPr>
+        <w:t>екенін</w:t>
+      </w:r>
+      <w:proofErr w:type="spellEnd"/>
+      <w:r>
+        <w:rPr>
+          <w:rFonts w:ascii="Times New Roman" w:eastAsia="Times New Roman" w:hAnsi="Times New Roman" w:cs="Times New Roman"/>
+          <w:sz w:val="24"/>
+          <w:szCs w:val="24"/>
+          <w:lang w:eastAsia="ru-RU"/>
+        </w:rPr>
+        <w:t xml:space="preserve"> </w:t>
+      </w:r>
+      <w:proofErr w:type="spellStart"/>
+      <w:r>
+        <w:rPr>
+          <w:rFonts w:ascii="Times New Roman" w:eastAsia="Times New Roman" w:hAnsi="Times New Roman" w:cs="Times New Roman"/>
+          <w:sz w:val="24"/>
+          <w:szCs w:val="24"/>
+          <w:lang w:eastAsia="ru-RU"/>
+        </w:rPr>
+        <w:t>растайды</w:t>
+      </w:r>
+      <w:proofErr w:type="spellEnd"/>
+      <w:r>
+        <w:rPr>
+          <w:rFonts w:ascii="Times New Roman" w:eastAsia="Times New Roman" w:hAnsi="Times New Roman" w:cs="Times New Roman"/>
+          <w:sz w:val="24"/>
+          <w:szCs w:val="24"/>
+          <w:lang w:eastAsia="ru-RU"/>
+        </w:rPr>
+        <w:t>.</w:t>
+      </w:r>
+    </w:p>
+    <w:p>
+      <w:pPr>
+        <w:spacing w:before="100" w:beforeAutospacing="1" w:after="100" w:afterAutospacing="1" w:line="240" w:lineRule="auto"/>
+        <w:rPr>
+          <w:rFonts w:ascii="Times New Roman" w:eastAsia="Times New Roman" w:hAnsi="Times New Roman" w:cs="Times New Roman"/>
+          <w:sz w:val="24"/>
+          <w:szCs w:val="24"/>
+          <w:lang w:eastAsia="ru-RU"/>
+        </w:rPr>
+      </w:pPr>
+      <w:r>
+        <w:rPr>
+          <w:rFonts w:ascii="Times New Roman" w:eastAsia="Times New Roman" w:hAnsi="Times New Roman" w:cs="Times New Roman"/>
+          <w:sz w:val="24"/>
+          <w:szCs w:val="24"/>
+          <w:lang w:eastAsia="ru-RU"/>
+        </w:rPr>
+        <w:t xml:space="preserve">Осы Акт </w:t>
+      </w:r>
+      <w:proofErr w:type="spellStart"/>
+      <w:r>
+        <w:rPr>
+          <w:rFonts w:ascii="Times New Roman" w:eastAsia="Times New Roman" w:hAnsi="Times New Roman" w:cs="Times New Roman"/>
+          <w:sz w:val="24"/>
+          <w:szCs w:val="24"/>
+          <w:lang w:eastAsia="ru-RU"/>
+        </w:rPr>
+        <w:t>бірдей</w:t>
+      </w:r>
+      <w:proofErr w:type="spellEnd"/>
+      <w:r>
+        <w:rPr>
+          <w:rFonts w:ascii="Times New Roman" w:eastAsia="Times New Roman" w:hAnsi="Times New Roman" w:cs="Times New Roman"/>
+          <w:sz w:val="24"/>
+          <w:szCs w:val="24"/>
+          <w:lang w:eastAsia="ru-RU"/>
+        </w:rPr>
+        <w:t xml:space="preserve"> </w:t>
+      </w:r>
+      <w:proofErr w:type="spellStart"/>
+      <w:r>
+        <w:rPr>
+          <w:rFonts w:ascii="Times New Roman" w:eastAsia="Times New Roman" w:hAnsi="Times New Roman" w:cs="Times New Roman"/>
+          <w:sz w:val="24"/>
+          <w:szCs w:val="24"/>
+          <w:lang w:eastAsia="ru-RU"/>
+        </w:rPr>
+        <w:t>заңды</w:t>
+      </w:r>
+      <w:proofErr w:type="spellEnd"/>
+      <w:r>
+        <w:rPr>
+          <w:rFonts w:ascii="Times New Roman" w:eastAsia="Times New Roman" w:hAnsi="Times New Roman" w:cs="Times New Roman"/>
+          <w:sz w:val="24"/>
+          <w:szCs w:val="24"/>
+          <w:lang w:eastAsia="ru-RU"/>
+        </w:rPr>
+        <w:t xml:space="preserve"> </w:t>
+      </w:r>
+      <w:proofErr w:type="spellStart"/>
+      <w:r>
+        <w:rPr>
+          <w:rFonts w:ascii="Times New Roman" w:eastAsia="Times New Roman" w:hAnsi="Times New Roman" w:cs="Times New Roman"/>
+          <w:sz w:val="24"/>
+          <w:szCs w:val="24"/>
+          <w:lang w:eastAsia="ru-RU"/>
+        </w:rPr>
+        <w:t>күші</w:t>
+      </w:r>
+      <w:proofErr w:type="spellEnd"/>
+      <w:r>
+        <w:rPr>
+          <w:rFonts w:ascii="Times New Roman" w:eastAsia="Times New Roman" w:hAnsi="Times New Roman" w:cs="Times New Roman"/>
+          <w:sz w:val="24"/>
+          <w:szCs w:val="24"/>
+          <w:lang w:eastAsia="ru-RU"/>
+        </w:rPr>
+        <w:t xml:space="preserve"> бар </w:t>
+      </w:r>
+      <w:proofErr w:type="spellStart"/>
+      <w:r>
+        <w:rPr>
+          <w:rFonts w:ascii="Times New Roman" w:eastAsia="Times New Roman" w:hAnsi="Times New Roman" w:cs="Times New Roman"/>
+          <w:sz w:val="24"/>
+          <w:szCs w:val="24"/>
+          <w:lang w:eastAsia="ru-RU"/>
+        </w:rPr>
+        <w:t>екі</w:t>
+      </w:r>
+      <w:proofErr w:type="spellEnd"/>
+      <w:r>
+        <w:rPr>
+          <w:rFonts w:ascii="Times New Roman" w:eastAsia="Times New Roman" w:hAnsi="Times New Roman" w:cs="Times New Roman"/>
+          <w:sz w:val="24"/>
+          <w:szCs w:val="24"/>
+          <w:lang w:eastAsia="ru-RU"/>
+        </w:rPr>
+        <w:t xml:space="preserve"> </w:t>
+      </w:r>
+      <w:proofErr w:type="spellStart"/>
+      <w:r>
+        <w:rPr>
+          <w:rFonts w:ascii="Times New Roman" w:eastAsia="Times New Roman" w:hAnsi="Times New Roman" w:cs="Times New Roman"/>
+          <w:sz w:val="24"/>
+          <w:szCs w:val="24"/>
+          <w:lang w:eastAsia="ru-RU"/>
+        </w:rPr>
+        <w:t>данада</w:t>
+      </w:r>
+      <w:proofErr w:type="spellEnd"/>
+      <w:r>
+        <w:rPr>
+          <w:rFonts w:ascii="Times New Roman" w:eastAsia="Times New Roman" w:hAnsi="Times New Roman" w:cs="Times New Roman"/>
+          <w:sz w:val="24"/>
+          <w:szCs w:val="24"/>
+          <w:lang w:eastAsia="ru-RU"/>
+        </w:rPr>
+        <w:t xml:space="preserve"> </w:t>
+      </w:r>
+      <w:proofErr w:type="spellStart"/>
+      <w:r>
+        <w:rPr>
+          <w:rFonts w:ascii="Times New Roman" w:eastAsia="Times New Roman" w:hAnsi="Times New Roman" w:cs="Times New Roman"/>
+          <w:sz w:val="24"/>
+          <w:szCs w:val="24"/>
+          <w:lang w:eastAsia="ru-RU"/>
+        </w:rPr>
+        <w:t>жасалды</w:t>
+      </w:r>
+      <w:proofErr w:type="spellEnd"/>
+      <w:r>
+        <w:rPr>
+          <w:rFonts w:ascii="Times New Roman" w:eastAsia="Times New Roman" w:hAnsi="Times New Roman" w:cs="Times New Roman"/>
+          <w:sz w:val="24"/>
+          <w:szCs w:val="24"/>
+          <w:lang w:eastAsia="ru-RU"/>
+        </w:rPr>
+        <w:t xml:space="preserve">, </w:t>
+      </w:r>
+      <w:proofErr w:type="spellStart"/>
+      <w:r>
+        <w:rPr>
+          <w:rFonts w:ascii="Times New Roman" w:eastAsia="Times New Roman" w:hAnsi="Times New Roman" w:cs="Times New Roman"/>
+          <w:sz w:val="24"/>
+          <w:szCs w:val="24"/>
+          <w:lang w:eastAsia="ru-RU"/>
+        </w:rPr>
+        <w:t>әр</w:t>
+      </w:r>
+      <w:proofErr w:type="spellEnd"/>
+      <w:r>
+        <w:rPr>
+          <w:rFonts w:ascii="Times New Roman" w:eastAsia="Times New Roman" w:hAnsi="Times New Roman" w:cs="Times New Roman"/>
+          <w:sz w:val="24"/>
+          <w:szCs w:val="24"/>
+          <w:lang w:eastAsia="ru-RU"/>
+        </w:rPr>
+        <w:t xml:space="preserve"> </w:t>
+      </w:r>
+      <w:proofErr w:type="spellStart"/>
+      <w:r>
+        <w:rPr>
+          <w:rFonts w:ascii="Times New Roman" w:eastAsia="Times New Roman" w:hAnsi="Times New Roman" w:cs="Times New Roman"/>
+          <w:sz w:val="24"/>
+          <w:szCs w:val="24"/>
+          <w:lang w:eastAsia="ru-RU"/>
+        </w:rPr>
+        <w:t>Тарапқа</w:t>
+      </w:r>
+      <w:proofErr w:type="spellEnd"/>
+      <w:r>
+        <w:rPr>
+          <w:rFonts w:ascii="Times New Roman" w:eastAsia="Times New Roman" w:hAnsi="Times New Roman" w:cs="Times New Roman"/>
+          <w:sz w:val="24"/>
+          <w:szCs w:val="24"/>
+          <w:lang w:eastAsia="ru-RU"/>
+        </w:rPr>
+        <w:t xml:space="preserve"> </w:t>
+      </w:r>
+      <w:proofErr w:type="spellStart"/>
+      <w:r>
+        <w:rPr>
+          <w:rFonts w:ascii="Times New Roman" w:eastAsia="Times New Roman" w:hAnsi="Times New Roman" w:cs="Times New Roman"/>
+          <w:sz w:val="24"/>
+          <w:szCs w:val="24"/>
+          <w:lang w:eastAsia="ru-RU"/>
+        </w:rPr>
+        <w:t>бір</w:t>
+      </w:r>
+      <w:proofErr w:type="spellEnd"/>
+      <w:r>
+        <w:rPr>
+          <w:rFonts w:ascii="Times New Roman" w:eastAsia="Times New Roman" w:hAnsi="Times New Roman" w:cs="Times New Roman"/>
+          <w:sz w:val="24"/>
+          <w:szCs w:val="24"/>
+          <w:lang w:eastAsia="ru-RU"/>
+        </w:rPr>
+        <w:t xml:space="preserve"> </w:t>
+      </w:r>
+      <w:proofErr w:type="spellStart"/>
+      <w:r>
+        <w:rPr>
+          <w:rFonts w:ascii="Times New Roman" w:eastAsia="Times New Roman" w:hAnsi="Times New Roman" w:cs="Times New Roman"/>
+          <w:sz w:val="24"/>
+          <w:szCs w:val="24"/>
+          <w:lang w:eastAsia="ru-RU"/>
+        </w:rPr>
+        <w:t>данадан</w:t>
+      </w:r>
+      <w:proofErr w:type="spellEnd"/>
+      <w:r>
+        <w:rPr>
+          <w:rFonts w:ascii="Times New Roman" w:eastAsia="Times New Roman" w:hAnsi="Times New Roman" w:cs="Times New Roman"/>
+          <w:sz w:val="24"/>
+          <w:szCs w:val="24"/>
+          <w:lang w:eastAsia="ru-RU"/>
+        </w:rPr>
+        <w:t xml:space="preserve"> </w:t>
+      </w:r>
+      <w:proofErr w:type="spellStart"/>
+      <w:r>
+        <w:rPr>
+          <w:rFonts w:ascii="Times New Roman" w:eastAsia="Times New Roman" w:hAnsi="Times New Roman" w:cs="Times New Roman"/>
+          <w:sz w:val="24"/>
+          <w:szCs w:val="24"/>
+          <w:lang w:eastAsia="ru-RU"/>
+        </w:rPr>
+        <w:t>беріледі</w:t>
+      </w:r>
+      <w:proofErr w:type="spellEnd"/>
+      <w:r>
+        <w:rPr>
+          <w:rFonts w:ascii="Times New Roman" w:eastAsia="Times New Roman" w:hAnsi="Times New Roman" w:cs="Times New Roman"/>
+          <w:sz w:val="24"/>
+          <w:szCs w:val="24"/>
+          <w:lang w:eastAsia="ru-RU"/>
+        </w:rPr>
+        <w:t>.</w:t>
+      </w:r>
+    </w:p>
+    <w:p>
+      <w:pPr>
+        <w:spacing w:before="100" w:beforeAutospacing="1" w:after="100" w:afterAutospacing="1" w:line="240" w:lineRule="auto"/>
+        <w:outlineLvl w:val="1"/>
+        <w:rPr>
+          <w:rFonts w:ascii="Times New Roman" w:eastAsia="Times New Roman" w:hAnsi="Times New Roman" w:cs="Times New Roman"/>
+          <w:b/>
+          <w:bCs/>
+          <w:sz w:val="36"/>
+          <w:szCs w:val="36"/>
+          <w:lang w:eastAsia="ru-RU"/>
+        </w:rPr>
+      </w:pPr>
+      <w:r>
+        <w:rPr>
+          <w:rFonts w:ascii="Times New Roman" w:eastAsia="Times New Roman" w:hAnsi="Times New Roman" w:cs="Times New Roman"/>
+          <w:b/>
+          <w:bCs/>
+          <w:sz w:val="36"/>
+          <w:szCs w:val="36"/>
+          <w:lang w:val="kk-KZ" w:eastAsia="ru-RU"/>
+        </w:rPr>
+        <w:t>6</w:t>
+      </w:r>
+      <w:r>
+        <w:rPr>
+          <w:rFonts w:ascii="Times New Roman" w:eastAsia="Times New Roman" w:hAnsi="Times New Roman" w:cs="Times New Roman"/>
+          <w:b/>
+          <w:bCs/>
+          <w:sz w:val="36"/>
+          <w:szCs w:val="36"/>
+          <w:lang w:eastAsia="ru-RU"/>
+        </w:rPr>
+        <w:t xml:space="preserve">. </w:t>
+      </w:r>
+      <w:proofErr w:type="spellStart"/>
+      <w:r>
+        <w:rPr>
+          <w:rFonts w:ascii="Times New Roman" w:eastAsia="Times New Roman" w:hAnsi="Times New Roman" w:cs="Times New Roman"/>
+          <w:b/>
+          <w:bCs/>
+          <w:sz w:val="36"/>
+          <w:szCs w:val="36"/>
+          <w:lang w:eastAsia="ru-RU"/>
+        </w:rPr>
+        <w:t>Тараптардың</w:t>
+      </w:r>
+      <w:proofErr w:type="spellEnd"/>
+      <w:r>
+        <w:rPr>
+          <w:rFonts w:ascii="Times New Roman" w:eastAsia="Times New Roman" w:hAnsi="Times New Roman" w:cs="Times New Roman"/>
+          <w:b/>
+          <w:bCs/>
+          <w:sz w:val="36"/>
+          <w:szCs w:val="36"/>
+          <w:lang w:eastAsia="ru-RU"/>
+        </w:rPr>
+        <w:t xml:space="preserve"> </w:t>
+      </w:r>
+      <w:proofErr w:type="spellStart"/>
+      <w:r>
+        <w:rPr>
+          <w:rFonts w:ascii="Times New Roman" w:eastAsia="Times New Roman" w:hAnsi="Times New Roman" w:cs="Times New Roman"/>
+          <w:b/>
+          <w:bCs/>
+          <w:sz w:val="36"/>
+          <w:szCs w:val="36"/>
+          <w:lang w:eastAsia="ru-RU"/>
+        </w:rPr>
+        <w:t>қолдары</w:t>
+      </w:r>
+      <w:proofErr w:type="spellEnd"/>
+    </w:p>
+    <w:p>
+      <w:pPr>
+        <w:spacing w:before="100" w:beforeAutospacing="1" w:after="100" w:afterAutospacing="1" w:line="240" w:lineRule="auto"/>
+        <w:outlineLvl w:val="2"/>
+        <w:rPr>
+          <w:rFonts w:ascii="Times New Roman" w:eastAsia="Times New Roman" w:hAnsi="Times New Roman" w:cs="Times New Roman"/>
+          <w:b/>
+          <w:bCs/>
+          <w:sz w:val="27"/>
+          <w:szCs w:val="27"/>
+          <w:lang w:eastAsia="ru-RU"/>
+        </w:rPr>
+      </w:pPr>
+      <w:r>
+        <w:rPr>
+          <w:rFonts w:ascii="Times New Roman" w:eastAsia="Times New Roman" w:hAnsi="Times New Roman" w:cs="Times New Roman"/>
+          <w:b/>
+          <w:bCs/>
+          <w:sz w:val="27"/>
+          <w:szCs w:val="27"/>
+          <w:lang w:eastAsia="ru-RU"/>
+        </w:rPr>
+        <w:t>ТАПСЫРЫС БЕРУШІ</w:t>
+      </w:r>
+    </w:p>
+    <w:p>
+      <w:pPr>
+        <w:spacing w:before="100" w:beforeAutospacing="1" w:after="100" w:afterAutospacing="1" w:line="240" w:lineRule="auto"/>
+        <w:rPr>
+          <w:rFonts w:ascii="Times New Roman" w:eastAsia="Times New Roman" w:hAnsi="Times New Roman" w:cs="Times New Roman"/>
+          <w:sz w:val="24"/>
+          <w:szCs w:val="24"/>
+          <w:lang w:eastAsia="ru-RU"/>
+        </w:rPr>
+      </w:pPr>
+      <w:proofErr w:type="spellStart"/>
+      <w:r>
+        <w:rPr>
+          <w:rFonts w:ascii="Times New Roman" w:eastAsia="Times New Roman" w:hAnsi="Times New Roman" w:cs="Times New Roman"/>
+          <w:sz w:val="24"/>
+          <w:szCs w:val="24"/>
+          <w:lang w:eastAsia="ru-RU"/>
+        </w:rPr>
+        <w:t>Ұйым</w:t>
+      </w:r>
+      <w:proofErr w:type="spellEnd"/>
+      <w:r>
+        <w:rPr>
+          <w:rFonts w:ascii="Times New Roman" w:eastAsia="Times New Roman" w:hAnsi="Times New Roman" w:cs="Times New Roman"/>
+          <w:sz w:val="24"/>
+          <w:szCs w:val="24"/>
+          <w:lang w:eastAsia="ru-RU"/>
+        </w:rPr>
+        <w:t xml:space="preserve"> </w:t>
+      </w:r>
+      <w:proofErr w:type="spellStart"/>
+      <w:r>
+        <w:rPr>
+          <w:rFonts w:ascii="Times New Roman" w:eastAsia="Times New Roman" w:hAnsi="Times New Roman" w:cs="Times New Roman"/>
+          <w:sz w:val="24"/>
+          <w:szCs w:val="24"/>
+          <w:lang w:eastAsia="ru-RU"/>
+        </w:rPr>
+        <w:t>атауы</w:t>
+      </w:r>
+      <w:proofErr w:type="spellEnd"/>
+      <w:r>
+        <w:rPr>
+          <w:rFonts w:ascii="Times New Roman" w:eastAsia="Times New Roman" w:hAnsi="Times New Roman" w:cs="Times New Roman"/>
+          <w:sz w:val="24"/>
+          <w:szCs w:val="24"/>
+          <w:lang w:eastAsia="ru-RU"/>
+        </w:rPr>
+        <w:t xml:space="preserve"> / Т.А.Ә.:</w:t>
       </w:r>
     </w:p>
     <w:p>
@@ -4024,905 +7205,97 @@
     </w:p>
     <w:p>
       <w:pPr>
-        <w:spacing w:after="0" w:line="240" w:lineRule="auto"/>
-        <w:rPr>
-          <w:rFonts w:ascii="Times New Roman" w:eastAsia="Times New Roman" w:hAnsi="Times New Roman" w:cs="Times New Roman"/>
-          <w:sz w:val="24"/>
-          <w:szCs w:val="24"/>
-          <w:lang w:eastAsia="ru-RU"/>
-        </w:rPr>
-      </w:pPr>
+        <w:spacing w:before="100" w:beforeAutospacing="1" w:after="100" w:afterAutospacing="1" w:line="240" w:lineRule="auto"/>
+        <w:rPr>
+          <w:rFonts w:ascii="Times New Roman" w:eastAsia="Times New Roman" w:hAnsi="Times New Roman" w:cs="Times New Roman"/>
+          <w:sz w:val="24"/>
+          <w:szCs w:val="24"/>
+          <w:lang w:eastAsia="ru-RU"/>
+        </w:rPr>
+      </w:pPr>
+      <w:r>
+        <w:rPr>
+          <w:rFonts w:ascii="Times New Roman" w:eastAsia="Times New Roman" w:hAnsi="Times New Roman" w:cs="Times New Roman"/>
+          <w:sz w:val="24"/>
+          <w:szCs w:val="24"/>
+          <w:lang w:eastAsia="ru-RU"/>
+        </w:rPr>
+        <w:t>БСН / ЖСН:</w:t>
+      </w:r>
     </w:p>
     <w:p>
       <w:pPr>
-        <w:spacing w:before="100" w:beforeAutospacing="1" w:after="100" w:afterAutospacing="1" w:line="240" w:lineRule="auto"/>
-        <w:rPr>
-          <w:rFonts w:ascii="Times New Roman" w:eastAsia="Times New Roman" w:hAnsi="Times New Roman" w:cs="Times New Roman"/>
-          <w:sz w:val="24"/>
-          <w:szCs w:val="24"/>
-          <w:lang w:eastAsia="ru-RU"/>
-        </w:rPr>
-      </w:pPr>
-      <w:proofErr w:type="spellStart"/>
-      <w:r>
-        <w:rPr>
-          <w:rFonts w:ascii="Times New Roman" w:eastAsia="Times New Roman" w:hAnsi="Times New Roman" w:cs="Times New Roman"/>
-          <w:sz w:val="24"/>
-          <w:szCs w:val="24"/>
-          <w:lang w:eastAsia="ru-RU"/>
-        </w:rPr>
-        <w:t>Құпиясөздер</w:t>
-      </w:r>
-      <w:proofErr w:type="spellEnd"/>
-      <w:r>
-        <w:rPr>
-          <w:rFonts w:ascii="Times New Roman" w:eastAsia="Times New Roman" w:hAnsi="Times New Roman" w:cs="Times New Roman"/>
-          <w:sz w:val="24"/>
-          <w:szCs w:val="24"/>
-          <w:lang w:eastAsia="ru-RU"/>
-        </w:rPr>
-        <w:t xml:space="preserve">, </w:t>
-      </w:r>
-      <w:proofErr w:type="spellStart"/>
-      <w:r>
-        <w:rPr>
-          <w:rFonts w:ascii="Times New Roman" w:eastAsia="Times New Roman" w:hAnsi="Times New Roman" w:cs="Times New Roman"/>
-          <w:sz w:val="24"/>
-          <w:szCs w:val="24"/>
-          <w:lang w:eastAsia="ru-RU"/>
-        </w:rPr>
-        <w:t>токендер</w:t>
-      </w:r>
-      <w:proofErr w:type="spellEnd"/>
-      <w:r>
-        <w:rPr>
-          <w:rFonts w:ascii="Times New Roman" w:eastAsia="Times New Roman" w:hAnsi="Times New Roman" w:cs="Times New Roman"/>
-          <w:sz w:val="24"/>
-          <w:szCs w:val="24"/>
-          <w:lang w:eastAsia="ru-RU"/>
-        </w:rPr>
-        <w:t xml:space="preserve"> </w:t>
-      </w:r>
-      <w:proofErr w:type="spellStart"/>
-      <w:r>
-        <w:rPr>
-          <w:rFonts w:ascii="Times New Roman" w:eastAsia="Times New Roman" w:hAnsi="Times New Roman" w:cs="Times New Roman"/>
-          <w:sz w:val="24"/>
-          <w:szCs w:val="24"/>
-          <w:lang w:eastAsia="ru-RU"/>
-        </w:rPr>
-        <w:t>және</w:t>
-      </w:r>
-      <w:proofErr w:type="spellEnd"/>
-      <w:r>
-        <w:rPr>
-          <w:rFonts w:ascii="Times New Roman" w:eastAsia="Times New Roman" w:hAnsi="Times New Roman" w:cs="Times New Roman"/>
-          <w:sz w:val="24"/>
-          <w:szCs w:val="24"/>
-          <w:lang w:eastAsia="ru-RU"/>
-        </w:rPr>
-        <w:t xml:space="preserve"> </w:t>
-      </w:r>
-      <w:proofErr w:type="spellStart"/>
-      <w:r>
-        <w:rPr>
-          <w:rFonts w:ascii="Times New Roman" w:eastAsia="Times New Roman" w:hAnsi="Times New Roman" w:cs="Times New Roman"/>
-          <w:sz w:val="24"/>
-          <w:szCs w:val="24"/>
-          <w:lang w:eastAsia="ru-RU"/>
-        </w:rPr>
-        <w:t>өзге</w:t>
-      </w:r>
-      <w:proofErr w:type="spellEnd"/>
-      <w:r>
-        <w:rPr>
-          <w:rFonts w:ascii="Times New Roman" w:eastAsia="Times New Roman" w:hAnsi="Times New Roman" w:cs="Times New Roman"/>
-          <w:sz w:val="24"/>
-          <w:szCs w:val="24"/>
-          <w:lang w:eastAsia="ru-RU"/>
-        </w:rPr>
-        <w:t xml:space="preserve"> де </w:t>
-      </w:r>
-      <w:proofErr w:type="spellStart"/>
-      <w:r>
-        <w:rPr>
-          <w:rFonts w:ascii="Times New Roman" w:eastAsia="Times New Roman" w:hAnsi="Times New Roman" w:cs="Times New Roman"/>
-          <w:sz w:val="24"/>
-          <w:szCs w:val="24"/>
-          <w:lang w:eastAsia="ru-RU"/>
-        </w:rPr>
-        <w:t>құпия</w:t>
-      </w:r>
-      <w:proofErr w:type="spellEnd"/>
-      <w:r>
-        <w:rPr>
-          <w:rFonts w:ascii="Times New Roman" w:eastAsia="Times New Roman" w:hAnsi="Times New Roman" w:cs="Times New Roman"/>
-          <w:sz w:val="24"/>
-          <w:szCs w:val="24"/>
-          <w:lang w:eastAsia="ru-RU"/>
-        </w:rPr>
-        <w:t xml:space="preserve"> </w:t>
-      </w:r>
-      <w:proofErr w:type="spellStart"/>
-      <w:r>
-        <w:rPr>
-          <w:rFonts w:ascii="Times New Roman" w:eastAsia="Times New Roman" w:hAnsi="Times New Roman" w:cs="Times New Roman"/>
-          <w:sz w:val="24"/>
-          <w:szCs w:val="24"/>
-          <w:lang w:eastAsia="ru-RU"/>
-        </w:rPr>
-        <w:t>ақпарат</w:t>
-      </w:r>
-      <w:proofErr w:type="spellEnd"/>
-      <w:r>
-        <w:rPr>
-          <w:rFonts w:ascii="Times New Roman" w:eastAsia="Times New Roman" w:hAnsi="Times New Roman" w:cs="Times New Roman"/>
-          <w:sz w:val="24"/>
-          <w:szCs w:val="24"/>
-          <w:lang w:eastAsia="ru-RU"/>
-        </w:rPr>
-        <w:t xml:space="preserve"> </w:t>
-      </w:r>
-      <w:proofErr w:type="spellStart"/>
-      <w:r>
-        <w:rPr>
-          <w:rFonts w:ascii="Times New Roman" w:eastAsia="Times New Roman" w:hAnsi="Times New Roman" w:cs="Times New Roman"/>
-          <w:sz w:val="24"/>
-          <w:szCs w:val="24"/>
-          <w:lang w:eastAsia="ru-RU"/>
-        </w:rPr>
-        <w:t>Тараптардың</w:t>
-      </w:r>
-      <w:proofErr w:type="spellEnd"/>
-      <w:r>
-        <w:rPr>
-          <w:rFonts w:ascii="Times New Roman" w:eastAsia="Times New Roman" w:hAnsi="Times New Roman" w:cs="Times New Roman"/>
-          <w:sz w:val="24"/>
-          <w:szCs w:val="24"/>
-          <w:lang w:eastAsia="ru-RU"/>
-        </w:rPr>
-        <w:t xml:space="preserve"> </w:t>
-      </w:r>
-      <w:proofErr w:type="spellStart"/>
-      <w:r>
-        <w:rPr>
-          <w:rFonts w:ascii="Times New Roman" w:eastAsia="Times New Roman" w:hAnsi="Times New Roman" w:cs="Times New Roman"/>
-          <w:sz w:val="24"/>
-          <w:szCs w:val="24"/>
-          <w:lang w:eastAsia="ru-RU"/>
-        </w:rPr>
-        <w:t>келісімі</w:t>
-      </w:r>
-      <w:proofErr w:type="spellEnd"/>
-      <w:r>
-        <w:rPr>
-          <w:rFonts w:ascii="Times New Roman" w:eastAsia="Times New Roman" w:hAnsi="Times New Roman" w:cs="Times New Roman"/>
-          <w:sz w:val="24"/>
-          <w:szCs w:val="24"/>
-          <w:lang w:eastAsia="ru-RU"/>
-        </w:rPr>
-        <w:t xml:space="preserve"> </w:t>
-      </w:r>
-      <w:proofErr w:type="spellStart"/>
-      <w:r>
-        <w:rPr>
-          <w:rFonts w:ascii="Times New Roman" w:eastAsia="Times New Roman" w:hAnsi="Times New Roman" w:cs="Times New Roman"/>
-          <w:sz w:val="24"/>
-          <w:szCs w:val="24"/>
-          <w:lang w:eastAsia="ru-RU"/>
-        </w:rPr>
-        <w:t>бойынша</w:t>
-      </w:r>
-      <w:proofErr w:type="spellEnd"/>
-      <w:r>
-        <w:rPr>
-          <w:rFonts w:ascii="Times New Roman" w:eastAsia="Times New Roman" w:hAnsi="Times New Roman" w:cs="Times New Roman"/>
-          <w:sz w:val="24"/>
-          <w:szCs w:val="24"/>
-          <w:lang w:eastAsia="ru-RU"/>
-        </w:rPr>
-        <w:t xml:space="preserve"> </w:t>
-      </w:r>
-      <w:proofErr w:type="spellStart"/>
-      <w:r>
-        <w:rPr>
-          <w:rFonts w:ascii="Times New Roman" w:eastAsia="Times New Roman" w:hAnsi="Times New Roman" w:cs="Times New Roman"/>
-          <w:sz w:val="24"/>
-          <w:szCs w:val="24"/>
-          <w:lang w:eastAsia="ru-RU"/>
-        </w:rPr>
-        <w:t>жеке</w:t>
-      </w:r>
-      <w:proofErr w:type="spellEnd"/>
-      <w:r>
-        <w:rPr>
-          <w:rFonts w:ascii="Times New Roman" w:eastAsia="Times New Roman" w:hAnsi="Times New Roman" w:cs="Times New Roman"/>
-          <w:sz w:val="24"/>
-          <w:szCs w:val="24"/>
-          <w:lang w:eastAsia="ru-RU"/>
-        </w:rPr>
-        <w:t xml:space="preserve"> </w:t>
-      </w:r>
-      <w:proofErr w:type="spellStart"/>
-      <w:r>
-        <w:rPr>
-          <w:rFonts w:ascii="Times New Roman" w:eastAsia="Times New Roman" w:hAnsi="Times New Roman" w:cs="Times New Roman"/>
-          <w:sz w:val="24"/>
-          <w:szCs w:val="24"/>
-          <w:lang w:eastAsia="ru-RU"/>
-        </w:rPr>
-        <w:t>қорғалған</w:t>
-      </w:r>
-      <w:proofErr w:type="spellEnd"/>
-      <w:r>
-        <w:rPr>
-          <w:rFonts w:ascii="Times New Roman" w:eastAsia="Times New Roman" w:hAnsi="Times New Roman" w:cs="Times New Roman"/>
-          <w:sz w:val="24"/>
-          <w:szCs w:val="24"/>
-          <w:lang w:eastAsia="ru-RU"/>
-        </w:rPr>
-        <w:t xml:space="preserve"> </w:t>
-      </w:r>
-      <w:proofErr w:type="spellStart"/>
-      <w:r>
-        <w:rPr>
-          <w:rFonts w:ascii="Times New Roman" w:eastAsia="Times New Roman" w:hAnsi="Times New Roman" w:cs="Times New Roman"/>
-          <w:sz w:val="24"/>
-          <w:szCs w:val="24"/>
-          <w:lang w:eastAsia="ru-RU"/>
-        </w:rPr>
-        <w:t>арна</w:t>
-      </w:r>
-      <w:proofErr w:type="spellEnd"/>
-      <w:r>
-        <w:rPr>
-          <w:rFonts w:ascii="Times New Roman" w:eastAsia="Times New Roman" w:hAnsi="Times New Roman" w:cs="Times New Roman"/>
-          <w:sz w:val="24"/>
-          <w:szCs w:val="24"/>
-          <w:lang w:eastAsia="ru-RU"/>
-        </w:rPr>
-        <w:t xml:space="preserve"> </w:t>
-      </w:r>
-      <w:proofErr w:type="spellStart"/>
-      <w:r>
-        <w:rPr>
-          <w:rFonts w:ascii="Times New Roman" w:eastAsia="Times New Roman" w:hAnsi="Times New Roman" w:cs="Times New Roman"/>
-          <w:sz w:val="24"/>
-          <w:szCs w:val="24"/>
-          <w:lang w:eastAsia="ru-RU"/>
-        </w:rPr>
-        <w:t>арқылы</w:t>
-      </w:r>
-      <w:proofErr w:type="spellEnd"/>
-      <w:r>
-        <w:rPr>
-          <w:rFonts w:ascii="Times New Roman" w:eastAsia="Times New Roman" w:hAnsi="Times New Roman" w:cs="Times New Roman"/>
-          <w:sz w:val="24"/>
-          <w:szCs w:val="24"/>
-          <w:lang w:eastAsia="ru-RU"/>
-        </w:rPr>
-        <w:t xml:space="preserve"> </w:t>
-      </w:r>
-      <w:proofErr w:type="spellStart"/>
-      <w:r>
-        <w:rPr>
-          <w:rFonts w:ascii="Times New Roman" w:eastAsia="Times New Roman" w:hAnsi="Times New Roman" w:cs="Times New Roman"/>
-          <w:sz w:val="24"/>
-          <w:szCs w:val="24"/>
-          <w:lang w:eastAsia="ru-RU"/>
-        </w:rPr>
-        <w:t>берілуі</w:t>
-      </w:r>
-      <w:proofErr w:type="spellEnd"/>
-      <w:r>
-        <w:rPr>
-          <w:rFonts w:ascii="Times New Roman" w:eastAsia="Times New Roman" w:hAnsi="Times New Roman" w:cs="Times New Roman"/>
-          <w:sz w:val="24"/>
-          <w:szCs w:val="24"/>
-          <w:lang w:eastAsia="ru-RU"/>
-        </w:rPr>
-        <w:t xml:space="preserve"> </w:t>
-      </w:r>
-      <w:proofErr w:type="spellStart"/>
-      <w:r>
-        <w:rPr>
-          <w:rFonts w:ascii="Times New Roman" w:eastAsia="Times New Roman" w:hAnsi="Times New Roman" w:cs="Times New Roman"/>
-          <w:sz w:val="24"/>
-          <w:szCs w:val="24"/>
-          <w:lang w:eastAsia="ru-RU"/>
-        </w:rPr>
-        <w:t>мүмкін</w:t>
-      </w:r>
-      <w:proofErr w:type="spellEnd"/>
-      <w:r>
-        <w:rPr>
-          <w:rFonts w:ascii="Times New Roman" w:eastAsia="Times New Roman" w:hAnsi="Times New Roman" w:cs="Times New Roman"/>
-          <w:sz w:val="24"/>
-          <w:szCs w:val="24"/>
-          <w:lang w:eastAsia="ru-RU"/>
-        </w:rPr>
-        <w:t xml:space="preserve"> </w:t>
-      </w:r>
-      <w:proofErr w:type="spellStart"/>
-      <w:r>
-        <w:rPr>
-          <w:rFonts w:ascii="Times New Roman" w:eastAsia="Times New Roman" w:hAnsi="Times New Roman" w:cs="Times New Roman"/>
-          <w:sz w:val="24"/>
-          <w:szCs w:val="24"/>
-          <w:lang w:eastAsia="ru-RU"/>
-        </w:rPr>
-        <w:t>және</w:t>
-      </w:r>
-      <w:proofErr w:type="spellEnd"/>
-      <w:r>
-        <w:rPr>
-          <w:rFonts w:ascii="Times New Roman" w:eastAsia="Times New Roman" w:hAnsi="Times New Roman" w:cs="Times New Roman"/>
-          <w:sz w:val="24"/>
-          <w:szCs w:val="24"/>
-          <w:lang w:eastAsia="ru-RU"/>
-        </w:rPr>
-        <w:t xml:space="preserve"> осы </w:t>
-      </w:r>
-      <w:proofErr w:type="spellStart"/>
-      <w:r>
-        <w:rPr>
-          <w:rFonts w:ascii="Times New Roman" w:eastAsia="Times New Roman" w:hAnsi="Times New Roman" w:cs="Times New Roman"/>
-          <w:sz w:val="24"/>
-          <w:szCs w:val="24"/>
-          <w:lang w:eastAsia="ru-RU"/>
-        </w:rPr>
-        <w:t>Актіде</w:t>
-      </w:r>
-      <w:proofErr w:type="spellEnd"/>
-      <w:r>
-        <w:rPr>
-          <w:rFonts w:ascii="Times New Roman" w:eastAsia="Times New Roman" w:hAnsi="Times New Roman" w:cs="Times New Roman"/>
-          <w:sz w:val="24"/>
-          <w:szCs w:val="24"/>
-          <w:lang w:eastAsia="ru-RU"/>
-        </w:rPr>
-        <w:t xml:space="preserve"> </w:t>
-      </w:r>
-      <w:proofErr w:type="spellStart"/>
-      <w:r>
-        <w:rPr>
-          <w:rFonts w:ascii="Times New Roman" w:eastAsia="Times New Roman" w:hAnsi="Times New Roman" w:cs="Times New Roman"/>
-          <w:sz w:val="24"/>
-          <w:szCs w:val="24"/>
-          <w:lang w:eastAsia="ru-RU"/>
-        </w:rPr>
-        <w:t>көрсетілмеуі</w:t>
-      </w:r>
-      <w:proofErr w:type="spellEnd"/>
-      <w:r>
-        <w:rPr>
-          <w:rFonts w:ascii="Times New Roman" w:eastAsia="Times New Roman" w:hAnsi="Times New Roman" w:cs="Times New Roman"/>
-          <w:sz w:val="24"/>
-          <w:szCs w:val="24"/>
-          <w:lang w:eastAsia="ru-RU"/>
-        </w:rPr>
-        <w:t xml:space="preserve"> </w:t>
-      </w:r>
-      <w:proofErr w:type="spellStart"/>
-      <w:r>
-        <w:rPr>
-          <w:rFonts w:ascii="Times New Roman" w:eastAsia="Times New Roman" w:hAnsi="Times New Roman" w:cs="Times New Roman"/>
-          <w:sz w:val="24"/>
-          <w:szCs w:val="24"/>
-          <w:lang w:eastAsia="ru-RU"/>
-        </w:rPr>
-        <w:t>мүмкін</w:t>
-      </w:r>
-      <w:proofErr w:type="spellEnd"/>
-      <w:r>
-        <w:rPr>
-          <w:rFonts w:ascii="Times New Roman" w:eastAsia="Times New Roman" w:hAnsi="Times New Roman" w:cs="Times New Roman"/>
-          <w:sz w:val="24"/>
-          <w:szCs w:val="24"/>
-          <w:lang w:eastAsia="ru-RU"/>
-        </w:rPr>
-        <w:t>.</w:t>
+        <w:spacing w:after="0" w:line="240" w:lineRule="auto"/>
+        <w:rPr>
+          <w:rFonts w:ascii="Times New Roman" w:eastAsia="Times New Roman" w:hAnsi="Times New Roman" w:cs="Times New Roman"/>
+          <w:sz w:val="24"/>
+          <w:szCs w:val="24"/>
+          <w:lang w:eastAsia="ru-RU"/>
+        </w:rPr>
+      </w:pPr>
+      <w:r>
+        <w:rPr>
+          <w:rFonts w:ascii="Times New Roman" w:eastAsia="Times New Roman" w:hAnsi="Times New Roman" w:cs="Times New Roman"/>
+          <w:sz w:val="24"/>
+          <w:szCs w:val="24"/>
+          <w:lang w:eastAsia="ru-RU"/>
+        </w:rPr>
+        <w:pict>
+          <v:rect id="_x0000_i1034" style="width:0;height:1.5pt" o:hralign="center" o:hrstd="t" o:hr="t" fillcolor="#a0a0a0" stroked="f"/>
+        </w:pict>
       </w:r>
     </w:p>
     <w:p>
       <w:pPr>
         <w:spacing w:before="100" w:beforeAutospacing="1" w:after="100" w:afterAutospacing="1" w:line="240" w:lineRule="auto"/>
-        <w:outlineLvl w:val="1"/>
-        <w:rPr>
-          <w:rFonts w:ascii="Times New Roman" w:eastAsia="Times New Roman" w:hAnsi="Times New Roman" w:cs="Times New Roman"/>
-          <w:b/>
-          <w:bCs/>
-          <w:sz w:val="36"/>
-          <w:szCs w:val="36"/>
-          <w:lang w:eastAsia="ru-RU"/>
-        </w:rPr>
-      </w:pPr>
-      <w:r>
-        <w:rPr>
-          <w:rFonts w:ascii="Times New Roman" w:eastAsia="Times New Roman" w:hAnsi="Times New Roman" w:cs="Times New Roman"/>
-          <w:b/>
-          <w:bCs/>
-          <w:sz w:val="36"/>
-          <w:szCs w:val="36"/>
-          <w:lang w:val="kk-KZ" w:eastAsia="ru-RU"/>
-        </w:rPr>
-        <w:t>4</w:t>
-      </w:r>
-      <w:r>
-        <w:rPr>
-          <w:rFonts w:ascii="Times New Roman" w:eastAsia="Times New Roman" w:hAnsi="Times New Roman" w:cs="Times New Roman"/>
-          <w:b/>
-          <w:bCs/>
-          <w:sz w:val="36"/>
-          <w:szCs w:val="36"/>
-          <w:lang w:eastAsia="ru-RU"/>
-        </w:rPr>
-        <w:t xml:space="preserve">. </w:t>
-      </w:r>
-      <w:proofErr w:type="spellStart"/>
-      <w:r>
-        <w:rPr>
-          <w:rFonts w:ascii="Times New Roman" w:eastAsia="Times New Roman" w:hAnsi="Times New Roman" w:cs="Times New Roman"/>
-          <w:b/>
-          <w:bCs/>
-          <w:sz w:val="36"/>
-          <w:szCs w:val="36"/>
-          <w:lang w:eastAsia="ru-RU"/>
-        </w:rPr>
-        <w:t>Бағдарламалық</w:t>
-      </w:r>
-      <w:proofErr w:type="spellEnd"/>
-      <w:r>
-        <w:rPr>
-          <w:rFonts w:ascii="Times New Roman" w:eastAsia="Times New Roman" w:hAnsi="Times New Roman" w:cs="Times New Roman"/>
-          <w:b/>
-          <w:bCs/>
-          <w:sz w:val="36"/>
-          <w:szCs w:val="36"/>
-          <w:lang w:eastAsia="ru-RU"/>
-        </w:rPr>
-        <w:t xml:space="preserve"> </w:t>
-      </w:r>
-      <w:proofErr w:type="spellStart"/>
-      <w:r>
-        <w:rPr>
-          <w:rFonts w:ascii="Times New Roman" w:eastAsia="Times New Roman" w:hAnsi="Times New Roman" w:cs="Times New Roman"/>
-          <w:b/>
-          <w:bCs/>
-          <w:sz w:val="36"/>
-          <w:szCs w:val="36"/>
-          <w:lang w:eastAsia="ru-RU"/>
-        </w:rPr>
-        <w:t>қамтамасыз</w:t>
-      </w:r>
-      <w:proofErr w:type="spellEnd"/>
-      <w:r>
-        <w:rPr>
-          <w:rFonts w:ascii="Times New Roman" w:eastAsia="Times New Roman" w:hAnsi="Times New Roman" w:cs="Times New Roman"/>
-          <w:b/>
-          <w:bCs/>
-          <w:sz w:val="36"/>
-          <w:szCs w:val="36"/>
-          <w:lang w:eastAsia="ru-RU"/>
-        </w:rPr>
-        <w:t xml:space="preserve"> </w:t>
-      </w:r>
-      <w:proofErr w:type="spellStart"/>
-      <w:r>
-        <w:rPr>
-          <w:rFonts w:ascii="Times New Roman" w:eastAsia="Times New Roman" w:hAnsi="Times New Roman" w:cs="Times New Roman"/>
-          <w:b/>
-          <w:bCs/>
-          <w:sz w:val="36"/>
-          <w:szCs w:val="36"/>
-          <w:lang w:eastAsia="ru-RU"/>
-        </w:rPr>
-        <w:t>етуге</w:t>
-      </w:r>
-      <w:proofErr w:type="spellEnd"/>
-      <w:r>
-        <w:rPr>
-          <w:rFonts w:ascii="Times New Roman" w:eastAsia="Times New Roman" w:hAnsi="Times New Roman" w:cs="Times New Roman"/>
-          <w:b/>
-          <w:bCs/>
-          <w:sz w:val="36"/>
-          <w:szCs w:val="36"/>
-          <w:lang w:eastAsia="ru-RU"/>
-        </w:rPr>
-        <w:t xml:space="preserve"> </w:t>
-      </w:r>
-      <w:proofErr w:type="spellStart"/>
-      <w:r>
-        <w:rPr>
-          <w:rFonts w:ascii="Times New Roman" w:eastAsia="Times New Roman" w:hAnsi="Times New Roman" w:cs="Times New Roman"/>
-          <w:b/>
-          <w:bCs/>
-          <w:sz w:val="36"/>
-          <w:szCs w:val="36"/>
-          <w:lang w:eastAsia="ru-RU"/>
-        </w:rPr>
-        <w:t>құқықтар</w:t>
-      </w:r>
-      <w:proofErr w:type="spellEnd"/>
+        <w:rPr>
+          <w:rFonts w:ascii="Times New Roman" w:eastAsia="Times New Roman" w:hAnsi="Times New Roman" w:cs="Times New Roman"/>
+          <w:sz w:val="24"/>
+          <w:szCs w:val="24"/>
+          <w:lang w:eastAsia="ru-RU"/>
+        </w:rPr>
+      </w:pPr>
+      <w:proofErr w:type="spellStart"/>
+      <w:r>
+        <w:rPr>
+          <w:rFonts w:ascii="Times New Roman" w:eastAsia="Times New Roman" w:hAnsi="Times New Roman" w:cs="Times New Roman"/>
+          <w:sz w:val="24"/>
+          <w:szCs w:val="24"/>
+          <w:lang w:eastAsia="ru-RU"/>
+        </w:rPr>
+        <w:t>Өкілі</w:t>
+      </w:r>
+      <w:proofErr w:type="spellEnd"/>
+      <w:r>
+        <w:rPr>
+          <w:rFonts w:ascii="Times New Roman" w:eastAsia="Times New Roman" w:hAnsi="Times New Roman" w:cs="Times New Roman"/>
+          <w:sz w:val="24"/>
+          <w:szCs w:val="24"/>
+          <w:lang w:eastAsia="ru-RU"/>
+        </w:rPr>
+        <w:t>:</w:t>
+      </w:r>
     </w:p>
     <w:p>
       <w:pPr>
-        <w:spacing w:before="100" w:beforeAutospacing="1" w:after="100" w:afterAutospacing="1" w:line="240" w:lineRule="auto"/>
-        <w:rPr>
-          <w:rFonts w:ascii="Times New Roman" w:eastAsia="Times New Roman" w:hAnsi="Times New Roman" w:cs="Times New Roman"/>
-          <w:sz w:val="24"/>
-          <w:szCs w:val="24"/>
-          <w:lang w:eastAsia="ru-RU"/>
-        </w:rPr>
-      </w:pPr>
-      <w:r>
-        <w:rPr>
-          <w:rFonts w:ascii="Times New Roman" w:eastAsia="Times New Roman" w:hAnsi="Times New Roman" w:cs="Times New Roman"/>
-          <w:sz w:val="24"/>
-          <w:szCs w:val="24"/>
-          <w:lang w:eastAsia="ru-RU"/>
-        </w:rPr>
-        <w:t xml:space="preserve">Осы </w:t>
-      </w:r>
-      <w:proofErr w:type="spellStart"/>
-      <w:r>
-        <w:rPr>
-          <w:rFonts w:ascii="Times New Roman" w:eastAsia="Times New Roman" w:hAnsi="Times New Roman" w:cs="Times New Roman"/>
-          <w:sz w:val="24"/>
-          <w:szCs w:val="24"/>
-          <w:lang w:eastAsia="ru-RU"/>
-        </w:rPr>
-        <w:t>Актіге</w:t>
-      </w:r>
-      <w:proofErr w:type="spellEnd"/>
-      <w:r>
-        <w:rPr>
-          <w:rFonts w:ascii="Times New Roman" w:eastAsia="Times New Roman" w:hAnsi="Times New Roman" w:cs="Times New Roman"/>
-          <w:sz w:val="24"/>
-          <w:szCs w:val="24"/>
-          <w:lang w:eastAsia="ru-RU"/>
-        </w:rPr>
-        <w:t xml:space="preserve"> </w:t>
-      </w:r>
-      <w:proofErr w:type="spellStart"/>
-      <w:r>
-        <w:rPr>
-          <w:rFonts w:ascii="Times New Roman" w:eastAsia="Times New Roman" w:hAnsi="Times New Roman" w:cs="Times New Roman"/>
-          <w:sz w:val="24"/>
-          <w:szCs w:val="24"/>
-          <w:lang w:eastAsia="ru-RU"/>
-        </w:rPr>
-        <w:t>қол</w:t>
-      </w:r>
-      <w:proofErr w:type="spellEnd"/>
-      <w:r>
-        <w:rPr>
-          <w:rFonts w:ascii="Times New Roman" w:eastAsia="Times New Roman" w:hAnsi="Times New Roman" w:cs="Times New Roman"/>
-          <w:sz w:val="24"/>
-          <w:szCs w:val="24"/>
-          <w:lang w:eastAsia="ru-RU"/>
-        </w:rPr>
-        <w:t xml:space="preserve"> </w:t>
-      </w:r>
-      <w:proofErr w:type="spellStart"/>
-      <w:r>
-        <w:rPr>
-          <w:rFonts w:ascii="Times New Roman" w:eastAsia="Times New Roman" w:hAnsi="Times New Roman" w:cs="Times New Roman"/>
-          <w:sz w:val="24"/>
-          <w:szCs w:val="24"/>
-          <w:lang w:eastAsia="ru-RU"/>
-        </w:rPr>
-        <w:t>қойылған</w:t>
-      </w:r>
-      <w:proofErr w:type="spellEnd"/>
-      <w:r>
-        <w:rPr>
-          <w:rFonts w:ascii="Times New Roman" w:eastAsia="Times New Roman" w:hAnsi="Times New Roman" w:cs="Times New Roman"/>
-          <w:sz w:val="24"/>
-          <w:szCs w:val="24"/>
-          <w:lang w:eastAsia="ru-RU"/>
-        </w:rPr>
-        <w:t xml:space="preserve"> </w:t>
-      </w:r>
-      <w:proofErr w:type="spellStart"/>
-      <w:r>
-        <w:rPr>
-          <w:rFonts w:ascii="Times New Roman" w:eastAsia="Times New Roman" w:hAnsi="Times New Roman" w:cs="Times New Roman"/>
-          <w:sz w:val="24"/>
-          <w:szCs w:val="24"/>
-          <w:lang w:eastAsia="ru-RU"/>
-        </w:rPr>
-        <w:t>сәттен</w:t>
-      </w:r>
-      <w:proofErr w:type="spellEnd"/>
-      <w:r>
-        <w:rPr>
-          <w:rFonts w:ascii="Times New Roman" w:eastAsia="Times New Roman" w:hAnsi="Times New Roman" w:cs="Times New Roman"/>
-          <w:sz w:val="24"/>
-          <w:szCs w:val="24"/>
-          <w:lang w:eastAsia="ru-RU"/>
-        </w:rPr>
-        <w:t xml:space="preserve"> </w:t>
-      </w:r>
-      <w:proofErr w:type="spellStart"/>
-      <w:r>
-        <w:rPr>
-          <w:rFonts w:ascii="Times New Roman" w:eastAsia="Times New Roman" w:hAnsi="Times New Roman" w:cs="Times New Roman"/>
-          <w:sz w:val="24"/>
-          <w:szCs w:val="24"/>
-          <w:lang w:eastAsia="ru-RU"/>
-        </w:rPr>
-        <w:t>бастап</w:t>
-      </w:r>
-      <w:proofErr w:type="spellEnd"/>
-      <w:r>
-        <w:rPr>
-          <w:rFonts w:ascii="Times New Roman" w:eastAsia="Times New Roman" w:hAnsi="Times New Roman" w:cs="Times New Roman"/>
-          <w:sz w:val="24"/>
-          <w:szCs w:val="24"/>
-          <w:lang w:eastAsia="ru-RU"/>
-        </w:rPr>
-        <w:t xml:space="preserve"> </w:t>
-      </w:r>
-      <w:proofErr w:type="spellStart"/>
-      <w:r>
-        <w:rPr>
-          <w:rFonts w:ascii="Times New Roman" w:eastAsia="Times New Roman" w:hAnsi="Times New Roman" w:cs="Times New Roman"/>
-          <w:sz w:val="24"/>
-          <w:szCs w:val="24"/>
-          <w:lang w:eastAsia="ru-RU"/>
-        </w:rPr>
-        <w:t>бағдарламалық</w:t>
-      </w:r>
-      <w:proofErr w:type="spellEnd"/>
-      <w:r>
-        <w:rPr>
-          <w:rFonts w:ascii="Times New Roman" w:eastAsia="Times New Roman" w:hAnsi="Times New Roman" w:cs="Times New Roman"/>
-          <w:sz w:val="24"/>
-          <w:szCs w:val="24"/>
-          <w:lang w:eastAsia="ru-RU"/>
-        </w:rPr>
-        <w:t xml:space="preserve"> </w:t>
-      </w:r>
-      <w:proofErr w:type="spellStart"/>
-      <w:r>
-        <w:rPr>
-          <w:rFonts w:ascii="Times New Roman" w:eastAsia="Times New Roman" w:hAnsi="Times New Roman" w:cs="Times New Roman"/>
-          <w:sz w:val="24"/>
-          <w:szCs w:val="24"/>
-          <w:lang w:eastAsia="ru-RU"/>
-        </w:rPr>
-        <w:t>қамтамасыз</w:t>
-      </w:r>
-      <w:proofErr w:type="spellEnd"/>
-      <w:r>
-        <w:rPr>
-          <w:rFonts w:ascii="Times New Roman" w:eastAsia="Times New Roman" w:hAnsi="Times New Roman" w:cs="Times New Roman"/>
-          <w:sz w:val="24"/>
-          <w:szCs w:val="24"/>
-          <w:lang w:eastAsia="ru-RU"/>
-        </w:rPr>
-        <w:t xml:space="preserve"> </w:t>
-      </w:r>
-      <w:proofErr w:type="spellStart"/>
-      <w:r>
-        <w:rPr>
-          <w:rFonts w:ascii="Times New Roman" w:eastAsia="Times New Roman" w:hAnsi="Times New Roman" w:cs="Times New Roman"/>
-          <w:sz w:val="24"/>
-          <w:szCs w:val="24"/>
-          <w:lang w:eastAsia="ru-RU"/>
-        </w:rPr>
-        <w:t>етуге</w:t>
-      </w:r>
-      <w:proofErr w:type="spellEnd"/>
-      <w:r>
-        <w:rPr>
-          <w:rFonts w:ascii="Times New Roman" w:eastAsia="Times New Roman" w:hAnsi="Times New Roman" w:cs="Times New Roman"/>
-          <w:sz w:val="24"/>
-          <w:szCs w:val="24"/>
-          <w:lang w:eastAsia="ru-RU"/>
-        </w:rPr>
-        <w:t xml:space="preserve"> </w:t>
-      </w:r>
-      <w:proofErr w:type="spellStart"/>
-      <w:r>
-        <w:rPr>
-          <w:rFonts w:ascii="Times New Roman" w:eastAsia="Times New Roman" w:hAnsi="Times New Roman" w:cs="Times New Roman"/>
-          <w:sz w:val="24"/>
-          <w:szCs w:val="24"/>
-          <w:lang w:eastAsia="ru-RU"/>
-        </w:rPr>
-        <w:t>қатысты</w:t>
-      </w:r>
-      <w:proofErr w:type="spellEnd"/>
-      <w:r>
-        <w:rPr>
-          <w:rFonts w:ascii="Times New Roman" w:eastAsia="Times New Roman" w:hAnsi="Times New Roman" w:cs="Times New Roman"/>
-          <w:sz w:val="24"/>
-          <w:szCs w:val="24"/>
-          <w:lang w:eastAsia="ru-RU"/>
-        </w:rPr>
-        <w:t xml:space="preserve"> </w:t>
-      </w:r>
-      <w:proofErr w:type="spellStart"/>
-      <w:r>
-        <w:rPr>
-          <w:rFonts w:ascii="Times New Roman" w:eastAsia="Times New Roman" w:hAnsi="Times New Roman" w:cs="Times New Roman"/>
-          <w:sz w:val="24"/>
-          <w:szCs w:val="24"/>
-          <w:lang w:eastAsia="ru-RU"/>
-        </w:rPr>
-        <w:t>құқықтар</w:t>
-      </w:r>
-      <w:proofErr w:type="spellEnd"/>
-      <w:r>
-        <w:rPr>
-          <w:rFonts w:ascii="Times New Roman" w:eastAsia="Times New Roman" w:hAnsi="Times New Roman" w:cs="Times New Roman"/>
-          <w:sz w:val="24"/>
-          <w:szCs w:val="24"/>
-          <w:lang w:eastAsia="ru-RU"/>
-        </w:rPr>
-        <w:t xml:space="preserve"> «_</w:t>
-      </w:r>
-      <w:r>
-        <w:rPr>
-          <w:rFonts w:ascii="Times New Roman" w:eastAsia="Times New Roman" w:hAnsi="Times New Roman" w:cs="Times New Roman"/>
-          <w:b/>
-          <w:bCs/>
-          <w:sz w:val="24"/>
-          <w:szCs w:val="24"/>
-          <w:lang w:eastAsia="ru-RU"/>
-        </w:rPr>
-        <w:t>» __________ 20</w:t>
-      </w:r>
-      <w:r>
-        <w:rPr>
-          <w:rFonts w:ascii="Times New Roman" w:eastAsia="Times New Roman" w:hAnsi="Times New Roman" w:cs="Times New Roman"/>
-          <w:sz w:val="24"/>
-          <w:szCs w:val="24"/>
-          <w:lang w:eastAsia="ru-RU"/>
-        </w:rPr>
-        <w:t xml:space="preserve"> </w:t>
-      </w:r>
-      <w:proofErr w:type="spellStart"/>
-      <w:r>
-        <w:rPr>
-          <w:rFonts w:ascii="Times New Roman" w:eastAsia="Times New Roman" w:hAnsi="Times New Roman" w:cs="Times New Roman"/>
-          <w:sz w:val="24"/>
-          <w:szCs w:val="24"/>
-          <w:lang w:eastAsia="ru-RU"/>
-        </w:rPr>
-        <w:t>жылғы</w:t>
-      </w:r>
-      <w:proofErr w:type="spellEnd"/>
-      <w:r>
-        <w:rPr>
-          <w:rFonts w:ascii="Times New Roman" w:eastAsia="Times New Roman" w:hAnsi="Times New Roman" w:cs="Times New Roman"/>
-          <w:sz w:val="24"/>
-          <w:szCs w:val="24"/>
-          <w:lang w:eastAsia="ru-RU"/>
-        </w:rPr>
-        <w:t xml:space="preserve"> № ____ </w:t>
-      </w:r>
-      <w:proofErr w:type="spellStart"/>
-      <w:r>
-        <w:rPr>
-          <w:rFonts w:ascii="Times New Roman" w:eastAsia="Times New Roman" w:hAnsi="Times New Roman" w:cs="Times New Roman"/>
-          <w:sz w:val="24"/>
-          <w:szCs w:val="24"/>
-          <w:lang w:eastAsia="ru-RU"/>
-        </w:rPr>
-        <w:t>Шартта</w:t>
-      </w:r>
-      <w:proofErr w:type="spellEnd"/>
-      <w:r>
-        <w:rPr>
-          <w:rFonts w:ascii="Times New Roman" w:eastAsia="Times New Roman" w:hAnsi="Times New Roman" w:cs="Times New Roman"/>
-          <w:sz w:val="24"/>
-          <w:szCs w:val="24"/>
-          <w:lang w:eastAsia="ru-RU"/>
-        </w:rPr>
-        <w:t xml:space="preserve"> </w:t>
-      </w:r>
-      <w:proofErr w:type="spellStart"/>
-      <w:r>
-        <w:rPr>
-          <w:rFonts w:ascii="Times New Roman" w:eastAsia="Times New Roman" w:hAnsi="Times New Roman" w:cs="Times New Roman"/>
-          <w:sz w:val="24"/>
-          <w:szCs w:val="24"/>
-          <w:lang w:eastAsia="ru-RU"/>
-        </w:rPr>
-        <w:t>көзделген</w:t>
-      </w:r>
-      <w:proofErr w:type="spellEnd"/>
-      <w:r>
-        <w:rPr>
-          <w:rFonts w:ascii="Times New Roman" w:eastAsia="Times New Roman" w:hAnsi="Times New Roman" w:cs="Times New Roman"/>
-          <w:sz w:val="24"/>
-          <w:szCs w:val="24"/>
-          <w:lang w:eastAsia="ru-RU"/>
-        </w:rPr>
-        <w:t xml:space="preserve"> </w:t>
-      </w:r>
-      <w:proofErr w:type="spellStart"/>
-      <w:r>
-        <w:rPr>
-          <w:rFonts w:ascii="Times New Roman" w:eastAsia="Times New Roman" w:hAnsi="Times New Roman" w:cs="Times New Roman"/>
-          <w:sz w:val="24"/>
-          <w:szCs w:val="24"/>
-          <w:lang w:eastAsia="ru-RU"/>
-        </w:rPr>
-        <w:t>көлемде</w:t>
-      </w:r>
-      <w:proofErr w:type="spellEnd"/>
-      <w:r>
-        <w:rPr>
-          <w:rFonts w:ascii="Times New Roman" w:eastAsia="Times New Roman" w:hAnsi="Times New Roman" w:cs="Times New Roman"/>
-          <w:sz w:val="24"/>
-          <w:szCs w:val="24"/>
-          <w:lang w:eastAsia="ru-RU"/>
-        </w:rPr>
-        <w:t xml:space="preserve"> </w:t>
-      </w:r>
-      <w:proofErr w:type="spellStart"/>
-      <w:r>
-        <w:rPr>
-          <w:rFonts w:ascii="Times New Roman" w:eastAsia="Times New Roman" w:hAnsi="Times New Roman" w:cs="Times New Roman"/>
-          <w:sz w:val="24"/>
-          <w:szCs w:val="24"/>
-          <w:lang w:eastAsia="ru-RU"/>
-        </w:rPr>
-        <w:t>Тапсырыс</w:t>
-      </w:r>
-      <w:proofErr w:type="spellEnd"/>
-      <w:r>
-        <w:rPr>
-          <w:rFonts w:ascii="Times New Roman" w:eastAsia="Times New Roman" w:hAnsi="Times New Roman" w:cs="Times New Roman"/>
-          <w:sz w:val="24"/>
-          <w:szCs w:val="24"/>
-          <w:lang w:eastAsia="ru-RU"/>
-        </w:rPr>
-        <w:t xml:space="preserve"> </w:t>
-      </w:r>
-      <w:proofErr w:type="spellStart"/>
-      <w:r>
-        <w:rPr>
-          <w:rFonts w:ascii="Times New Roman" w:eastAsia="Times New Roman" w:hAnsi="Times New Roman" w:cs="Times New Roman"/>
-          <w:sz w:val="24"/>
-          <w:szCs w:val="24"/>
-          <w:lang w:eastAsia="ru-RU"/>
-        </w:rPr>
-        <w:t>берушіге</w:t>
-      </w:r>
-      <w:proofErr w:type="spellEnd"/>
-      <w:r>
-        <w:rPr>
-          <w:rFonts w:ascii="Times New Roman" w:eastAsia="Times New Roman" w:hAnsi="Times New Roman" w:cs="Times New Roman"/>
-          <w:sz w:val="24"/>
-          <w:szCs w:val="24"/>
-          <w:lang w:eastAsia="ru-RU"/>
-        </w:rPr>
-        <w:t xml:space="preserve"> </w:t>
-      </w:r>
-      <w:proofErr w:type="spellStart"/>
-      <w:r>
-        <w:rPr>
-          <w:rFonts w:ascii="Times New Roman" w:eastAsia="Times New Roman" w:hAnsi="Times New Roman" w:cs="Times New Roman"/>
-          <w:sz w:val="24"/>
-          <w:szCs w:val="24"/>
-          <w:lang w:eastAsia="ru-RU"/>
-        </w:rPr>
-        <w:t>беріледі</w:t>
-      </w:r>
-      <w:proofErr w:type="spellEnd"/>
-      <w:r>
-        <w:rPr>
-          <w:rFonts w:ascii="Times New Roman" w:eastAsia="Times New Roman" w:hAnsi="Times New Roman" w:cs="Times New Roman"/>
-          <w:sz w:val="24"/>
-          <w:szCs w:val="24"/>
-          <w:lang w:eastAsia="ru-RU"/>
-        </w:rPr>
-        <w:t>.</w:t>
+        <w:spacing w:after="0" w:line="240" w:lineRule="auto"/>
+        <w:rPr>
+          <w:rFonts w:ascii="Times New Roman" w:eastAsia="Times New Roman" w:hAnsi="Times New Roman" w:cs="Times New Roman"/>
+          <w:sz w:val="24"/>
+          <w:szCs w:val="24"/>
+          <w:lang w:eastAsia="ru-RU"/>
+        </w:rPr>
+      </w:pPr>
+      <w:r>
+        <w:rPr>
+          <w:rFonts w:ascii="Times New Roman" w:eastAsia="Times New Roman" w:hAnsi="Times New Roman" w:cs="Times New Roman"/>
+          <w:sz w:val="24"/>
+          <w:szCs w:val="24"/>
+          <w:lang w:eastAsia="ru-RU"/>
+        </w:rPr>
+        <w:pict>
+          <v:rect id="_x0000_i1035" style="width:0;height:1.5pt" o:hralign="center" o:hrstd="t" o:hr="t" fillcolor="#a0a0a0" stroked="f"/>
+        </w:pict>
       </w:r>
     </w:p>
     <w:p>
@@ -4943,537 +7316,17 @@
           <w:szCs w:val="24"/>
           <w:lang w:eastAsia="ru-RU"/>
         </w:rPr>
-        <w:t>Егер</w:t>
-      </w:r>
-      <w:proofErr w:type="spellEnd"/>
-      <w:r>
-        <w:rPr>
-          <w:rFonts w:ascii="Times New Roman" w:eastAsia="Times New Roman" w:hAnsi="Times New Roman" w:cs="Times New Roman"/>
-          <w:sz w:val="24"/>
-          <w:szCs w:val="24"/>
-          <w:lang w:eastAsia="ru-RU"/>
-        </w:rPr>
-        <w:t xml:space="preserve"> </w:t>
-      </w:r>
-      <w:proofErr w:type="spellStart"/>
-      <w:r>
-        <w:rPr>
-          <w:rFonts w:ascii="Times New Roman" w:eastAsia="Times New Roman" w:hAnsi="Times New Roman" w:cs="Times New Roman"/>
-          <w:sz w:val="24"/>
-          <w:szCs w:val="24"/>
-          <w:lang w:eastAsia="ru-RU"/>
-        </w:rPr>
-        <w:t>Шартта</w:t>
-      </w:r>
-      <w:proofErr w:type="spellEnd"/>
-      <w:r>
-        <w:rPr>
-          <w:rFonts w:ascii="Times New Roman" w:eastAsia="Times New Roman" w:hAnsi="Times New Roman" w:cs="Times New Roman"/>
-          <w:sz w:val="24"/>
-          <w:szCs w:val="24"/>
-          <w:lang w:eastAsia="ru-RU"/>
-        </w:rPr>
-        <w:t xml:space="preserve"> </w:t>
-      </w:r>
-      <w:proofErr w:type="spellStart"/>
-      <w:r>
-        <w:rPr>
-          <w:rFonts w:ascii="Times New Roman" w:eastAsia="Times New Roman" w:hAnsi="Times New Roman" w:cs="Times New Roman"/>
-          <w:sz w:val="24"/>
-          <w:szCs w:val="24"/>
-          <w:lang w:eastAsia="ru-RU"/>
-        </w:rPr>
-        <w:t>айрықша</w:t>
-      </w:r>
-      <w:proofErr w:type="spellEnd"/>
-      <w:r>
-        <w:rPr>
-          <w:rFonts w:ascii="Times New Roman" w:eastAsia="Times New Roman" w:hAnsi="Times New Roman" w:cs="Times New Roman"/>
-          <w:sz w:val="24"/>
-          <w:szCs w:val="24"/>
-          <w:lang w:eastAsia="ru-RU"/>
-        </w:rPr>
-        <w:t xml:space="preserve"> </w:t>
-      </w:r>
-      <w:proofErr w:type="spellStart"/>
-      <w:r>
-        <w:rPr>
-          <w:rFonts w:ascii="Times New Roman" w:eastAsia="Times New Roman" w:hAnsi="Times New Roman" w:cs="Times New Roman"/>
-          <w:sz w:val="24"/>
-          <w:szCs w:val="24"/>
-          <w:lang w:eastAsia="ru-RU"/>
-        </w:rPr>
-        <w:t>мүліктік</w:t>
-      </w:r>
-      <w:proofErr w:type="spellEnd"/>
-      <w:r>
-        <w:rPr>
-          <w:rFonts w:ascii="Times New Roman" w:eastAsia="Times New Roman" w:hAnsi="Times New Roman" w:cs="Times New Roman"/>
-          <w:sz w:val="24"/>
-          <w:szCs w:val="24"/>
-          <w:lang w:eastAsia="ru-RU"/>
-        </w:rPr>
-        <w:t xml:space="preserve"> </w:t>
-      </w:r>
-      <w:proofErr w:type="spellStart"/>
-      <w:r>
-        <w:rPr>
-          <w:rFonts w:ascii="Times New Roman" w:eastAsia="Times New Roman" w:hAnsi="Times New Roman" w:cs="Times New Roman"/>
-          <w:sz w:val="24"/>
-          <w:szCs w:val="24"/>
-          <w:lang w:eastAsia="ru-RU"/>
-        </w:rPr>
-        <w:t>құқықтарды</w:t>
-      </w:r>
-      <w:proofErr w:type="spellEnd"/>
-      <w:r>
-        <w:rPr>
-          <w:rFonts w:ascii="Times New Roman" w:eastAsia="Times New Roman" w:hAnsi="Times New Roman" w:cs="Times New Roman"/>
-          <w:sz w:val="24"/>
-          <w:szCs w:val="24"/>
-          <w:lang w:eastAsia="ru-RU"/>
-        </w:rPr>
-        <w:t xml:space="preserve"> беру </w:t>
-      </w:r>
-      <w:proofErr w:type="spellStart"/>
-      <w:r>
-        <w:rPr>
-          <w:rFonts w:ascii="Times New Roman" w:eastAsia="Times New Roman" w:hAnsi="Times New Roman" w:cs="Times New Roman"/>
-          <w:sz w:val="24"/>
-          <w:szCs w:val="24"/>
-          <w:lang w:eastAsia="ru-RU"/>
-        </w:rPr>
-        <w:t>көзделген</w:t>
-      </w:r>
-      <w:proofErr w:type="spellEnd"/>
-      <w:r>
-        <w:rPr>
-          <w:rFonts w:ascii="Times New Roman" w:eastAsia="Times New Roman" w:hAnsi="Times New Roman" w:cs="Times New Roman"/>
-          <w:sz w:val="24"/>
-          <w:szCs w:val="24"/>
-          <w:lang w:eastAsia="ru-RU"/>
-        </w:rPr>
-        <w:t xml:space="preserve"> </w:t>
-      </w:r>
-      <w:proofErr w:type="spellStart"/>
-      <w:r>
-        <w:rPr>
-          <w:rFonts w:ascii="Times New Roman" w:eastAsia="Times New Roman" w:hAnsi="Times New Roman" w:cs="Times New Roman"/>
-          <w:sz w:val="24"/>
-          <w:szCs w:val="24"/>
-          <w:lang w:eastAsia="ru-RU"/>
-        </w:rPr>
-        <w:t>болса</w:t>
-      </w:r>
-      <w:proofErr w:type="spellEnd"/>
-      <w:r>
-        <w:rPr>
-          <w:rFonts w:ascii="Times New Roman" w:eastAsia="Times New Roman" w:hAnsi="Times New Roman" w:cs="Times New Roman"/>
-          <w:sz w:val="24"/>
-          <w:szCs w:val="24"/>
-          <w:lang w:eastAsia="ru-RU"/>
-        </w:rPr>
-        <w:t xml:space="preserve">, </w:t>
-      </w:r>
-      <w:proofErr w:type="spellStart"/>
-      <w:r>
-        <w:rPr>
-          <w:rFonts w:ascii="Times New Roman" w:eastAsia="Times New Roman" w:hAnsi="Times New Roman" w:cs="Times New Roman"/>
-          <w:sz w:val="24"/>
-          <w:szCs w:val="24"/>
-          <w:lang w:eastAsia="ru-RU"/>
-        </w:rPr>
-        <w:t>Орындаушы</w:t>
-      </w:r>
-      <w:proofErr w:type="spellEnd"/>
-      <w:r>
-        <w:rPr>
-          <w:rFonts w:ascii="Times New Roman" w:eastAsia="Times New Roman" w:hAnsi="Times New Roman" w:cs="Times New Roman"/>
-          <w:sz w:val="24"/>
-          <w:szCs w:val="24"/>
-          <w:lang w:eastAsia="ru-RU"/>
-        </w:rPr>
-        <w:t xml:space="preserve"> </w:t>
-      </w:r>
-      <w:proofErr w:type="spellStart"/>
-      <w:r>
-        <w:rPr>
-          <w:rFonts w:ascii="Times New Roman" w:eastAsia="Times New Roman" w:hAnsi="Times New Roman" w:cs="Times New Roman"/>
-          <w:sz w:val="24"/>
-          <w:szCs w:val="24"/>
-          <w:lang w:eastAsia="ru-RU"/>
-        </w:rPr>
-        <w:t>Шарт</w:t>
-      </w:r>
-      <w:proofErr w:type="spellEnd"/>
-      <w:r>
-        <w:rPr>
-          <w:rFonts w:ascii="Times New Roman" w:eastAsia="Times New Roman" w:hAnsi="Times New Roman" w:cs="Times New Roman"/>
-          <w:sz w:val="24"/>
-          <w:szCs w:val="24"/>
-          <w:lang w:eastAsia="ru-RU"/>
-        </w:rPr>
-        <w:t xml:space="preserve"> </w:t>
-      </w:r>
-      <w:proofErr w:type="spellStart"/>
-      <w:r>
-        <w:rPr>
-          <w:rFonts w:ascii="Times New Roman" w:eastAsia="Times New Roman" w:hAnsi="Times New Roman" w:cs="Times New Roman"/>
-          <w:sz w:val="24"/>
-          <w:szCs w:val="24"/>
-          <w:lang w:eastAsia="ru-RU"/>
-        </w:rPr>
-        <w:t>талаптары</w:t>
-      </w:r>
-      <w:proofErr w:type="spellEnd"/>
-      <w:r>
-        <w:rPr>
-          <w:rFonts w:ascii="Times New Roman" w:eastAsia="Times New Roman" w:hAnsi="Times New Roman" w:cs="Times New Roman"/>
-          <w:sz w:val="24"/>
-          <w:szCs w:val="24"/>
-          <w:lang w:eastAsia="ru-RU"/>
-        </w:rPr>
-        <w:t xml:space="preserve">, </w:t>
-      </w:r>
-      <w:proofErr w:type="spellStart"/>
-      <w:r>
-        <w:rPr>
-          <w:rFonts w:ascii="Times New Roman" w:eastAsia="Times New Roman" w:hAnsi="Times New Roman" w:cs="Times New Roman"/>
-          <w:sz w:val="24"/>
-          <w:szCs w:val="24"/>
-          <w:lang w:eastAsia="ru-RU"/>
-        </w:rPr>
-        <w:t>оның</w:t>
-      </w:r>
-      <w:proofErr w:type="spellEnd"/>
-      <w:r>
-        <w:rPr>
-          <w:rFonts w:ascii="Times New Roman" w:eastAsia="Times New Roman" w:hAnsi="Times New Roman" w:cs="Times New Roman"/>
-          <w:sz w:val="24"/>
-          <w:szCs w:val="24"/>
-          <w:lang w:eastAsia="ru-RU"/>
-        </w:rPr>
-        <w:t xml:space="preserve"> </w:t>
-      </w:r>
-      <w:proofErr w:type="spellStart"/>
-      <w:r>
-        <w:rPr>
-          <w:rFonts w:ascii="Times New Roman" w:eastAsia="Times New Roman" w:hAnsi="Times New Roman" w:cs="Times New Roman"/>
-          <w:sz w:val="24"/>
-          <w:szCs w:val="24"/>
-          <w:lang w:eastAsia="ru-RU"/>
-        </w:rPr>
-        <w:t>ішінде</w:t>
-      </w:r>
-      <w:proofErr w:type="spellEnd"/>
-      <w:r>
-        <w:rPr>
-          <w:rFonts w:ascii="Times New Roman" w:eastAsia="Times New Roman" w:hAnsi="Times New Roman" w:cs="Times New Roman"/>
-          <w:sz w:val="24"/>
-          <w:szCs w:val="24"/>
-          <w:lang w:eastAsia="ru-RU"/>
-        </w:rPr>
-        <w:t xml:space="preserve"> </w:t>
-      </w:r>
-      <w:proofErr w:type="spellStart"/>
-      <w:r>
-        <w:rPr>
-          <w:rFonts w:ascii="Times New Roman" w:eastAsia="Times New Roman" w:hAnsi="Times New Roman" w:cs="Times New Roman"/>
-          <w:sz w:val="24"/>
-          <w:szCs w:val="24"/>
-          <w:lang w:eastAsia="ru-RU"/>
-        </w:rPr>
-        <w:t>төлем</w:t>
-      </w:r>
-      <w:proofErr w:type="spellEnd"/>
-      <w:r>
-        <w:rPr>
-          <w:rFonts w:ascii="Times New Roman" w:eastAsia="Times New Roman" w:hAnsi="Times New Roman" w:cs="Times New Roman"/>
-          <w:sz w:val="24"/>
-          <w:szCs w:val="24"/>
-          <w:lang w:eastAsia="ru-RU"/>
-        </w:rPr>
-        <w:t xml:space="preserve"> </w:t>
-      </w:r>
-      <w:proofErr w:type="spellStart"/>
-      <w:r>
-        <w:rPr>
-          <w:rFonts w:ascii="Times New Roman" w:eastAsia="Times New Roman" w:hAnsi="Times New Roman" w:cs="Times New Roman"/>
-          <w:sz w:val="24"/>
-          <w:szCs w:val="24"/>
-          <w:lang w:eastAsia="ru-RU"/>
-        </w:rPr>
-        <w:t>бойынша</w:t>
-      </w:r>
-      <w:proofErr w:type="spellEnd"/>
-      <w:r>
-        <w:rPr>
-          <w:rFonts w:ascii="Times New Roman" w:eastAsia="Times New Roman" w:hAnsi="Times New Roman" w:cs="Times New Roman"/>
-          <w:sz w:val="24"/>
-          <w:szCs w:val="24"/>
-          <w:lang w:eastAsia="ru-RU"/>
-        </w:rPr>
-        <w:t xml:space="preserve"> </w:t>
-      </w:r>
-      <w:proofErr w:type="spellStart"/>
-      <w:r>
-        <w:rPr>
-          <w:rFonts w:ascii="Times New Roman" w:eastAsia="Times New Roman" w:hAnsi="Times New Roman" w:cs="Times New Roman"/>
-          <w:sz w:val="24"/>
-          <w:szCs w:val="24"/>
-          <w:lang w:eastAsia="ru-RU"/>
-        </w:rPr>
-        <w:t>міндеттемелер</w:t>
-      </w:r>
-      <w:proofErr w:type="spellEnd"/>
-      <w:r>
-        <w:rPr>
-          <w:rFonts w:ascii="Times New Roman" w:eastAsia="Times New Roman" w:hAnsi="Times New Roman" w:cs="Times New Roman"/>
-          <w:sz w:val="24"/>
-          <w:szCs w:val="24"/>
-          <w:lang w:eastAsia="ru-RU"/>
-        </w:rPr>
-        <w:t xml:space="preserve"> </w:t>
-      </w:r>
-      <w:proofErr w:type="spellStart"/>
-      <w:r>
-        <w:rPr>
-          <w:rFonts w:ascii="Times New Roman" w:eastAsia="Times New Roman" w:hAnsi="Times New Roman" w:cs="Times New Roman"/>
-          <w:sz w:val="24"/>
-          <w:szCs w:val="24"/>
-          <w:lang w:eastAsia="ru-RU"/>
-        </w:rPr>
-        <w:t>орындалғаннан</w:t>
-      </w:r>
-      <w:proofErr w:type="spellEnd"/>
-      <w:r>
-        <w:rPr>
-          <w:rFonts w:ascii="Times New Roman" w:eastAsia="Times New Roman" w:hAnsi="Times New Roman" w:cs="Times New Roman"/>
-          <w:sz w:val="24"/>
-          <w:szCs w:val="24"/>
-          <w:lang w:eastAsia="ru-RU"/>
-        </w:rPr>
-        <w:t xml:space="preserve"> </w:t>
-      </w:r>
-      <w:proofErr w:type="spellStart"/>
-      <w:r>
-        <w:rPr>
-          <w:rFonts w:ascii="Times New Roman" w:eastAsia="Times New Roman" w:hAnsi="Times New Roman" w:cs="Times New Roman"/>
-          <w:sz w:val="24"/>
-          <w:szCs w:val="24"/>
-          <w:lang w:eastAsia="ru-RU"/>
-        </w:rPr>
-        <w:t>кейін</w:t>
-      </w:r>
-      <w:proofErr w:type="spellEnd"/>
-      <w:r>
-        <w:rPr>
-          <w:rFonts w:ascii="Times New Roman" w:eastAsia="Times New Roman" w:hAnsi="Times New Roman" w:cs="Times New Roman"/>
-          <w:sz w:val="24"/>
-          <w:szCs w:val="24"/>
-          <w:lang w:eastAsia="ru-RU"/>
-        </w:rPr>
-        <w:t xml:space="preserve"> </w:t>
-      </w:r>
-      <w:proofErr w:type="spellStart"/>
-      <w:r>
-        <w:rPr>
-          <w:rFonts w:ascii="Times New Roman" w:eastAsia="Times New Roman" w:hAnsi="Times New Roman" w:cs="Times New Roman"/>
-          <w:sz w:val="24"/>
-          <w:szCs w:val="24"/>
-          <w:lang w:eastAsia="ru-RU"/>
-        </w:rPr>
-        <w:t>әзірленген</w:t>
-      </w:r>
-      <w:proofErr w:type="spellEnd"/>
-      <w:r>
-        <w:rPr>
-          <w:rFonts w:ascii="Times New Roman" w:eastAsia="Times New Roman" w:hAnsi="Times New Roman" w:cs="Times New Roman"/>
-          <w:sz w:val="24"/>
-          <w:szCs w:val="24"/>
-          <w:lang w:eastAsia="ru-RU"/>
-        </w:rPr>
-        <w:t xml:space="preserve"> </w:t>
-      </w:r>
-      <w:proofErr w:type="spellStart"/>
-      <w:r>
-        <w:rPr>
-          <w:rFonts w:ascii="Times New Roman" w:eastAsia="Times New Roman" w:hAnsi="Times New Roman" w:cs="Times New Roman"/>
-          <w:sz w:val="24"/>
-          <w:szCs w:val="24"/>
-          <w:lang w:eastAsia="ru-RU"/>
-        </w:rPr>
-        <w:t>бағдарламалық</w:t>
-      </w:r>
-      <w:proofErr w:type="spellEnd"/>
-      <w:r>
-        <w:rPr>
-          <w:rFonts w:ascii="Times New Roman" w:eastAsia="Times New Roman" w:hAnsi="Times New Roman" w:cs="Times New Roman"/>
-          <w:sz w:val="24"/>
-          <w:szCs w:val="24"/>
-          <w:lang w:eastAsia="ru-RU"/>
-        </w:rPr>
-        <w:t xml:space="preserve"> </w:t>
-      </w:r>
-      <w:proofErr w:type="spellStart"/>
-      <w:r>
-        <w:rPr>
-          <w:rFonts w:ascii="Times New Roman" w:eastAsia="Times New Roman" w:hAnsi="Times New Roman" w:cs="Times New Roman"/>
-          <w:sz w:val="24"/>
-          <w:szCs w:val="24"/>
-          <w:lang w:eastAsia="ru-RU"/>
-        </w:rPr>
-        <w:t>қамтамасыз</w:t>
-      </w:r>
-      <w:proofErr w:type="spellEnd"/>
-      <w:r>
-        <w:rPr>
-          <w:rFonts w:ascii="Times New Roman" w:eastAsia="Times New Roman" w:hAnsi="Times New Roman" w:cs="Times New Roman"/>
-          <w:sz w:val="24"/>
-          <w:szCs w:val="24"/>
-          <w:lang w:eastAsia="ru-RU"/>
-        </w:rPr>
-        <w:t xml:space="preserve"> </w:t>
-      </w:r>
-      <w:proofErr w:type="spellStart"/>
-      <w:r>
-        <w:rPr>
-          <w:rFonts w:ascii="Times New Roman" w:eastAsia="Times New Roman" w:hAnsi="Times New Roman" w:cs="Times New Roman"/>
-          <w:sz w:val="24"/>
-          <w:szCs w:val="24"/>
-          <w:lang w:eastAsia="ru-RU"/>
-        </w:rPr>
-        <w:t>етуге</w:t>
-      </w:r>
-      <w:proofErr w:type="spellEnd"/>
-      <w:r>
-        <w:rPr>
-          <w:rFonts w:ascii="Times New Roman" w:eastAsia="Times New Roman" w:hAnsi="Times New Roman" w:cs="Times New Roman"/>
-          <w:sz w:val="24"/>
-          <w:szCs w:val="24"/>
-          <w:lang w:eastAsia="ru-RU"/>
-        </w:rPr>
-        <w:t xml:space="preserve"> </w:t>
-      </w:r>
-      <w:proofErr w:type="spellStart"/>
-      <w:r>
-        <w:rPr>
-          <w:rFonts w:ascii="Times New Roman" w:eastAsia="Times New Roman" w:hAnsi="Times New Roman" w:cs="Times New Roman"/>
-          <w:sz w:val="24"/>
-          <w:szCs w:val="24"/>
-          <w:lang w:eastAsia="ru-RU"/>
-        </w:rPr>
-        <w:t>тиісті</w:t>
-      </w:r>
-      <w:proofErr w:type="spellEnd"/>
-      <w:r>
-        <w:rPr>
-          <w:rFonts w:ascii="Times New Roman" w:eastAsia="Times New Roman" w:hAnsi="Times New Roman" w:cs="Times New Roman"/>
-          <w:sz w:val="24"/>
-          <w:szCs w:val="24"/>
-          <w:lang w:eastAsia="ru-RU"/>
-        </w:rPr>
-        <w:t xml:space="preserve"> </w:t>
-      </w:r>
-      <w:proofErr w:type="spellStart"/>
-      <w:r>
-        <w:rPr>
-          <w:rFonts w:ascii="Times New Roman" w:eastAsia="Times New Roman" w:hAnsi="Times New Roman" w:cs="Times New Roman"/>
-          <w:sz w:val="24"/>
-          <w:szCs w:val="24"/>
-          <w:lang w:eastAsia="ru-RU"/>
-        </w:rPr>
-        <w:t>құқықтардың</w:t>
-      </w:r>
-      <w:proofErr w:type="spellEnd"/>
-      <w:r>
-        <w:rPr>
-          <w:rFonts w:ascii="Times New Roman" w:eastAsia="Times New Roman" w:hAnsi="Times New Roman" w:cs="Times New Roman"/>
-          <w:sz w:val="24"/>
-          <w:szCs w:val="24"/>
-          <w:lang w:eastAsia="ru-RU"/>
-        </w:rPr>
-        <w:t xml:space="preserve"> </w:t>
-      </w:r>
-      <w:proofErr w:type="spellStart"/>
-      <w:r>
-        <w:rPr>
-          <w:rFonts w:ascii="Times New Roman" w:eastAsia="Times New Roman" w:hAnsi="Times New Roman" w:cs="Times New Roman"/>
-          <w:sz w:val="24"/>
-          <w:szCs w:val="24"/>
-          <w:lang w:eastAsia="ru-RU"/>
-        </w:rPr>
-        <w:t>Тапсырыс</w:t>
-      </w:r>
-      <w:proofErr w:type="spellEnd"/>
-      <w:r>
-        <w:rPr>
-          <w:rFonts w:ascii="Times New Roman" w:eastAsia="Times New Roman" w:hAnsi="Times New Roman" w:cs="Times New Roman"/>
-          <w:sz w:val="24"/>
-          <w:szCs w:val="24"/>
-          <w:lang w:eastAsia="ru-RU"/>
-        </w:rPr>
-        <w:t xml:space="preserve"> </w:t>
-      </w:r>
-      <w:proofErr w:type="spellStart"/>
-      <w:r>
-        <w:rPr>
-          <w:rFonts w:ascii="Times New Roman" w:eastAsia="Times New Roman" w:hAnsi="Times New Roman" w:cs="Times New Roman"/>
-          <w:sz w:val="24"/>
-          <w:szCs w:val="24"/>
-          <w:lang w:eastAsia="ru-RU"/>
-        </w:rPr>
-        <w:t>берушіге</w:t>
-      </w:r>
-      <w:proofErr w:type="spellEnd"/>
-      <w:r>
-        <w:rPr>
-          <w:rFonts w:ascii="Times New Roman" w:eastAsia="Times New Roman" w:hAnsi="Times New Roman" w:cs="Times New Roman"/>
-          <w:sz w:val="24"/>
-          <w:szCs w:val="24"/>
-          <w:lang w:eastAsia="ru-RU"/>
-        </w:rPr>
-        <w:t xml:space="preserve"> </w:t>
-      </w:r>
-      <w:proofErr w:type="spellStart"/>
-      <w:r>
-        <w:rPr>
-          <w:rFonts w:ascii="Times New Roman" w:eastAsia="Times New Roman" w:hAnsi="Times New Roman" w:cs="Times New Roman"/>
-          <w:sz w:val="24"/>
-          <w:szCs w:val="24"/>
-          <w:lang w:eastAsia="ru-RU"/>
-        </w:rPr>
-        <w:t>берілгенін</w:t>
-      </w:r>
-      <w:proofErr w:type="spellEnd"/>
-      <w:r>
-        <w:rPr>
-          <w:rFonts w:ascii="Times New Roman" w:eastAsia="Times New Roman" w:hAnsi="Times New Roman" w:cs="Times New Roman"/>
-          <w:sz w:val="24"/>
-          <w:szCs w:val="24"/>
-          <w:lang w:eastAsia="ru-RU"/>
-        </w:rPr>
-        <w:t xml:space="preserve"> </w:t>
-      </w:r>
-      <w:proofErr w:type="spellStart"/>
-      <w:r>
-        <w:rPr>
-          <w:rFonts w:ascii="Times New Roman" w:eastAsia="Times New Roman" w:hAnsi="Times New Roman" w:cs="Times New Roman"/>
-          <w:sz w:val="24"/>
-          <w:szCs w:val="24"/>
-          <w:lang w:eastAsia="ru-RU"/>
-        </w:rPr>
-        <w:t>растайды</w:t>
-      </w:r>
-      <w:proofErr w:type="spellEnd"/>
-      <w:r>
-        <w:rPr>
-          <w:rFonts w:ascii="Times New Roman" w:eastAsia="Times New Roman" w:hAnsi="Times New Roman" w:cs="Times New Roman"/>
-          <w:sz w:val="24"/>
-          <w:szCs w:val="24"/>
-          <w:lang w:eastAsia="ru-RU"/>
-        </w:rPr>
-        <w:t>.</w:t>
+        <w:t>Қолы</w:t>
+      </w:r>
+      <w:proofErr w:type="spellEnd"/>
+      <w:r>
+        <w:rPr>
+          <w:rFonts w:ascii="Times New Roman" w:eastAsia="Times New Roman" w:hAnsi="Times New Roman" w:cs="Times New Roman"/>
+          <w:sz w:val="24"/>
+          <w:szCs w:val="24"/>
+          <w:lang w:eastAsia="ru-RU"/>
+        </w:rPr>
+        <w:t>: ______________________</w:t>
       </w:r>
     </w:p>
     <w:p>
@@ -5486,459 +7339,40 @@
           <w:lang w:eastAsia="ru-RU"/>
         </w:rPr>
       </w:pPr>
-      <w:proofErr w:type="spellStart"/>
-      <w:r>
-        <w:rPr>
-          <w:rFonts w:ascii="Times New Roman" w:eastAsia="Times New Roman" w:hAnsi="Times New Roman" w:cs="Times New Roman"/>
-          <w:sz w:val="24"/>
-          <w:szCs w:val="24"/>
-          <w:lang w:eastAsia="ru-RU"/>
-        </w:rPr>
-        <w:t>Үшінші</w:t>
-      </w:r>
-      <w:proofErr w:type="spellEnd"/>
-      <w:r>
-        <w:rPr>
-          <w:rFonts w:ascii="Times New Roman" w:eastAsia="Times New Roman" w:hAnsi="Times New Roman" w:cs="Times New Roman"/>
-          <w:sz w:val="24"/>
-          <w:szCs w:val="24"/>
-          <w:lang w:eastAsia="ru-RU"/>
-        </w:rPr>
-        <w:t xml:space="preserve"> </w:t>
-      </w:r>
-      <w:proofErr w:type="spellStart"/>
-      <w:r>
-        <w:rPr>
-          <w:rFonts w:ascii="Times New Roman" w:eastAsia="Times New Roman" w:hAnsi="Times New Roman" w:cs="Times New Roman"/>
-          <w:sz w:val="24"/>
-          <w:szCs w:val="24"/>
-          <w:lang w:eastAsia="ru-RU"/>
-        </w:rPr>
-        <w:t>тұлғаларға</w:t>
-      </w:r>
-      <w:proofErr w:type="spellEnd"/>
-      <w:r>
-        <w:rPr>
-          <w:rFonts w:ascii="Times New Roman" w:eastAsia="Times New Roman" w:hAnsi="Times New Roman" w:cs="Times New Roman"/>
-          <w:sz w:val="24"/>
-          <w:szCs w:val="24"/>
-          <w:lang w:eastAsia="ru-RU"/>
-        </w:rPr>
-        <w:t xml:space="preserve"> </w:t>
-      </w:r>
-      <w:proofErr w:type="spellStart"/>
-      <w:r>
-        <w:rPr>
-          <w:rFonts w:ascii="Times New Roman" w:eastAsia="Times New Roman" w:hAnsi="Times New Roman" w:cs="Times New Roman"/>
-          <w:sz w:val="24"/>
-          <w:szCs w:val="24"/>
-          <w:lang w:eastAsia="ru-RU"/>
-        </w:rPr>
-        <w:t>тиесілі</w:t>
-      </w:r>
-      <w:proofErr w:type="spellEnd"/>
-      <w:r>
-        <w:rPr>
-          <w:rFonts w:ascii="Times New Roman" w:eastAsia="Times New Roman" w:hAnsi="Times New Roman" w:cs="Times New Roman"/>
-          <w:sz w:val="24"/>
-          <w:szCs w:val="24"/>
-          <w:lang w:eastAsia="ru-RU"/>
-        </w:rPr>
-        <w:t xml:space="preserve"> </w:t>
-      </w:r>
-      <w:proofErr w:type="spellStart"/>
-      <w:r>
-        <w:rPr>
-          <w:rFonts w:ascii="Times New Roman" w:eastAsia="Times New Roman" w:hAnsi="Times New Roman" w:cs="Times New Roman"/>
-          <w:sz w:val="24"/>
-          <w:szCs w:val="24"/>
-          <w:lang w:eastAsia="ru-RU"/>
-        </w:rPr>
-        <w:t>кітапханаларға</w:t>
-      </w:r>
-      <w:proofErr w:type="spellEnd"/>
-      <w:r>
-        <w:rPr>
-          <w:rFonts w:ascii="Times New Roman" w:eastAsia="Times New Roman" w:hAnsi="Times New Roman" w:cs="Times New Roman"/>
-          <w:sz w:val="24"/>
-          <w:szCs w:val="24"/>
-          <w:lang w:eastAsia="ru-RU"/>
-        </w:rPr>
-        <w:t xml:space="preserve">, </w:t>
-      </w:r>
-      <w:proofErr w:type="spellStart"/>
-      <w:r>
-        <w:rPr>
-          <w:rFonts w:ascii="Times New Roman" w:eastAsia="Times New Roman" w:hAnsi="Times New Roman" w:cs="Times New Roman"/>
-          <w:sz w:val="24"/>
-          <w:szCs w:val="24"/>
-          <w:lang w:eastAsia="ru-RU"/>
-        </w:rPr>
-        <w:t>фреймворктерге</w:t>
-      </w:r>
-      <w:proofErr w:type="spellEnd"/>
-      <w:r>
-        <w:rPr>
-          <w:rFonts w:ascii="Times New Roman" w:eastAsia="Times New Roman" w:hAnsi="Times New Roman" w:cs="Times New Roman"/>
-          <w:sz w:val="24"/>
-          <w:szCs w:val="24"/>
-          <w:lang w:eastAsia="ru-RU"/>
-        </w:rPr>
-        <w:t xml:space="preserve">, </w:t>
-      </w:r>
-      <w:proofErr w:type="spellStart"/>
-      <w:r>
-        <w:rPr>
-          <w:rFonts w:ascii="Times New Roman" w:eastAsia="Times New Roman" w:hAnsi="Times New Roman" w:cs="Times New Roman"/>
-          <w:sz w:val="24"/>
-          <w:szCs w:val="24"/>
-          <w:lang w:eastAsia="ru-RU"/>
-        </w:rPr>
-        <w:t>бағдарламалық</w:t>
-      </w:r>
-      <w:proofErr w:type="spellEnd"/>
-      <w:r>
-        <w:rPr>
-          <w:rFonts w:ascii="Times New Roman" w:eastAsia="Times New Roman" w:hAnsi="Times New Roman" w:cs="Times New Roman"/>
-          <w:sz w:val="24"/>
-          <w:szCs w:val="24"/>
-          <w:lang w:eastAsia="ru-RU"/>
-        </w:rPr>
-        <w:t xml:space="preserve"> </w:t>
-      </w:r>
-      <w:proofErr w:type="spellStart"/>
-      <w:r>
-        <w:rPr>
-          <w:rFonts w:ascii="Times New Roman" w:eastAsia="Times New Roman" w:hAnsi="Times New Roman" w:cs="Times New Roman"/>
-          <w:sz w:val="24"/>
-          <w:szCs w:val="24"/>
-          <w:lang w:eastAsia="ru-RU"/>
-        </w:rPr>
-        <w:t>компоненттерге</w:t>
-      </w:r>
-      <w:proofErr w:type="spellEnd"/>
-      <w:r>
-        <w:rPr>
-          <w:rFonts w:ascii="Times New Roman" w:eastAsia="Times New Roman" w:hAnsi="Times New Roman" w:cs="Times New Roman"/>
-          <w:sz w:val="24"/>
-          <w:szCs w:val="24"/>
-          <w:lang w:eastAsia="ru-RU"/>
-        </w:rPr>
-        <w:t xml:space="preserve"> </w:t>
-      </w:r>
-      <w:proofErr w:type="spellStart"/>
-      <w:r>
-        <w:rPr>
-          <w:rFonts w:ascii="Times New Roman" w:eastAsia="Times New Roman" w:hAnsi="Times New Roman" w:cs="Times New Roman"/>
-          <w:sz w:val="24"/>
-          <w:szCs w:val="24"/>
-          <w:lang w:eastAsia="ru-RU"/>
-        </w:rPr>
-        <w:t>және</w:t>
-      </w:r>
-      <w:proofErr w:type="spellEnd"/>
-      <w:r>
-        <w:rPr>
-          <w:rFonts w:ascii="Times New Roman" w:eastAsia="Times New Roman" w:hAnsi="Times New Roman" w:cs="Times New Roman"/>
-          <w:sz w:val="24"/>
-          <w:szCs w:val="24"/>
-          <w:lang w:eastAsia="ru-RU"/>
-        </w:rPr>
-        <w:t xml:space="preserve"> </w:t>
-      </w:r>
-      <w:proofErr w:type="spellStart"/>
-      <w:r>
-        <w:rPr>
-          <w:rFonts w:ascii="Times New Roman" w:eastAsia="Times New Roman" w:hAnsi="Times New Roman" w:cs="Times New Roman"/>
-          <w:sz w:val="24"/>
-          <w:szCs w:val="24"/>
-          <w:lang w:eastAsia="ru-RU"/>
-        </w:rPr>
-        <w:t>өзге</w:t>
-      </w:r>
-      <w:proofErr w:type="spellEnd"/>
-      <w:r>
-        <w:rPr>
-          <w:rFonts w:ascii="Times New Roman" w:eastAsia="Times New Roman" w:hAnsi="Times New Roman" w:cs="Times New Roman"/>
-          <w:sz w:val="24"/>
-          <w:szCs w:val="24"/>
-          <w:lang w:eastAsia="ru-RU"/>
-        </w:rPr>
-        <w:t xml:space="preserve"> де </w:t>
-      </w:r>
-      <w:proofErr w:type="spellStart"/>
-      <w:r>
-        <w:rPr>
-          <w:rFonts w:ascii="Times New Roman" w:eastAsia="Times New Roman" w:hAnsi="Times New Roman" w:cs="Times New Roman"/>
-          <w:sz w:val="24"/>
-          <w:szCs w:val="24"/>
-          <w:lang w:eastAsia="ru-RU"/>
-        </w:rPr>
-        <w:t>бағдарламалық</w:t>
-      </w:r>
-      <w:proofErr w:type="spellEnd"/>
-      <w:r>
-        <w:rPr>
-          <w:rFonts w:ascii="Times New Roman" w:eastAsia="Times New Roman" w:hAnsi="Times New Roman" w:cs="Times New Roman"/>
-          <w:sz w:val="24"/>
-          <w:szCs w:val="24"/>
-          <w:lang w:eastAsia="ru-RU"/>
-        </w:rPr>
-        <w:t xml:space="preserve"> </w:t>
-      </w:r>
-      <w:proofErr w:type="spellStart"/>
-      <w:r>
-        <w:rPr>
-          <w:rFonts w:ascii="Times New Roman" w:eastAsia="Times New Roman" w:hAnsi="Times New Roman" w:cs="Times New Roman"/>
-          <w:sz w:val="24"/>
-          <w:szCs w:val="24"/>
-          <w:lang w:eastAsia="ru-RU"/>
-        </w:rPr>
-        <w:t>өнімдерге</w:t>
-      </w:r>
-      <w:proofErr w:type="spellEnd"/>
-      <w:r>
-        <w:rPr>
-          <w:rFonts w:ascii="Times New Roman" w:eastAsia="Times New Roman" w:hAnsi="Times New Roman" w:cs="Times New Roman"/>
-          <w:sz w:val="24"/>
-          <w:szCs w:val="24"/>
-          <w:lang w:eastAsia="ru-RU"/>
-        </w:rPr>
-        <w:t xml:space="preserve"> </w:t>
-      </w:r>
-      <w:proofErr w:type="spellStart"/>
-      <w:r>
-        <w:rPr>
-          <w:rFonts w:ascii="Times New Roman" w:eastAsia="Times New Roman" w:hAnsi="Times New Roman" w:cs="Times New Roman"/>
-          <w:sz w:val="24"/>
-          <w:szCs w:val="24"/>
-          <w:lang w:eastAsia="ru-RU"/>
-        </w:rPr>
-        <w:t>құқықтар</w:t>
-      </w:r>
-      <w:proofErr w:type="spellEnd"/>
-      <w:r>
-        <w:rPr>
-          <w:rFonts w:ascii="Times New Roman" w:eastAsia="Times New Roman" w:hAnsi="Times New Roman" w:cs="Times New Roman"/>
-          <w:sz w:val="24"/>
-          <w:szCs w:val="24"/>
-          <w:lang w:eastAsia="ru-RU"/>
-        </w:rPr>
-        <w:t xml:space="preserve"> </w:t>
-      </w:r>
-      <w:proofErr w:type="spellStart"/>
-      <w:r>
-        <w:rPr>
-          <w:rFonts w:ascii="Times New Roman" w:eastAsia="Times New Roman" w:hAnsi="Times New Roman" w:cs="Times New Roman"/>
-          <w:sz w:val="24"/>
-          <w:szCs w:val="24"/>
-          <w:lang w:eastAsia="ru-RU"/>
-        </w:rPr>
-        <w:t>тиісті</w:t>
-      </w:r>
-      <w:proofErr w:type="spellEnd"/>
-      <w:r>
-        <w:rPr>
-          <w:rFonts w:ascii="Times New Roman" w:eastAsia="Times New Roman" w:hAnsi="Times New Roman" w:cs="Times New Roman"/>
-          <w:sz w:val="24"/>
-          <w:szCs w:val="24"/>
-          <w:lang w:eastAsia="ru-RU"/>
-        </w:rPr>
-        <w:t xml:space="preserve"> </w:t>
-      </w:r>
-      <w:proofErr w:type="spellStart"/>
-      <w:r>
-        <w:rPr>
-          <w:rFonts w:ascii="Times New Roman" w:eastAsia="Times New Roman" w:hAnsi="Times New Roman" w:cs="Times New Roman"/>
-          <w:sz w:val="24"/>
-          <w:szCs w:val="24"/>
-          <w:lang w:eastAsia="ru-RU"/>
-        </w:rPr>
-        <w:t>құқық</w:t>
-      </w:r>
-      <w:proofErr w:type="spellEnd"/>
-      <w:r>
-        <w:rPr>
-          <w:rFonts w:ascii="Times New Roman" w:eastAsia="Times New Roman" w:hAnsi="Times New Roman" w:cs="Times New Roman"/>
-          <w:sz w:val="24"/>
-          <w:szCs w:val="24"/>
-          <w:lang w:eastAsia="ru-RU"/>
-        </w:rPr>
-        <w:t xml:space="preserve"> </w:t>
-      </w:r>
-      <w:proofErr w:type="spellStart"/>
-      <w:r>
-        <w:rPr>
-          <w:rFonts w:ascii="Times New Roman" w:eastAsia="Times New Roman" w:hAnsi="Times New Roman" w:cs="Times New Roman"/>
-          <w:sz w:val="24"/>
-          <w:szCs w:val="24"/>
-          <w:lang w:eastAsia="ru-RU"/>
-        </w:rPr>
-        <w:t>иелерінің</w:t>
-      </w:r>
-      <w:proofErr w:type="spellEnd"/>
-      <w:r>
-        <w:rPr>
-          <w:rFonts w:ascii="Times New Roman" w:eastAsia="Times New Roman" w:hAnsi="Times New Roman" w:cs="Times New Roman"/>
-          <w:sz w:val="24"/>
-          <w:szCs w:val="24"/>
-          <w:lang w:eastAsia="ru-RU"/>
-        </w:rPr>
-        <w:t xml:space="preserve"> </w:t>
-      </w:r>
-      <w:proofErr w:type="spellStart"/>
-      <w:r>
-        <w:rPr>
-          <w:rFonts w:ascii="Times New Roman" w:eastAsia="Times New Roman" w:hAnsi="Times New Roman" w:cs="Times New Roman"/>
-          <w:sz w:val="24"/>
-          <w:szCs w:val="24"/>
-          <w:lang w:eastAsia="ru-RU"/>
-        </w:rPr>
-        <w:t>лицензиялық</w:t>
-      </w:r>
-      <w:proofErr w:type="spellEnd"/>
-      <w:r>
-        <w:rPr>
-          <w:rFonts w:ascii="Times New Roman" w:eastAsia="Times New Roman" w:hAnsi="Times New Roman" w:cs="Times New Roman"/>
-          <w:sz w:val="24"/>
-          <w:szCs w:val="24"/>
-          <w:lang w:eastAsia="ru-RU"/>
-        </w:rPr>
-        <w:t xml:space="preserve"> </w:t>
-      </w:r>
-      <w:proofErr w:type="spellStart"/>
-      <w:r>
-        <w:rPr>
-          <w:rFonts w:ascii="Times New Roman" w:eastAsia="Times New Roman" w:hAnsi="Times New Roman" w:cs="Times New Roman"/>
-          <w:sz w:val="24"/>
-          <w:szCs w:val="24"/>
-          <w:lang w:eastAsia="ru-RU"/>
-        </w:rPr>
-        <w:t>талаптарына</w:t>
-      </w:r>
-      <w:proofErr w:type="spellEnd"/>
-      <w:r>
-        <w:rPr>
-          <w:rFonts w:ascii="Times New Roman" w:eastAsia="Times New Roman" w:hAnsi="Times New Roman" w:cs="Times New Roman"/>
-          <w:sz w:val="24"/>
-          <w:szCs w:val="24"/>
-          <w:lang w:eastAsia="ru-RU"/>
-        </w:rPr>
-        <w:t xml:space="preserve"> </w:t>
-      </w:r>
-      <w:proofErr w:type="spellStart"/>
-      <w:r>
-        <w:rPr>
-          <w:rFonts w:ascii="Times New Roman" w:eastAsia="Times New Roman" w:hAnsi="Times New Roman" w:cs="Times New Roman"/>
-          <w:sz w:val="24"/>
-          <w:szCs w:val="24"/>
-          <w:lang w:eastAsia="ru-RU"/>
-        </w:rPr>
-        <w:t>сәйкес</w:t>
-      </w:r>
-      <w:proofErr w:type="spellEnd"/>
-      <w:r>
-        <w:rPr>
-          <w:rFonts w:ascii="Times New Roman" w:eastAsia="Times New Roman" w:hAnsi="Times New Roman" w:cs="Times New Roman"/>
-          <w:sz w:val="24"/>
-          <w:szCs w:val="24"/>
-          <w:lang w:eastAsia="ru-RU"/>
-        </w:rPr>
-        <w:t xml:space="preserve"> </w:t>
-      </w:r>
-      <w:proofErr w:type="spellStart"/>
-      <w:r>
-        <w:rPr>
-          <w:rFonts w:ascii="Times New Roman" w:eastAsia="Times New Roman" w:hAnsi="Times New Roman" w:cs="Times New Roman"/>
-          <w:sz w:val="24"/>
-          <w:szCs w:val="24"/>
-          <w:lang w:eastAsia="ru-RU"/>
-        </w:rPr>
-        <w:t>реттеледі</w:t>
-      </w:r>
-      <w:proofErr w:type="spellEnd"/>
-      <w:r>
-        <w:rPr>
-          <w:rFonts w:ascii="Times New Roman" w:eastAsia="Times New Roman" w:hAnsi="Times New Roman" w:cs="Times New Roman"/>
-          <w:sz w:val="24"/>
-          <w:szCs w:val="24"/>
-          <w:lang w:eastAsia="ru-RU"/>
-        </w:rPr>
-        <w:t>.</w:t>
+      <w:r>
+        <w:rPr>
+          <w:rFonts w:ascii="Times New Roman" w:eastAsia="Times New Roman" w:hAnsi="Times New Roman" w:cs="Times New Roman"/>
+          <w:sz w:val="24"/>
+          <w:szCs w:val="24"/>
+          <w:lang w:eastAsia="ru-RU"/>
+        </w:rPr>
+        <w:t>М.О.</w:t>
       </w:r>
     </w:p>
     <w:p>
       <w:pPr>
         <w:spacing w:before="100" w:beforeAutospacing="1" w:after="100" w:afterAutospacing="1" w:line="240" w:lineRule="auto"/>
-        <w:outlineLvl w:val="1"/>
-        <w:rPr>
-          <w:rFonts w:ascii="Times New Roman" w:eastAsia="Times New Roman" w:hAnsi="Times New Roman" w:cs="Times New Roman"/>
-          <w:b/>
-          <w:bCs/>
-          <w:sz w:val="36"/>
-          <w:szCs w:val="36"/>
-          <w:lang w:eastAsia="ru-RU"/>
-        </w:rPr>
-      </w:pPr>
-      <w:r>
-        <w:rPr>
-          <w:rFonts w:ascii="Times New Roman" w:eastAsia="Times New Roman" w:hAnsi="Times New Roman" w:cs="Times New Roman"/>
-          <w:b/>
-          <w:bCs/>
-          <w:sz w:val="36"/>
-          <w:szCs w:val="36"/>
-          <w:lang w:val="kk-KZ" w:eastAsia="ru-RU"/>
-        </w:rPr>
-        <w:t>5</w:t>
-      </w:r>
-      <w:r>
-        <w:rPr>
-          <w:rFonts w:ascii="Times New Roman" w:eastAsia="Times New Roman" w:hAnsi="Times New Roman" w:cs="Times New Roman"/>
-          <w:b/>
-          <w:bCs/>
-          <w:sz w:val="36"/>
-          <w:szCs w:val="36"/>
-          <w:lang w:eastAsia="ru-RU"/>
-        </w:rPr>
-        <w:t xml:space="preserve">. </w:t>
-      </w:r>
-      <w:proofErr w:type="spellStart"/>
-      <w:r>
-        <w:rPr>
-          <w:rFonts w:ascii="Times New Roman" w:eastAsia="Times New Roman" w:hAnsi="Times New Roman" w:cs="Times New Roman"/>
-          <w:b/>
-          <w:bCs/>
-          <w:sz w:val="36"/>
-          <w:szCs w:val="36"/>
-          <w:lang w:eastAsia="ru-RU"/>
-        </w:rPr>
-        <w:t>Қорытынды</w:t>
-      </w:r>
-      <w:proofErr w:type="spellEnd"/>
-      <w:r>
-        <w:rPr>
-          <w:rFonts w:ascii="Times New Roman" w:eastAsia="Times New Roman" w:hAnsi="Times New Roman" w:cs="Times New Roman"/>
-          <w:b/>
-          <w:bCs/>
-          <w:sz w:val="36"/>
-          <w:szCs w:val="36"/>
-          <w:lang w:eastAsia="ru-RU"/>
-        </w:rPr>
-        <w:t xml:space="preserve"> </w:t>
-      </w:r>
-      <w:proofErr w:type="spellStart"/>
-      <w:r>
-        <w:rPr>
-          <w:rFonts w:ascii="Times New Roman" w:eastAsia="Times New Roman" w:hAnsi="Times New Roman" w:cs="Times New Roman"/>
-          <w:b/>
-          <w:bCs/>
-          <w:sz w:val="36"/>
-          <w:szCs w:val="36"/>
-          <w:lang w:eastAsia="ru-RU"/>
-        </w:rPr>
-        <w:t>ережелер</w:t>
-      </w:r>
-      <w:proofErr w:type="spellEnd"/>
+        <w:outlineLvl w:val="2"/>
+        <w:rPr>
+          <w:rFonts w:ascii="Times New Roman" w:eastAsia="Times New Roman" w:hAnsi="Times New Roman" w:cs="Times New Roman"/>
+          <w:b/>
+          <w:bCs/>
+          <w:sz w:val="27"/>
+          <w:szCs w:val="27"/>
+          <w:lang w:eastAsia="ru-RU"/>
+        </w:rPr>
+      </w:pPr>
+      <w:r>
+        <w:rPr>
+          <w:rFonts w:ascii="Times New Roman" w:eastAsia="Times New Roman" w:hAnsi="Times New Roman" w:cs="Times New Roman"/>
+          <w:b/>
+          <w:bCs/>
+          <w:sz w:val="27"/>
+          <w:szCs w:val="27"/>
+          <w:lang w:eastAsia="ru-RU"/>
+        </w:rPr>
+        <w:t>ОРЫНДАУШЫ</w:t>
+      </w:r>
     </w:p>
     <w:p>
       <w:pPr>
@@ -5950,715 +7384,67 @@
           <w:lang w:eastAsia="ru-RU"/>
         </w:rPr>
       </w:pPr>
-      <w:r>
-        <w:rPr>
-          <w:rFonts w:ascii="Times New Roman" w:eastAsia="Times New Roman" w:hAnsi="Times New Roman" w:cs="Times New Roman"/>
-          <w:sz w:val="24"/>
-          <w:szCs w:val="24"/>
-          <w:lang w:eastAsia="ru-RU"/>
-        </w:rPr>
-        <w:t xml:space="preserve">Осы </w:t>
-      </w:r>
-      <w:proofErr w:type="spellStart"/>
-      <w:r>
-        <w:rPr>
-          <w:rFonts w:ascii="Times New Roman" w:eastAsia="Times New Roman" w:hAnsi="Times New Roman" w:cs="Times New Roman"/>
-          <w:sz w:val="24"/>
-          <w:szCs w:val="24"/>
-          <w:lang w:eastAsia="ru-RU"/>
-        </w:rPr>
-        <w:t>Актіге</w:t>
-      </w:r>
-      <w:proofErr w:type="spellEnd"/>
-      <w:r>
-        <w:rPr>
-          <w:rFonts w:ascii="Times New Roman" w:eastAsia="Times New Roman" w:hAnsi="Times New Roman" w:cs="Times New Roman"/>
-          <w:sz w:val="24"/>
-          <w:szCs w:val="24"/>
-          <w:lang w:eastAsia="ru-RU"/>
-        </w:rPr>
-        <w:t xml:space="preserve"> </w:t>
-      </w:r>
-      <w:proofErr w:type="spellStart"/>
-      <w:r>
-        <w:rPr>
-          <w:rFonts w:ascii="Times New Roman" w:eastAsia="Times New Roman" w:hAnsi="Times New Roman" w:cs="Times New Roman"/>
-          <w:sz w:val="24"/>
-          <w:szCs w:val="24"/>
-          <w:lang w:eastAsia="ru-RU"/>
-        </w:rPr>
-        <w:t>қол</w:t>
-      </w:r>
-      <w:proofErr w:type="spellEnd"/>
-      <w:r>
-        <w:rPr>
-          <w:rFonts w:ascii="Times New Roman" w:eastAsia="Times New Roman" w:hAnsi="Times New Roman" w:cs="Times New Roman"/>
-          <w:sz w:val="24"/>
-          <w:szCs w:val="24"/>
-          <w:lang w:eastAsia="ru-RU"/>
-        </w:rPr>
-        <w:t xml:space="preserve"> </w:t>
-      </w:r>
-      <w:proofErr w:type="spellStart"/>
-      <w:r>
-        <w:rPr>
-          <w:rFonts w:ascii="Times New Roman" w:eastAsia="Times New Roman" w:hAnsi="Times New Roman" w:cs="Times New Roman"/>
-          <w:sz w:val="24"/>
-          <w:szCs w:val="24"/>
-          <w:lang w:eastAsia="ru-RU"/>
-        </w:rPr>
-        <w:t>қою</w:t>
-      </w:r>
-      <w:proofErr w:type="spellEnd"/>
-      <w:r>
-        <w:rPr>
-          <w:rFonts w:ascii="Times New Roman" w:eastAsia="Times New Roman" w:hAnsi="Times New Roman" w:cs="Times New Roman"/>
-          <w:sz w:val="24"/>
-          <w:szCs w:val="24"/>
-          <w:lang w:eastAsia="ru-RU"/>
-        </w:rPr>
-        <w:t xml:space="preserve"> </w:t>
-      </w:r>
-      <w:proofErr w:type="spellStart"/>
-      <w:r>
-        <w:rPr>
-          <w:rFonts w:ascii="Times New Roman" w:eastAsia="Times New Roman" w:hAnsi="Times New Roman" w:cs="Times New Roman"/>
-          <w:sz w:val="24"/>
-          <w:szCs w:val="24"/>
-          <w:lang w:eastAsia="ru-RU"/>
-        </w:rPr>
-        <w:t>бағдарламалық</w:t>
-      </w:r>
-      <w:proofErr w:type="spellEnd"/>
-      <w:r>
-        <w:rPr>
-          <w:rFonts w:ascii="Times New Roman" w:eastAsia="Times New Roman" w:hAnsi="Times New Roman" w:cs="Times New Roman"/>
-          <w:sz w:val="24"/>
-          <w:szCs w:val="24"/>
-          <w:lang w:eastAsia="ru-RU"/>
-        </w:rPr>
-        <w:t xml:space="preserve"> </w:t>
-      </w:r>
-      <w:proofErr w:type="spellStart"/>
-      <w:r>
-        <w:rPr>
-          <w:rFonts w:ascii="Times New Roman" w:eastAsia="Times New Roman" w:hAnsi="Times New Roman" w:cs="Times New Roman"/>
-          <w:sz w:val="24"/>
-          <w:szCs w:val="24"/>
-          <w:lang w:eastAsia="ru-RU"/>
-        </w:rPr>
-        <w:t>қамтамасыз</w:t>
-      </w:r>
-      <w:proofErr w:type="spellEnd"/>
-      <w:r>
-        <w:rPr>
-          <w:rFonts w:ascii="Times New Roman" w:eastAsia="Times New Roman" w:hAnsi="Times New Roman" w:cs="Times New Roman"/>
-          <w:sz w:val="24"/>
-          <w:szCs w:val="24"/>
-          <w:lang w:eastAsia="ru-RU"/>
-        </w:rPr>
-        <w:t xml:space="preserve"> </w:t>
-      </w:r>
-      <w:proofErr w:type="spellStart"/>
-      <w:r>
-        <w:rPr>
-          <w:rFonts w:ascii="Times New Roman" w:eastAsia="Times New Roman" w:hAnsi="Times New Roman" w:cs="Times New Roman"/>
-          <w:sz w:val="24"/>
-          <w:szCs w:val="24"/>
-          <w:lang w:eastAsia="ru-RU"/>
-        </w:rPr>
-        <w:t>етудің</w:t>
-      </w:r>
-      <w:proofErr w:type="spellEnd"/>
-      <w:r>
-        <w:rPr>
-          <w:rFonts w:ascii="Times New Roman" w:eastAsia="Times New Roman" w:hAnsi="Times New Roman" w:cs="Times New Roman"/>
-          <w:sz w:val="24"/>
-          <w:szCs w:val="24"/>
-          <w:lang w:eastAsia="ru-RU"/>
-        </w:rPr>
-        <w:t xml:space="preserve"> </w:t>
-      </w:r>
-      <w:proofErr w:type="spellStart"/>
-      <w:r>
-        <w:rPr>
-          <w:rFonts w:ascii="Times New Roman" w:eastAsia="Times New Roman" w:hAnsi="Times New Roman" w:cs="Times New Roman"/>
-          <w:sz w:val="24"/>
-          <w:szCs w:val="24"/>
-          <w:lang w:eastAsia="ru-RU"/>
-        </w:rPr>
-        <w:t>және</w:t>
-      </w:r>
-      <w:proofErr w:type="spellEnd"/>
-      <w:r>
-        <w:rPr>
-          <w:rFonts w:ascii="Times New Roman" w:eastAsia="Times New Roman" w:hAnsi="Times New Roman" w:cs="Times New Roman"/>
-          <w:sz w:val="24"/>
-          <w:szCs w:val="24"/>
-          <w:lang w:eastAsia="ru-RU"/>
-        </w:rPr>
-        <w:t xml:space="preserve"> </w:t>
-      </w:r>
-      <w:proofErr w:type="spellStart"/>
-      <w:r>
-        <w:rPr>
-          <w:rFonts w:ascii="Times New Roman" w:eastAsia="Times New Roman" w:hAnsi="Times New Roman" w:cs="Times New Roman"/>
-          <w:sz w:val="24"/>
-          <w:szCs w:val="24"/>
-          <w:lang w:eastAsia="ru-RU"/>
-        </w:rPr>
-        <w:t>орындалған</w:t>
-      </w:r>
-      <w:proofErr w:type="spellEnd"/>
-      <w:r>
-        <w:rPr>
-          <w:rFonts w:ascii="Times New Roman" w:eastAsia="Times New Roman" w:hAnsi="Times New Roman" w:cs="Times New Roman"/>
-          <w:sz w:val="24"/>
-          <w:szCs w:val="24"/>
-          <w:lang w:eastAsia="ru-RU"/>
-        </w:rPr>
-        <w:t xml:space="preserve"> </w:t>
-      </w:r>
-      <w:proofErr w:type="spellStart"/>
-      <w:r>
-        <w:rPr>
-          <w:rFonts w:ascii="Times New Roman" w:eastAsia="Times New Roman" w:hAnsi="Times New Roman" w:cs="Times New Roman"/>
-          <w:sz w:val="24"/>
-          <w:szCs w:val="24"/>
-          <w:lang w:eastAsia="ru-RU"/>
-        </w:rPr>
-        <w:t>жұмыстар</w:t>
-      </w:r>
-      <w:proofErr w:type="spellEnd"/>
-      <w:r>
-        <w:rPr>
-          <w:rFonts w:ascii="Times New Roman" w:eastAsia="Times New Roman" w:hAnsi="Times New Roman" w:cs="Times New Roman"/>
-          <w:sz w:val="24"/>
-          <w:szCs w:val="24"/>
-          <w:lang w:eastAsia="ru-RU"/>
-        </w:rPr>
-        <w:t xml:space="preserve"> </w:t>
-      </w:r>
-      <w:proofErr w:type="spellStart"/>
-      <w:r>
-        <w:rPr>
-          <w:rFonts w:ascii="Times New Roman" w:eastAsia="Times New Roman" w:hAnsi="Times New Roman" w:cs="Times New Roman"/>
-          <w:sz w:val="24"/>
-          <w:szCs w:val="24"/>
-          <w:lang w:eastAsia="ru-RU"/>
-        </w:rPr>
-        <w:t>нәтижесінің</w:t>
-      </w:r>
-      <w:proofErr w:type="spellEnd"/>
-      <w:r>
-        <w:rPr>
-          <w:rFonts w:ascii="Times New Roman" w:eastAsia="Times New Roman" w:hAnsi="Times New Roman" w:cs="Times New Roman"/>
-          <w:sz w:val="24"/>
-          <w:szCs w:val="24"/>
-          <w:lang w:eastAsia="ru-RU"/>
-        </w:rPr>
-        <w:t xml:space="preserve"> </w:t>
-      </w:r>
-      <w:proofErr w:type="spellStart"/>
-      <w:r>
-        <w:rPr>
-          <w:rFonts w:ascii="Times New Roman" w:eastAsia="Times New Roman" w:hAnsi="Times New Roman" w:cs="Times New Roman"/>
-          <w:sz w:val="24"/>
-          <w:szCs w:val="24"/>
-          <w:lang w:eastAsia="ru-RU"/>
-        </w:rPr>
-        <w:t>Тапсырыс</w:t>
-      </w:r>
-      <w:proofErr w:type="spellEnd"/>
-      <w:r>
-        <w:rPr>
-          <w:rFonts w:ascii="Times New Roman" w:eastAsia="Times New Roman" w:hAnsi="Times New Roman" w:cs="Times New Roman"/>
-          <w:sz w:val="24"/>
-          <w:szCs w:val="24"/>
-          <w:lang w:eastAsia="ru-RU"/>
-        </w:rPr>
-        <w:t xml:space="preserve"> </w:t>
-      </w:r>
-      <w:proofErr w:type="spellStart"/>
-      <w:r>
-        <w:rPr>
-          <w:rFonts w:ascii="Times New Roman" w:eastAsia="Times New Roman" w:hAnsi="Times New Roman" w:cs="Times New Roman"/>
-          <w:sz w:val="24"/>
-          <w:szCs w:val="24"/>
-          <w:lang w:eastAsia="ru-RU"/>
-        </w:rPr>
-        <w:t>берушіге</w:t>
-      </w:r>
-      <w:proofErr w:type="spellEnd"/>
-      <w:r>
-        <w:rPr>
-          <w:rFonts w:ascii="Times New Roman" w:eastAsia="Times New Roman" w:hAnsi="Times New Roman" w:cs="Times New Roman"/>
-          <w:sz w:val="24"/>
-          <w:szCs w:val="24"/>
-          <w:lang w:eastAsia="ru-RU"/>
-        </w:rPr>
-        <w:t xml:space="preserve"> </w:t>
-      </w:r>
-      <w:proofErr w:type="spellStart"/>
-      <w:r>
-        <w:rPr>
-          <w:rFonts w:ascii="Times New Roman" w:eastAsia="Times New Roman" w:hAnsi="Times New Roman" w:cs="Times New Roman"/>
-          <w:sz w:val="24"/>
-          <w:szCs w:val="24"/>
-          <w:lang w:eastAsia="ru-RU"/>
-        </w:rPr>
-        <w:t>тапсырылғанын</w:t>
-      </w:r>
-      <w:proofErr w:type="spellEnd"/>
-      <w:r>
-        <w:rPr>
-          <w:rFonts w:ascii="Times New Roman" w:eastAsia="Times New Roman" w:hAnsi="Times New Roman" w:cs="Times New Roman"/>
-          <w:sz w:val="24"/>
-          <w:szCs w:val="24"/>
-          <w:lang w:eastAsia="ru-RU"/>
-        </w:rPr>
-        <w:t xml:space="preserve"> </w:t>
-      </w:r>
-      <w:proofErr w:type="spellStart"/>
-      <w:r>
-        <w:rPr>
-          <w:rFonts w:ascii="Times New Roman" w:eastAsia="Times New Roman" w:hAnsi="Times New Roman" w:cs="Times New Roman"/>
-          <w:sz w:val="24"/>
-          <w:szCs w:val="24"/>
-          <w:lang w:eastAsia="ru-RU"/>
-        </w:rPr>
-        <w:t>растайды</w:t>
-      </w:r>
-      <w:proofErr w:type="spellEnd"/>
-      <w:r>
-        <w:rPr>
-          <w:rFonts w:ascii="Times New Roman" w:eastAsia="Times New Roman" w:hAnsi="Times New Roman" w:cs="Times New Roman"/>
-          <w:sz w:val="24"/>
-          <w:szCs w:val="24"/>
-          <w:lang w:eastAsia="ru-RU"/>
-        </w:rPr>
-        <w:t>.</w:t>
+      <w:proofErr w:type="spellStart"/>
+      <w:r>
+        <w:rPr>
+          <w:rFonts w:ascii="Times New Roman" w:eastAsia="Times New Roman" w:hAnsi="Times New Roman" w:cs="Times New Roman"/>
+          <w:sz w:val="24"/>
+          <w:szCs w:val="24"/>
+          <w:lang w:eastAsia="ru-RU"/>
+        </w:rPr>
+        <w:t>Ұйым</w:t>
+      </w:r>
+      <w:proofErr w:type="spellEnd"/>
+      <w:r>
+        <w:rPr>
+          <w:rFonts w:ascii="Times New Roman" w:eastAsia="Times New Roman" w:hAnsi="Times New Roman" w:cs="Times New Roman"/>
+          <w:sz w:val="24"/>
+          <w:szCs w:val="24"/>
+          <w:lang w:eastAsia="ru-RU"/>
+        </w:rPr>
+        <w:t xml:space="preserve"> </w:t>
+      </w:r>
+      <w:proofErr w:type="spellStart"/>
+      <w:r>
+        <w:rPr>
+          <w:rFonts w:ascii="Times New Roman" w:eastAsia="Times New Roman" w:hAnsi="Times New Roman" w:cs="Times New Roman"/>
+          <w:sz w:val="24"/>
+          <w:szCs w:val="24"/>
+          <w:lang w:eastAsia="ru-RU"/>
+        </w:rPr>
+        <w:t>атауы</w:t>
+      </w:r>
+      <w:proofErr w:type="spellEnd"/>
+      <w:r>
+        <w:rPr>
+          <w:rFonts w:ascii="Times New Roman" w:eastAsia="Times New Roman" w:hAnsi="Times New Roman" w:cs="Times New Roman"/>
+          <w:sz w:val="24"/>
+          <w:szCs w:val="24"/>
+          <w:lang w:eastAsia="ru-RU"/>
+        </w:rPr>
+        <w:t xml:space="preserve"> / Т.А.Ә.:</w:t>
       </w:r>
     </w:p>
     <w:p>
       <w:pPr>
-        <w:spacing w:before="100" w:beforeAutospacing="1" w:after="100" w:afterAutospacing="1" w:line="240" w:lineRule="auto"/>
-        <w:rPr>
-          <w:rFonts w:ascii="Times New Roman" w:eastAsia="Times New Roman" w:hAnsi="Times New Roman" w:cs="Times New Roman"/>
-          <w:sz w:val="24"/>
-          <w:szCs w:val="24"/>
-          <w:lang w:eastAsia="ru-RU"/>
-        </w:rPr>
-      </w:pPr>
-      <w:r>
-        <w:rPr>
-          <w:rFonts w:ascii="Times New Roman" w:eastAsia="Times New Roman" w:hAnsi="Times New Roman" w:cs="Times New Roman"/>
-          <w:sz w:val="24"/>
-          <w:szCs w:val="24"/>
-          <w:lang w:eastAsia="ru-RU"/>
-        </w:rPr>
-        <w:lastRenderedPageBreak/>
-        <w:t xml:space="preserve">Осы </w:t>
-      </w:r>
-      <w:proofErr w:type="spellStart"/>
-      <w:r>
-        <w:rPr>
-          <w:rFonts w:ascii="Times New Roman" w:eastAsia="Times New Roman" w:hAnsi="Times New Roman" w:cs="Times New Roman"/>
-          <w:sz w:val="24"/>
-          <w:szCs w:val="24"/>
-          <w:lang w:eastAsia="ru-RU"/>
-        </w:rPr>
-        <w:t>Актіде</w:t>
-      </w:r>
-      <w:proofErr w:type="spellEnd"/>
-      <w:r>
-        <w:rPr>
-          <w:rFonts w:ascii="Times New Roman" w:eastAsia="Times New Roman" w:hAnsi="Times New Roman" w:cs="Times New Roman"/>
-          <w:sz w:val="24"/>
-          <w:szCs w:val="24"/>
-          <w:lang w:eastAsia="ru-RU"/>
-        </w:rPr>
-        <w:t xml:space="preserve"> </w:t>
-      </w:r>
-      <w:proofErr w:type="spellStart"/>
-      <w:r>
-        <w:rPr>
-          <w:rFonts w:ascii="Times New Roman" w:eastAsia="Times New Roman" w:hAnsi="Times New Roman" w:cs="Times New Roman"/>
-          <w:sz w:val="24"/>
-          <w:szCs w:val="24"/>
-          <w:lang w:eastAsia="ru-RU"/>
-        </w:rPr>
-        <w:t>тікелей</w:t>
-      </w:r>
-      <w:proofErr w:type="spellEnd"/>
-      <w:r>
-        <w:rPr>
-          <w:rFonts w:ascii="Times New Roman" w:eastAsia="Times New Roman" w:hAnsi="Times New Roman" w:cs="Times New Roman"/>
-          <w:sz w:val="24"/>
-          <w:szCs w:val="24"/>
-          <w:lang w:eastAsia="ru-RU"/>
-        </w:rPr>
-        <w:t xml:space="preserve"> </w:t>
-      </w:r>
-      <w:proofErr w:type="spellStart"/>
-      <w:r>
-        <w:rPr>
-          <w:rFonts w:ascii="Times New Roman" w:eastAsia="Times New Roman" w:hAnsi="Times New Roman" w:cs="Times New Roman"/>
-          <w:sz w:val="24"/>
-          <w:szCs w:val="24"/>
-          <w:lang w:eastAsia="ru-RU"/>
-        </w:rPr>
-        <w:t>көрсетілген</w:t>
-      </w:r>
-      <w:proofErr w:type="spellEnd"/>
-      <w:r>
-        <w:rPr>
-          <w:rFonts w:ascii="Times New Roman" w:eastAsia="Times New Roman" w:hAnsi="Times New Roman" w:cs="Times New Roman"/>
-          <w:sz w:val="24"/>
-          <w:szCs w:val="24"/>
-          <w:lang w:eastAsia="ru-RU"/>
-        </w:rPr>
-        <w:t xml:space="preserve"> </w:t>
-      </w:r>
-      <w:proofErr w:type="spellStart"/>
-      <w:r>
-        <w:rPr>
-          <w:rFonts w:ascii="Times New Roman" w:eastAsia="Times New Roman" w:hAnsi="Times New Roman" w:cs="Times New Roman"/>
-          <w:sz w:val="24"/>
-          <w:szCs w:val="24"/>
-          <w:lang w:eastAsia="ru-RU"/>
-        </w:rPr>
-        <w:t>ескертулерді</w:t>
-      </w:r>
-      <w:proofErr w:type="spellEnd"/>
-      <w:r>
-        <w:rPr>
-          <w:rFonts w:ascii="Times New Roman" w:eastAsia="Times New Roman" w:hAnsi="Times New Roman" w:cs="Times New Roman"/>
-          <w:sz w:val="24"/>
-          <w:szCs w:val="24"/>
-          <w:lang w:eastAsia="ru-RU"/>
-        </w:rPr>
-        <w:t xml:space="preserve"> </w:t>
-      </w:r>
-      <w:proofErr w:type="spellStart"/>
-      <w:r>
-        <w:rPr>
-          <w:rFonts w:ascii="Times New Roman" w:eastAsia="Times New Roman" w:hAnsi="Times New Roman" w:cs="Times New Roman"/>
-          <w:sz w:val="24"/>
-          <w:szCs w:val="24"/>
-          <w:lang w:eastAsia="ru-RU"/>
-        </w:rPr>
-        <w:t>қоспағанда</w:t>
-      </w:r>
-      <w:proofErr w:type="spellEnd"/>
-      <w:r>
-        <w:rPr>
-          <w:rFonts w:ascii="Times New Roman" w:eastAsia="Times New Roman" w:hAnsi="Times New Roman" w:cs="Times New Roman"/>
-          <w:sz w:val="24"/>
-          <w:szCs w:val="24"/>
-          <w:lang w:eastAsia="ru-RU"/>
-        </w:rPr>
-        <w:t xml:space="preserve">, </w:t>
-      </w:r>
-      <w:proofErr w:type="spellStart"/>
-      <w:r>
-        <w:rPr>
-          <w:rFonts w:ascii="Times New Roman" w:eastAsia="Times New Roman" w:hAnsi="Times New Roman" w:cs="Times New Roman"/>
-          <w:sz w:val="24"/>
-          <w:szCs w:val="24"/>
-          <w:lang w:eastAsia="ru-RU"/>
-        </w:rPr>
-        <w:t>Тапсырыс</w:t>
-      </w:r>
-      <w:proofErr w:type="spellEnd"/>
-      <w:r>
-        <w:rPr>
-          <w:rFonts w:ascii="Times New Roman" w:eastAsia="Times New Roman" w:hAnsi="Times New Roman" w:cs="Times New Roman"/>
-          <w:sz w:val="24"/>
-          <w:szCs w:val="24"/>
-          <w:lang w:eastAsia="ru-RU"/>
-        </w:rPr>
-        <w:t xml:space="preserve"> </w:t>
-      </w:r>
-      <w:proofErr w:type="spellStart"/>
-      <w:r>
-        <w:rPr>
-          <w:rFonts w:ascii="Times New Roman" w:eastAsia="Times New Roman" w:hAnsi="Times New Roman" w:cs="Times New Roman"/>
-          <w:sz w:val="24"/>
-          <w:szCs w:val="24"/>
-          <w:lang w:eastAsia="ru-RU"/>
-        </w:rPr>
-        <w:t>беруші</w:t>
-      </w:r>
-      <w:proofErr w:type="spellEnd"/>
-      <w:r>
-        <w:rPr>
-          <w:rFonts w:ascii="Times New Roman" w:eastAsia="Times New Roman" w:hAnsi="Times New Roman" w:cs="Times New Roman"/>
-          <w:sz w:val="24"/>
-          <w:szCs w:val="24"/>
-          <w:lang w:eastAsia="ru-RU"/>
-        </w:rPr>
-        <w:t xml:space="preserve"> </w:t>
-      </w:r>
-      <w:proofErr w:type="spellStart"/>
-      <w:r>
-        <w:rPr>
-          <w:rFonts w:ascii="Times New Roman" w:eastAsia="Times New Roman" w:hAnsi="Times New Roman" w:cs="Times New Roman"/>
-          <w:sz w:val="24"/>
-          <w:szCs w:val="24"/>
-          <w:lang w:eastAsia="ru-RU"/>
-        </w:rPr>
-        <w:t>Актіге</w:t>
-      </w:r>
-      <w:proofErr w:type="spellEnd"/>
-      <w:r>
-        <w:rPr>
-          <w:rFonts w:ascii="Times New Roman" w:eastAsia="Times New Roman" w:hAnsi="Times New Roman" w:cs="Times New Roman"/>
-          <w:sz w:val="24"/>
-          <w:szCs w:val="24"/>
-          <w:lang w:eastAsia="ru-RU"/>
-        </w:rPr>
-        <w:t xml:space="preserve"> </w:t>
-      </w:r>
-      <w:proofErr w:type="spellStart"/>
-      <w:r>
-        <w:rPr>
-          <w:rFonts w:ascii="Times New Roman" w:eastAsia="Times New Roman" w:hAnsi="Times New Roman" w:cs="Times New Roman"/>
-          <w:sz w:val="24"/>
-          <w:szCs w:val="24"/>
-          <w:lang w:eastAsia="ru-RU"/>
-        </w:rPr>
-        <w:t>қол</w:t>
-      </w:r>
-      <w:proofErr w:type="spellEnd"/>
-      <w:r>
-        <w:rPr>
-          <w:rFonts w:ascii="Times New Roman" w:eastAsia="Times New Roman" w:hAnsi="Times New Roman" w:cs="Times New Roman"/>
-          <w:sz w:val="24"/>
-          <w:szCs w:val="24"/>
-          <w:lang w:eastAsia="ru-RU"/>
-        </w:rPr>
-        <w:t xml:space="preserve"> </w:t>
-      </w:r>
-      <w:proofErr w:type="spellStart"/>
-      <w:r>
-        <w:rPr>
-          <w:rFonts w:ascii="Times New Roman" w:eastAsia="Times New Roman" w:hAnsi="Times New Roman" w:cs="Times New Roman"/>
-          <w:sz w:val="24"/>
-          <w:szCs w:val="24"/>
-          <w:lang w:eastAsia="ru-RU"/>
-        </w:rPr>
-        <w:t>қою</w:t>
-      </w:r>
-      <w:proofErr w:type="spellEnd"/>
-      <w:r>
-        <w:rPr>
-          <w:rFonts w:ascii="Times New Roman" w:eastAsia="Times New Roman" w:hAnsi="Times New Roman" w:cs="Times New Roman"/>
-          <w:sz w:val="24"/>
-          <w:szCs w:val="24"/>
-          <w:lang w:eastAsia="ru-RU"/>
-        </w:rPr>
-        <w:t xml:space="preserve"> </w:t>
-      </w:r>
-      <w:proofErr w:type="spellStart"/>
-      <w:r>
-        <w:rPr>
-          <w:rFonts w:ascii="Times New Roman" w:eastAsia="Times New Roman" w:hAnsi="Times New Roman" w:cs="Times New Roman"/>
-          <w:sz w:val="24"/>
-          <w:szCs w:val="24"/>
-          <w:lang w:eastAsia="ru-RU"/>
-        </w:rPr>
-        <w:t>күніне</w:t>
-      </w:r>
-      <w:proofErr w:type="spellEnd"/>
-      <w:r>
-        <w:rPr>
-          <w:rFonts w:ascii="Times New Roman" w:eastAsia="Times New Roman" w:hAnsi="Times New Roman" w:cs="Times New Roman"/>
-          <w:sz w:val="24"/>
-          <w:szCs w:val="24"/>
-          <w:lang w:eastAsia="ru-RU"/>
-        </w:rPr>
-        <w:t xml:space="preserve"> </w:t>
-      </w:r>
-      <w:proofErr w:type="spellStart"/>
-      <w:r>
-        <w:rPr>
-          <w:rFonts w:ascii="Times New Roman" w:eastAsia="Times New Roman" w:hAnsi="Times New Roman" w:cs="Times New Roman"/>
-          <w:sz w:val="24"/>
-          <w:szCs w:val="24"/>
-          <w:lang w:eastAsia="ru-RU"/>
-        </w:rPr>
-        <w:t>орындалған</w:t>
-      </w:r>
-      <w:proofErr w:type="spellEnd"/>
-      <w:r>
-        <w:rPr>
-          <w:rFonts w:ascii="Times New Roman" w:eastAsia="Times New Roman" w:hAnsi="Times New Roman" w:cs="Times New Roman"/>
-          <w:sz w:val="24"/>
-          <w:szCs w:val="24"/>
-          <w:lang w:eastAsia="ru-RU"/>
-        </w:rPr>
-        <w:t xml:space="preserve"> </w:t>
-      </w:r>
-      <w:proofErr w:type="spellStart"/>
-      <w:r>
-        <w:rPr>
-          <w:rFonts w:ascii="Times New Roman" w:eastAsia="Times New Roman" w:hAnsi="Times New Roman" w:cs="Times New Roman"/>
-          <w:sz w:val="24"/>
-          <w:szCs w:val="24"/>
-          <w:lang w:eastAsia="ru-RU"/>
-        </w:rPr>
-        <w:t>жұмыстардың</w:t>
-      </w:r>
-      <w:proofErr w:type="spellEnd"/>
-      <w:r>
-        <w:rPr>
-          <w:rFonts w:ascii="Times New Roman" w:eastAsia="Times New Roman" w:hAnsi="Times New Roman" w:cs="Times New Roman"/>
-          <w:sz w:val="24"/>
-          <w:szCs w:val="24"/>
-          <w:lang w:eastAsia="ru-RU"/>
-        </w:rPr>
-        <w:t xml:space="preserve"> </w:t>
-      </w:r>
-      <w:proofErr w:type="spellStart"/>
-      <w:r>
-        <w:rPr>
-          <w:rFonts w:ascii="Times New Roman" w:eastAsia="Times New Roman" w:hAnsi="Times New Roman" w:cs="Times New Roman"/>
-          <w:sz w:val="24"/>
-          <w:szCs w:val="24"/>
-          <w:lang w:eastAsia="ru-RU"/>
-        </w:rPr>
-        <w:t>көлемі</w:t>
-      </w:r>
-      <w:proofErr w:type="spellEnd"/>
-      <w:r>
-        <w:rPr>
-          <w:rFonts w:ascii="Times New Roman" w:eastAsia="Times New Roman" w:hAnsi="Times New Roman" w:cs="Times New Roman"/>
-          <w:sz w:val="24"/>
-          <w:szCs w:val="24"/>
-          <w:lang w:eastAsia="ru-RU"/>
-        </w:rPr>
-        <w:t xml:space="preserve"> мен </w:t>
-      </w:r>
-      <w:proofErr w:type="spellStart"/>
-      <w:r>
-        <w:rPr>
-          <w:rFonts w:ascii="Times New Roman" w:eastAsia="Times New Roman" w:hAnsi="Times New Roman" w:cs="Times New Roman"/>
-          <w:sz w:val="24"/>
-          <w:szCs w:val="24"/>
-          <w:lang w:eastAsia="ru-RU"/>
-        </w:rPr>
-        <w:t>нәтижесіне</w:t>
-      </w:r>
-      <w:proofErr w:type="spellEnd"/>
-      <w:r>
-        <w:rPr>
-          <w:rFonts w:ascii="Times New Roman" w:eastAsia="Times New Roman" w:hAnsi="Times New Roman" w:cs="Times New Roman"/>
-          <w:sz w:val="24"/>
-          <w:szCs w:val="24"/>
-          <w:lang w:eastAsia="ru-RU"/>
-        </w:rPr>
-        <w:t xml:space="preserve"> </w:t>
-      </w:r>
-      <w:proofErr w:type="spellStart"/>
-      <w:r>
-        <w:rPr>
-          <w:rFonts w:ascii="Times New Roman" w:eastAsia="Times New Roman" w:hAnsi="Times New Roman" w:cs="Times New Roman"/>
-          <w:sz w:val="24"/>
-          <w:szCs w:val="24"/>
-          <w:lang w:eastAsia="ru-RU"/>
-        </w:rPr>
-        <w:t>қатысты</w:t>
-      </w:r>
-      <w:proofErr w:type="spellEnd"/>
-      <w:r>
-        <w:rPr>
-          <w:rFonts w:ascii="Times New Roman" w:eastAsia="Times New Roman" w:hAnsi="Times New Roman" w:cs="Times New Roman"/>
-          <w:sz w:val="24"/>
-          <w:szCs w:val="24"/>
-          <w:lang w:eastAsia="ru-RU"/>
-        </w:rPr>
-        <w:t xml:space="preserve"> </w:t>
-      </w:r>
-      <w:proofErr w:type="spellStart"/>
-      <w:r>
-        <w:rPr>
-          <w:rFonts w:ascii="Times New Roman" w:eastAsia="Times New Roman" w:hAnsi="Times New Roman" w:cs="Times New Roman"/>
-          <w:sz w:val="24"/>
-          <w:szCs w:val="24"/>
-          <w:lang w:eastAsia="ru-RU"/>
-        </w:rPr>
-        <w:t>шағымдарының</w:t>
-      </w:r>
-      <w:proofErr w:type="spellEnd"/>
-      <w:r>
-        <w:rPr>
-          <w:rFonts w:ascii="Times New Roman" w:eastAsia="Times New Roman" w:hAnsi="Times New Roman" w:cs="Times New Roman"/>
-          <w:sz w:val="24"/>
-          <w:szCs w:val="24"/>
-          <w:lang w:eastAsia="ru-RU"/>
-        </w:rPr>
-        <w:t xml:space="preserve"> </w:t>
-      </w:r>
-      <w:proofErr w:type="spellStart"/>
-      <w:r>
-        <w:rPr>
-          <w:rFonts w:ascii="Times New Roman" w:eastAsia="Times New Roman" w:hAnsi="Times New Roman" w:cs="Times New Roman"/>
-          <w:sz w:val="24"/>
-          <w:szCs w:val="24"/>
-          <w:lang w:eastAsia="ru-RU"/>
-        </w:rPr>
-        <w:t>жоқ</w:t>
-      </w:r>
-      <w:proofErr w:type="spellEnd"/>
-      <w:r>
-        <w:rPr>
-          <w:rFonts w:ascii="Times New Roman" w:eastAsia="Times New Roman" w:hAnsi="Times New Roman" w:cs="Times New Roman"/>
-          <w:sz w:val="24"/>
-          <w:szCs w:val="24"/>
-          <w:lang w:eastAsia="ru-RU"/>
-        </w:rPr>
-        <w:t xml:space="preserve"> </w:t>
-      </w:r>
-      <w:proofErr w:type="spellStart"/>
-      <w:r>
-        <w:rPr>
-          <w:rFonts w:ascii="Times New Roman" w:eastAsia="Times New Roman" w:hAnsi="Times New Roman" w:cs="Times New Roman"/>
-          <w:sz w:val="24"/>
-          <w:szCs w:val="24"/>
-          <w:lang w:eastAsia="ru-RU"/>
-        </w:rPr>
-        <w:t>екенін</w:t>
-      </w:r>
-      <w:proofErr w:type="spellEnd"/>
-      <w:r>
-        <w:rPr>
-          <w:rFonts w:ascii="Times New Roman" w:eastAsia="Times New Roman" w:hAnsi="Times New Roman" w:cs="Times New Roman"/>
-          <w:sz w:val="24"/>
-          <w:szCs w:val="24"/>
-          <w:lang w:eastAsia="ru-RU"/>
-        </w:rPr>
-        <w:t xml:space="preserve"> </w:t>
-      </w:r>
-      <w:proofErr w:type="spellStart"/>
-      <w:r>
-        <w:rPr>
-          <w:rFonts w:ascii="Times New Roman" w:eastAsia="Times New Roman" w:hAnsi="Times New Roman" w:cs="Times New Roman"/>
-          <w:sz w:val="24"/>
-          <w:szCs w:val="24"/>
-          <w:lang w:eastAsia="ru-RU"/>
-        </w:rPr>
-        <w:t>растайды</w:t>
-      </w:r>
-      <w:proofErr w:type="spellEnd"/>
-      <w:r>
-        <w:rPr>
-          <w:rFonts w:ascii="Times New Roman" w:eastAsia="Times New Roman" w:hAnsi="Times New Roman" w:cs="Times New Roman"/>
-          <w:sz w:val="24"/>
-          <w:szCs w:val="24"/>
-          <w:lang w:eastAsia="ru-RU"/>
-        </w:rPr>
-        <w:t>.</w:t>
+        <w:spacing w:after="0" w:line="240" w:lineRule="auto"/>
+        <w:rPr>
+          <w:rFonts w:ascii="Times New Roman" w:eastAsia="Times New Roman" w:hAnsi="Times New Roman" w:cs="Times New Roman"/>
+          <w:sz w:val="24"/>
+          <w:szCs w:val="24"/>
+          <w:lang w:eastAsia="ru-RU"/>
+        </w:rPr>
+      </w:pPr>
+      <w:r>
+        <w:rPr>
+          <w:rFonts w:ascii="Times New Roman" w:eastAsia="Times New Roman" w:hAnsi="Times New Roman" w:cs="Times New Roman"/>
+          <w:sz w:val="24"/>
+          <w:szCs w:val="24"/>
+          <w:lang w:eastAsia="ru-RU"/>
+        </w:rPr>
+        <w:pict>
+          <v:rect id="_x0000_i1036" style="width:0;height:1.5pt" o:hralign="center" o:hrstd="t" o:hr="t" fillcolor="#a0a0a0" stroked="f"/>
+        </w:pict>
       </w:r>
     </w:p>
     <w:p>
@@ -6678,382 +7464,64 @@
           <w:szCs w:val="24"/>
           <w:lang w:eastAsia="ru-RU"/>
         </w:rPr>
-        <w:t xml:space="preserve">Осы Акт </w:t>
-      </w:r>
-      <w:proofErr w:type="spellStart"/>
-      <w:r>
-        <w:rPr>
-          <w:rFonts w:ascii="Times New Roman" w:eastAsia="Times New Roman" w:hAnsi="Times New Roman" w:cs="Times New Roman"/>
-          <w:sz w:val="24"/>
-          <w:szCs w:val="24"/>
-          <w:lang w:eastAsia="ru-RU"/>
-        </w:rPr>
-        <w:t>бірдей</w:t>
-      </w:r>
-      <w:proofErr w:type="spellEnd"/>
-      <w:r>
-        <w:rPr>
-          <w:rFonts w:ascii="Times New Roman" w:eastAsia="Times New Roman" w:hAnsi="Times New Roman" w:cs="Times New Roman"/>
-          <w:sz w:val="24"/>
-          <w:szCs w:val="24"/>
-          <w:lang w:eastAsia="ru-RU"/>
-        </w:rPr>
-        <w:t xml:space="preserve"> </w:t>
-      </w:r>
-      <w:proofErr w:type="spellStart"/>
-      <w:r>
-        <w:rPr>
-          <w:rFonts w:ascii="Times New Roman" w:eastAsia="Times New Roman" w:hAnsi="Times New Roman" w:cs="Times New Roman"/>
-          <w:sz w:val="24"/>
-          <w:szCs w:val="24"/>
-          <w:lang w:eastAsia="ru-RU"/>
-        </w:rPr>
-        <w:t>заңды</w:t>
-      </w:r>
-      <w:proofErr w:type="spellEnd"/>
-      <w:r>
-        <w:rPr>
-          <w:rFonts w:ascii="Times New Roman" w:eastAsia="Times New Roman" w:hAnsi="Times New Roman" w:cs="Times New Roman"/>
-          <w:sz w:val="24"/>
-          <w:szCs w:val="24"/>
-          <w:lang w:eastAsia="ru-RU"/>
-        </w:rPr>
-        <w:t xml:space="preserve"> </w:t>
-      </w:r>
-      <w:proofErr w:type="spellStart"/>
-      <w:r>
-        <w:rPr>
-          <w:rFonts w:ascii="Times New Roman" w:eastAsia="Times New Roman" w:hAnsi="Times New Roman" w:cs="Times New Roman"/>
-          <w:sz w:val="24"/>
-          <w:szCs w:val="24"/>
-          <w:lang w:eastAsia="ru-RU"/>
-        </w:rPr>
-        <w:t>күші</w:t>
-      </w:r>
-      <w:proofErr w:type="spellEnd"/>
-      <w:r>
-        <w:rPr>
-          <w:rFonts w:ascii="Times New Roman" w:eastAsia="Times New Roman" w:hAnsi="Times New Roman" w:cs="Times New Roman"/>
-          <w:sz w:val="24"/>
-          <w:szCs w:val="24"/>
-          <w:lang w:eastAsia="ru-RU"/>
-        </w:rPr>
-        <w:t xml:space="preserve"> бар </w:t>
-      </w:r>
-      <w:proofErr w:type="spellStart"/>
-      <w:r>
-        <w:rPr>
-          <w:rFonts w:ascii="Times New Roman" w:eastAsia="Times New Roman" w:hAnsi="Times New Roman" w:cs="Times New Roman"/>
-          <w:sz w:val="24"/>
-          <w:szCs w:val="24"/>
-          <w:lang w:eastAsia="ru-RU"/>
-        </w:rPr>
-        <w:t>екі</w:t>
-      </w:r>
-      <w:proofErr w:type="spellEnd"/>
-      <w:r>
-        <w:rPr>
-          <w:rFonts w:ascii="Times New Roman" w:eastAsia="Times New Roman" w:hAnsi="Times New Roman" w:cs="Times New Roman"/>
-          <w:sz w:val="24"/>
-          <w:szCs w:val="24"/>
-          <w:lang w:eastAsia="ru-RU"/>
-        </w:rPr>
-        <w:t xml:space="preserve"> </w:t>
-      </w:r>
-      <w:proofErr w:type="spellStart"/>
-      <w:r>
-        <w:rPr>
-          <w:rFonts w:ascii="Times New Roman" w:eastAsia="Times New Roman" w:hAnsi="Times New Roman" w:cs="Times New Roman"/>
-          <w:sz w:val="24"/>
-          <w:szCs w:val="24"/>
-          <w:lang w:eastAsia="ru-RU"/>
-        </w:rPr>
-        <w:t>данада</w:t>
-      </w:r>
-      <w:proofErr w:type="spellEnd"/>
-      <w:r>
-        <w:rPr>
-          <w:rFonts w:ascii="Times New Roman" w:eastAsia="Times New Roman" w:hAnsi="Times New Roman" w:cs="Times New Roman"/>
-          <w:sz w:val="24"/>
-          <w:szCs w:val="24"/>
-          <w:lang w:eastAsia="ru-RU"/>
-        </w:rPr>
-        <w:t xml:space="preserve"> </w:t>
-      </w:r>
-      <w:proofErr w:type="spellStart"/>
-      <w:r>
-        <w:rPr>
-          <w:rFonts w:ascii="Times New Roman" w:eastAsia="Times New Roman" w:hAnsi="Times New Roman" w:cs="Times New Roman"/>
-          <w:sz w:val="24"/>
-          <w:szCs w:val="24"/>
-          <w:lang w:eastAsia="ru-RU"/>
-        </w:rPr>
-        <w:t>жасалды</w:t>
-      </w:r>
-      <w:proofErr w:type="spellEnd"/>
-      <w:r>
-        <w:rPr>
-          <w:rFonts w:ascii="Times New Roman" w:eastAsia="Times New Roman" w:hAnsi="Times New Roman" w:cs="Times New Roman"/>
-          <w:sz w:val="24"/>
-          <w:szCs w:val="24"/>
-          <w:lang w:eastAsia="ru-RU"/>
-        </w:rPr>
-        <w:t xml:space="preserve">, </w:t>
-      </w:r>
-      <w:proofErr w:type="spellStart"/>
-      <w:r>
-        <w:rPr>
-          <w:rFonts w:ascii="Times New Roman" w:eastAsia="Times New Roman" w:hAnsi="Times New Roman" w:cs="Times New Roman"/>
-          <w:sz w:val="24"/>
-          <w:szCs w:val="24"/>
-          <w:lang w:eastAsia="ru-RU"/>
-        </w:rPr>
-        <w:t>әр</w:t>
-      </w:r>
-      <w:proofErr w:type="spellEnd"/>
-      <w:r>
-        <w:rPr>
-          <w:rFonts w:ascii="Times New Roman" w:eastAsia="Times New Roman" w:hAnsi="Times New Roman" w:cs="Times New Roman"/>
-          <w:sz w:val="24"/>
-          <w:szCs w:val="24"/>
-          <w:lang w:eastAsia="ru-RU"/>
-        </w:rPr>
-        <w:t xml:space="preserve"> </w:t>
-      </w:r>
-      <w:proofErr w:type="spellStart"/>
-      <w:r>
-        <w:rPr>
-          <w:rFonts w:ascii="Times New Roman" w:eastAsia="Times New Roman" w:hAnsi="Times New Roman" w:cs="Times New Roman"/>
-          <w:sz w:val="24"/>
-          <w:szCs w:val="24"/>
-          <w:lang w:eastAsia="ru-RU"/>
-        </w:rPr>
-        <w:t>Тарапқа</w:t>
-      </w:r>
-      <w:proofErr w:type="spellEnd"/>
-      <w:r>
-        <w:rPr>
-          <w:rFonts w:ascii="Times New Roman" w:eastAsia="Times New Roman" w:hAnsi="Times New Roman" w:cs="Times New Roman"/>
-          <w:sz w:val="24"/>
-          <w:szCs w:val="24"/>
-          <w:lang w:eastAsia="ru-RU"/>
-        </w:rPr>
-        <w:t xml:space="preserve"> </w:t>
-      </w:r>
-      <w:proofErr w:type="spellStart"/>
-      <w:r>
-        <w:rPr>
-          <w:rFonts w:ascii="Times New Roman" w:eastAsia="Times New Roman" w:hAnsi="Times New Roman" w:cs="Times New Roman"/>
-          <w:sz w:val="24"/>
-          <w:szCs w:val="24"/>
-          <w:lang w:eastAsia="ru-RU"/>
-        </w:rPr>
-        <w:t>бір</w:t>
-      </w:r>
-      <w:proofErr w:type="spellEnd"/>
-      <w:r>
-        <w:rPr>
-          <w:rFonts w:ascii="Times New Roman" w:eastAsia="Times New Roman" w:hAnsi="Times New Roman" w:cs="Times New Roman"/>
-          <w:sz w:val="24"/>
-          <w:szCs w:val="24"/>
-          <w:lang w:eastAsia="ru-RU"/>
-        </w:rPr>
-        <w:t xml:space="preserve"> </w:t>
-      </w:r>
-      <w:proofErr w:type="spellStart"/>
-      <w:r>
-        <w:rPr>
-          <w:rFonts w:ascii="Times New Roman" w:eastAsia="Times New Roman" w:hAnsi="Times New Roman" w:cs="Times New Roman"/>
-          <w:sz w:val="24"/>
-          <w:szCs w:val="24"/>
-          <w:lang w:eastAsia="ru-RU"/>
-        </w:rPr>
-        <w:t>данадан</w:t>
-      </w:r>
-      <w:proofErr w:type="spellEnd"/>
-      <w:r>
-        <w:rPr>
-          <w:rFonts w:ascii="Times New Roman" w:eastAsia="Times New Roman" w:hAnsi="Times New Roman" w:cs="Times New Roman"/>
-          <w:sz w:val="24"/>
-          <w:szCs w:val="24"/>
-          <w:lang w:eastAsia="ru-RU"/>
-        </w:rPr>
-        <w:t xml:space="preserve"> </w:t>
-      </w:r>
-      <w:proofErr w:type="spellStart"/>
-      <w:r>
-        <w:rPr>
-          <w:rFonts w:ascii="Times New Roman" w:eastAsia="Times New Roman" w:hAnsi="Times New Roman" w:cs="Times New Roman"/>
-          <w:sz w:val="24"/>
-          <w:szCs w:val="24"/>
-          <w:lang w:eastAsia="ru-RU"/>
-        </w:rPr>
-        <w:t>беріледі</w:t>
-      </w:r>
-      <w:proofErr w:type="spellEnd"/>
-      <w:r>
-        <w:rPr>
-          <w:rFonts w:ascii="Times New Roman" w:eastAsia="Times New Roman" w:hAnsi="Times New Roman" w:cs="Times New Roman"/>
-          <w:sz w:val="24"/>
-          <w:szCs w:val="24"/>
-          <w:lang w:eastAsia="ru-RU"/>
-        </w:rPr>
-        <w:t>.</w:t>
+        <w:t>БСН / ЖСН:</w:t>
       </w:r>
     </w:p>
     <w:p>
       <w:pPr>
-        <w:spacing w:before="100" w:beforeAutospacing="1" w:after="100" w:afterAutospacing="1" w:line="240" w:lineRule="auto"/>
-        <w:outlineLvl w:val="1"/>
-        <w:rPr>
-          <w:rFonts w:ascii="Times New Roman" w:eastAsia="Times New Roman" w:hAnsi="Times New Roman" w:cs="Times New Roman"/>
-          <w:b/>
-          <w:bCs/>
-          <w:sz w:val="36"/>
-          <w:szCs w:val="36"/>
-          <w:lang w:eastAsia="ru-RU"/>
-        </w:rPr>
-      </w:pPr>
-      <w:r>
-        <w:rPr>
-          <w:rFonts w:ascii="Times New Roman" w:eastAsia="Times New Roman" w:hAnsi="Times New Roman" w:cs="Times New Roman"/>
-          <w:b/>
-          <w:bCs/>
-          <w:sz w:val="36"/>
-          <w:szCs w:val="36"/>
-          <w:lang w:val="kk-KZ" w:eastAsia="ru-RU"/>
-        </w:rPr>
-        <w:t>6</w:t>
-      </w:r>
-      <w:r>
-        <w:rPr>
-          <w:rFonts w:ascii="Times New Roman" w:eastAsia="Times New Roman" w:hAnsi="Times New Roman" w:cs="Times New Roman"/>
-          <w:b/>
-          <w:bCs/>
-          <w:sz w:val="36"/>
-          <w:szCs w:val="36"/>
-          <w:lang w:eastAsia="ru-RU"/>
-        </w:rPr>
-        <w:t xml:space="preserve">. </w:t>
-      </w:r>
-      <w:proofErr w:type="spellStart"/>
-      <w:r>
-        <w:rPr>
-          <w:rFonts w:ascii="Times New Roman" w:eastAsia="Times New Roman" w:hAnsi="Times New Roman" w:cs="Times New Roman"/>
-          <w:b/>
-          <w:bCs/>
-          <w:sz w:val="36"/>
-          <w:szCs w:val="36"/>
-          <w:lang w:eastAsia="ru-RU"/>
-        </w:rPr>
-        <w:t>Тараптардың</w:t>
-      </w:r>
-      <w:proofErr w:type="spellEnd"/>
-      <w:r>
-        <w:rPr>
-          <w:rFonts w:ascii="Times New Roman" w:eastAsia="Times New Roman" w:hAnsi="Times New Roman" w:cs="Times New Roman"/>
-          <w:b/>
-          <w:bCs/>
-          <w:sz w:val="36"/>
-          <w:szCs w:val="36"/>
-          <w:lang w:eastAsia="ru-RU"/>
-        </w:rPr>
-        <w:t xml:space="preserve"> </w:t>
-      </w:r>
-      <w:proofErr w:type="spellStart"/>
-      <w:r>
-        <w:rPr>
-          <w:rFonts w:ascii="Times New Roman" w:eastAsia="Times New Roman" w:hAnsi="Times New Roman" w:cs="Times New Roman"/>
-          <w:b/>
-          <w:bCs/>
-          <w:sz w:val="36"/>
-          <w:szCs w:val="36"/>
-          <w:lang w:eastAsia="ru-RU"/>
-        </w:rPr>
-        <w:t>қолдары</w:t>
-      </w:r>
-      <w:bookmarkStart w:id="0" w:name="_GoBack"/>
-      <w:bookmarkEnd w:id="0"/>
-      <w:proofErr w:type="spellEnd"/>
+        <w:spacing w:after="0" w:line="240" w:lineRule="auto"/>
+        <w:rPr>
+          <w:rFonts w:ascii="Times New Roman" w:eastAsia="Times New Roman" w:hAnsi="Times New Roman" w:cs="Times New Roman"/>
+          <w:sz w:val="24"/>
+          <w:szCs w:val="24"/>
+          <w:lang w:eastAsia="ru-RU"/>
+        </w:rPr>
+      </w:pPr>
+      <w:r>
+        <w:rPr>
+          <w:rFonts w:ascii="Times New Roman" w:eastAsia="Times New Roman" w:hAnsi="Times New Roman" w:cs="Times New Roman"/>
+          <w:sz w:val="24"/>
+          <w:szCs w:val="24"/>
+          <w:lang w:eastAsia="ru-RU"/>
+        </w:rPr>
+        <w:pict>
+          <v:rect id="_x0000_i1037" style="width:0;height:1.5pt" o:hralign="center" o:hrstd="t" o:hr="t" fillcolor="#a0a0a0" stroked="f"/>
+        </w:pict>
+      </w:r>
     </w:p>
     <w:p>
       <w:pPr>
         <w:spacing w:before="100" w:beforeAutospacing="1" w:after="100" w:afterAutospacing="1" w:line="240" w:lineRule="auto"/>
-        <w:outlineLvl w:val="2"/>
-        <w:rPr>
-          <w:rFonts w:ascii="Times New Roman" w:eastAsia="Times New Roman" w:hAnsi="Times New Roman" w:cs="Times New Roman"/>
-          <w:b/>
-          <w:bCs/>
-          <w:sz w:val="27"/>
-          <w:szCs w:val="27"/>
-          <w:lang w:eastAsia="ru-RU"/>
-        </w:rPr>
-      </w:pPr>
-      <w:r>
-        <w:rPr>
-          <w:rFonts w:ascii="Times New Roman" w:eastAsia="Times New Roman" w:hAnsi="Times New Roman" w:cs="Times New Roman"/>
-          <w:b/>
-          <w:bCs/>
-          <w:sz w:val="27"/>
-          <w:szCs w:val="27"/>
-          <w:lang w:eastAsia="ru-RU"/>
-        </w:rPr>
-        <w:t>ТАПСЫРЫС БЕРУШІ</w:t>
+        <w:rPr>
+          <w:rFonts w:ascii="Times New Roman" w:eastAsia="Times New Roman" w:hAnsi="Times New Roman" w:cs="Times New Roman"/>
+          <w:sz w:val="24"/>
+          <w:szCs w:val="24"/>
+          <w:lang w:eastAsia="ru-RU"/>
+        </w:rPr>
+      </w:pPr>
+      <w:proofErr w:type="spellStart"/>
+      <w:r>
+        <w:rPr>
+          <w:rFonts w:ascii="Times New Roman" w:eastAsia="Times New Roman" w:hAnsi="Times New Roman" w:cs="Times New Roman"/>
+          <w:sz w:val="24"/>
+          <w:szCs w:val="24"/>
+          <w:lang w:eastAsia="ru-RU"/>
+        </w:rPr>
+        <w:t>Өкілі</w:t>
+      </w:r>
+      <w:proofErr w:type="spellEnd"/>
+      <w:r>
+        <w:rPr>
+          <w:rFonts w:ascii="Times New Roman" w:eastAsia="Times New Roman" w:hAnsi="Times New Roman" w:cs="Times New Roman"/>
+          <w:sz w:val="24"/>
+          <w:szCs w:val="24"/>
+          <w:lang w:eastAsia="ru-RU"/>
+        </w:rPr>
+        <w:t>:</w:t>
       </w:r>
     </w:p>
     <w:p>
       <w:pPr>
-        <w:spacing w:before="100" w:beforeAutospacing="1" w:after="100" w:afterAutospacing="1" w:line="240" w:lineRule="auto"/>
-        <w:rPr>
-          <w:rFonts w:ascii="Times New Roman" w:eastAsia="Times New Roman" w:hAnsi="Times New Roman" w:cs="Times New Roman"/>
-          <w:sz w:val="24"/>
-          <w:szCs w:val="24"/>
-          <w:lang w:eastAsia="ru-RU"/>
-        </w:rPr>
-      </w:pPr>
-      <w:proofErr w:type="spellStart"/>
-      <w:r>
-        <w:rPr>
-          <w:rFonts w:ascii="Times New Roman" w:eastAsia="Times New Roman" w:hAnsi="Times New Roman" w:cs="Times New Roman"/>
-          <w:sz w:val="24"/>
-          <w:szCs w:val="24"/>
-          <w:lang w:eastAsia="ru-RU"/>
-        </w:rPr>
-        <w:t>Ұйым</w:t>
-      </w:r>
-      <w:proofErr w:type="spellEnd"/>
-      <w:r>
-        <w:rPr>
-          <w:rFonts w:ascii="Times New Roman" w:eastAsia="Times New Roman" w:hAnsi="Times New Roman" w:cs="Times New Roman"/>
-          <w:sz w:val="24"/>
-          <w:szCs w:val="24"/>
-          <w:lang w:eastAsia="ru-RU"/>
-        </w:rPr>
-        <w:t xml:space="preserve"> </w:t>
-      </w:r>
-      <w:proofErr w:type="spellStart"/>
-      <w:r>
-        <w:rPr>
-          <w:rFonts w:ascii="Times New Roman" w:eastAsia="Times New Roman" w:hAnsi="Times New Roman" w:cs="Times New Roman"/>
-          <w:sz w:val="24"/>
-          <w:szCs w:val="24"/>
-          <w:lang w:eastAsia="ru-RU"/>
-        </w:rPr>
-        <w:t>атауы</w:t>
-      </w:r>
-      <w:proofErr w:type="spellEnd"/>
-      <w:r>
-        <w:rPr>
-          <w:rFonts w:ascii="Times New Roman" w:eastAsia="Times New Roman" w:hAnsi="Times New Roman" w:cs="Times New Roman"/>
-          <w:sz w:val="24"/>
-          <w:szCs w:val="24"/>
-          <w:lang w:eastAsia="ru-RU"/>
-        </w:rPr>
-        <w:t xml:space="preserve"> / Т.А.Ә.:</w:t>
-      </w:r>
-    </w:p>
-    <w:p>
-      <w:pPr>
         <w:spacing w:after="0" w:line="240" w:lineRule="auto"/>
         <w:rPr>
           <w:rFonts w:ascii="Times New Roman" w:eastAsia="Times New Roman" w:hAnsi="Times New Roman" w:cs="Times New Roman"/>
@@ -7070,346 +7538,7 @@
           <w:lang w:eastAsia="ru-RU"/>
         </w:rPr>
         <w:pict>
-          <v:rect id="_x0000_i1040" style="width:0;height:1.5pt" o:hralign="center" o:hrstd="t" o:hr="t" fillcolor="#a0a0a0" stroked="f"/>
-        </w:pict>
-      </w:r>
-    </w:p>
-    <w:p>
-      <w:pPr>
-        <w:spacing w:before="100" w:beforeAutospacing="1" w:after="100" w:afterAutospacing="1" w:line="240" w:lineRule="auto"/>
-        <w:rPr>
-          <w:rFonts w:ascii="Times New Roman" w:eastAsia="Times New Roman" w:hAnsi="Times New Roman" w:cs="Times New Roman"/>
-          <w:sz w:val="24"/>
-          <w:szCs w:val="24"/>
-          <w:lang w:eastAsia="ru-RU"/>
-        </w:rPr>
-      </w:pPr>
-      <w:r>
-        <w:rPr>
-          <w:rFonts w:ascii="Times New Roman" w:eastAsia="Times New Roman" w:hAnsi="Times New Roman" w:cs="Times New Roman"/>
-          <w:sz w:val="24"/>
-          <w:szCs w:val="24"/>
-          <w:lang w:eastAsia="ru-RU"/>
-        </w:rPr>
-        <w:t>БСН / ЖСН:</w:t>
-      </w:r>
-    </w:p>
-    <w:p>
-      <w:pPr>
-        <w:spacing w:after="0" w:line="240" w:lineRule="auto"/>
-        <w:rPr>
-          <w:rFonts w:ascii="Times New Roman" w:eastAsia="Times New Roman" w:hAnsi="Times New Roman" w:cs="Times New Roman"/>
-          <w:sz w:val="24"/>
-          <w:szCs w:val="24"/>
-          <w:lang w:eastAsia="ru-RU"/>
-        </w:rPr>
-      </w:pPr>
-      <w:r>
-        <w:rPr>
-          <w:rFonts w:ascii="Times New Roman" w:eastAsia="Times New Roman" w:hAnsi="Times New Roman" w:cs="Times New Roman"/>
-          <w:sz w:val="24"/>
-          <w:szCs w:val="24"/>
-          <w:lang w:eastAsia="ru-RU"/>
-        </w:rPr>
-        <w:pict>
-          <v:rect id="_x0000_i1041" style="width:0;height:1.5pt" o:hralign="center" o:hrstd="t" o:hr="t" fillcolor="#a0a0a0" stroked="f"/>
-        </w:pict>
-      </w:r>
-    </w:p>
-    <w:p>
-      <w:pPr>
-        <w:spacing w:before="100" w:beforeAutospacing="1" w:after="100" w:afterAutospacing="1" w:line="240" w:lineRule="auto"/>
-        <w:rPr>
-          <w:rFonts w:ascii="Times New Roman" w:eastAsia="Times New Roman" w:hAnsi="Times New Roman" w:cs="Times New Roman"/>
-          <w:sz w:val="24"/>
-          <w:szCs w:val="24"/>
-          <w:lang w:eastAsia="ru-RU"/>
-        </w:rPr>
-      </w:pPr>
-      <w:proofErr w:type="spellStart"/>
-      <w:r>
-        <w:rPr>
-          <w:rFonts w:ascii="Times New Roman" w:eastAsia="Times New Roman" w:hAnsi="Times New Roman" w:cs="Times New Roman"/>
-          <w:sz w:val="24"/>
-          <w:szCs w:val="24"/>
-          <w:lang w:eastAsia="ru-RU"/>
-        </w:rPr>
-        <w:t>Өкілі</w:t>
-      </w:r>
-      <w:proofErr w:type="spellEnd"/>
-      <w:r>
-        <w:rPr>
-          <w:rFonts w:ascii="Times New Roman" w:eastAsia="Times New Roman" w:hAnsi="Times New Roman" w:cs="Times New Roman"/>
-          <w:sz w:val="24"/>
-          <w:szCs w:val="24"/>
-          <w:lang w:eastAsia="ru-RU"/>
-        </w:rPr>
-        <w:t>:</w:t>
-      </w:r>
-    </w:p>
-    <w:p>
-      <w:pPr>
-        <w:spacing w:after="0" w:line="240" w:lineRule="auto"/>
-        <w:rPr>
-          <w:rFonts w:ascii="Times New Roman" w:eastAsia="Times New Roman" w:hAnsi="Times New Roman" w:cs="Times New Roman"/>
-          <w:sz w:val="24"/>
-          <w:szCs w:val="24"/>
-          <w:lang w:eastAsia="ru-RU"/>
-        </w:rPr>
-      </w:pPr>
-      <w:r>
-        <w:rPr>
-          <w:rFonts w:ascii="Times New Roman" w:eastAsia="Times New Roman" w:hAnsi="Times New Roman" w:cs="Times New Roman"/>
-          <w:sz w:val="24"/>
-          <w:szCs w:val="24"/>
-          <w:lang w:eastAsia="ru-RU"/>
-        </w:rPr>
-        <w:pict>
-          <v:rect id="_x0000_i1042" style="width:0;height:1.5pt" o:hralign="center" o:hrstd="t" o:hr="t" fillcolor="#a0a0a0" stroked="f"/>
-        </w:pict>
-      </w:r>
-    </w:p>
-    <w:p>
-      <w:pPr>
-        <w:spacing w:before="100" w:beforeAutospacing="1" w:after="100" w:afterAutospacing="1" w:line="240" w:lineRule="auto"/>
-        <w:rPr>
-          <w:rFonts w:ascii="Times New Roman" w:eastAsia="Times New Roman" w:hAnsi="Times New Roman" w:cs="Times New Roman"/>
-          <w:sz w:val="24"/>
-          <w:szCs w:val="24"/>
-          <w:lang w:eastAsia="ru-RU"/>
-        </w:rPr>
-      </w:pPr>
-      <w:proofErr w:type="spellStart"/>
-      <w:r>
-        <w:rPr>
-          <w:rFonts w:ascii="Times New Roman" w:eastAsia="Times New Roman" w:hAnsi="Times New Roman" w:cs="Times New Roman"/>
-          <w:sz w:val="24"/>
-          <w:szCs w:val="24"/>
-          <w:lang w:eastAsia="ru-RU"/>
-        </w:rPr>
-        <w:t>Қолы</w:t>
-      </w:r>
-      <w:proofErr w:type="spellEnd"/>
-      <w:r>
-        <w:rPr>
-          <w:rFonts w:ascii="Times New Roman" w:eastAsia="Times New Roman" w:hAnsi="Times New Roman" w:cs="Times New Roman"/>
-          <w:sz w:val="24"/>
-          <w:szCs w:val="24"/>
-          <w:lang w:eastAsia="ru-RU"/>
-        </w:rPr>
-        <w:t>: ______________________</w:t>
-      </w:r>
-    </w:p>
-    <w:p>
-      <w:pPr>
-        <w:spacing w:before="100" w:beforeAutospacing="1" w:after="100" w:afterAutospacing="1" w:line="240" w:lineRule="auto"/>
-        <w:rPr>
-          <w:rFonts w:ascii="Times New Roman" w:eastAsia="Times New Roman" w:hAnsi="Times New Roman" w:cs="Times New Roman"/>
-          <w:sz w:val="24"/>
-          <w:szCs w:val="24"/>
-          <w:lang w:eastAsia="ru-RU"/>
-        </w:rPr>
-      </w:pPr>
-      <w:r>
-        <w:rPr>
-          <w:rFonts w:ascii="Times New Roman" w:eastAsia="Times New Roman" w:hAnsi="Times New Roman" w:cs="Times New Roman"/>
-          <w:sz w:val="24"/>
-          <w:szCs w:val="24"/>
-          <w:lang w:eastAsia="ru-RU"/>
-        </w:rPr>
-        <w:t>М.О.</w:t>
-      </w:r>
-    </w:p>
-    <w:p>
-      <w:pPr>
-        <w:spacing w:before="100" w:beforeAutospacing="1" w:after="100" w:afterAutospacing="1" w:line="240" w:lineRule="auto"/>
-        <w:outlineLvl w:val="2"/>
-        <w:rPr>
-          <w:rFonts w:ascii="Times New Roman" w:eastAsia="Times New Roman" w:hAnsi="Times New Roman" w:cs="Times New Roman"/>
-          <w:b/>
-          <w:bCs/>
-          <w:sz w:val="27"/>
-          <w:szCs w:val="27"/>
-          <w:lang w:eastAsia="ru-RU"/>
-        </w:rPr>
-      </w:pPr>
-      <w:r>
-        <w:rPr>
-          <w:rFonts w:ascii="Times New Roman" w:eastAsia="Times New Roman" w:hAnsi="Times New Roman" w:cs="Times New Roman"/>
-          <w:b/>
-          <w:bCs/>
-          <w:sz w:val="27"/>
-          <w:szCs w:val="27"/>
-          <w:lang w:eastAsia="ru-RU"/>
-        </w:rPr>
-        <w:t>ОРЫНДАУШЫ</w:t>
-      </w:r>
-    </w:p>
-    <w:p>
-      <w:pPr>
-        <w:spacing w:before="100" w:beforeAutospacing="1" w:after="100" w:afterAutospacing="1" w:line="240" w:lineRule="auto"/>
-        <w:rPr>
-          <w:rFonts w:ascii="Times New Roman" w:eastAsia="Times New Roman" w:hAnsi="Times New Roman" w:cs="Times New Roman"/>
-          <w:sz w:val="24"/>
-          <w:szCs w:val="24"/>
-          <w:lang w:eastAsia="ru-RU"/>
-        </w:rPr>
-      </w:pPr>
-      <w:proofErr w:type="spellStart"/>
-      <w:r>
-        <w:rPr>
-          <w:rFonts w:ascii="Times New Roman" w:eastAsia="Times New Roman" w:hAnsi="Times New Roman" w:cs="Times New Roman"/>
-          <w:sz w:val="24"/>
-          <w:szCs w:val="24"/>
-          <w:lang w:eastAsia="ru-RU"/>
-        </w:rPr>
-        <w:t>Ұйым</w:t>
-      </w:r>
-      <w:proofErr w:type="spellEnd"/>
-      <w:r>
-        <w:rPr>
-          <w:rFonts w:ascii="Times New Roman" w:eastAsia="Times New Roman" w:hAnsi="Times New Roman" w:cs="Times New Roman"/>
-          <w:sz w:val="24"/>
-          <w:szCs w:val="24"/>
-          <w:lang w:eastAsia="ru-RU"/>
-        </w:rPr>
-        <w:t xml:space="preserve"> </w:t>
-      </w:r>
-      <w:proofErr w:type="spellStart"/>
-      <w:r>
-        <w:rPr>
-          <w:rFonts w:ascii="Times New Roman" w:eastAsia="Times New Roman" w:hAnsi="Times New Roman" w:cs="Times New Roman"/>
-          <w:sz w:val="24"/>
-          <w:szCs w:val="24"/>
-          <w:lang w:eastAsia="ru-RU"/>
-        </w:rPr>
-        <w:t>атауы</w:t>
-      </w:r>
-      <w:proofErr w:type="spellEnd"/>
-      <w:r>
-        <w:rPr>
-          <w:rFonts w:ascii="Times New Roman" w:eastAsia="Times New Roman" w:hAnsi="Times New Roman" w:cs="Times New Roman"/>
-          <w:sz w:val="24"/>
-          <w:szCs w:val="24"/>
-          <w:lang w:eastAsia="ru-RU"/>
-        </w:rPr>
-        <w:t xml:space="preserve"> / Т.А.Ә.:</w:t>
-      </w:r>
-    </w:p>
-    <w:p>
-      <w:pPr>
-        <w:spacing w:after="0" w:line="240" w:lineRule="auto"/>
-        <w:rPr>
-          <w:rFonts w:ascii="Times New Roman" w:eastAsia="Times New Roman" w:hAnsi="Times New Roman" w:cs="Times New Roman"/>
-          <w:sz w:val="24"/>
-          <w:szCs w:val="24"/>
-          <w:lang w:eastAsia="ru-RU"/>
-        </w:rPr>
-      </w:pPr>
-      <w:r>
-        <w:rPr>
-          <w:rFonts w:ascii="Times New Roman" w:eastAsia="Times New Roman" w:hAnsi="Times New Roman" w:cs="Times New Roman"/>
-          <w:sz w:val="24"/>
-          <w:szCs w:val="24"/>
-          <w:lang w:eastAsia="ru-RU"/>
-        </w:rPr>
-        <w:pict>
-          <v:rect id="_x0000_i1043" style="width:0;height:1.5pt" o:hralign="center" o:hrstd="t" o:hr="t" fillcolor="#a0a0a0" stroked="f"/>
-        </w:pict>
-      </w:r>
-    </w:p>
-    <w:p>
-      <w:pPr>
-        <w:spacing w:before="100" w:beforeAutospacing="1" w:after="100" w:afterAutospacing="1" w:line="240" w:lineRule="auto"/>
-        <w:rPr>
-          <w:rFonts w:ascii="Times New Roman" w:eastAsia="Times New Roman" w:hAnsi="Times New Roman" w:cs="Times New Roman"/>
-          <w:sz w:val="24"/>
-          <w:szCs w:val="24"/>
-          <w:lang w:eastAsia="ru-RU"/>
-        </w:rPr>
-      </w:pPr>
-      <w:r>
-        <w:rPr>
-          <w:rFonts w:ascii="Times New Roman" w:eastAsia="Times New Roman" w:hAnsi="Times New Roman" w:cs="Times New Roman"/>
-          <w:sz w:val="24"/>
-          <w:szCs w:val="24"/>
-          <w:lang w:eastAsia="ru-RU"/>
-        </w:rPr>
-        <w:t>БСН / ЖСН:</w:t>
-      </w:r>
-    </w:p>
-    <w:p>
-      <w:pPr>
-        <w:spacing w:after="0" w:line="240" w:lineRule="auto"/>
-        <w:rPr>
-          <w:rFonts w:ascii="Times New Roman" w:eastAsia="Times New Roman" w:hAnsi="Times New Roman" w:cs="Times New Roman"/>
-          <w:sz w:val="24"/>
-          <w:szCs w:val="24"/>
-          <w:lang w:eastAsia="ru-RU"/>
-        </w:rPr>
-      </w:pPr>
-      <w:r>
-        <w:rPr>
-          <w:rFonts w:ascii="Times New Roman" w:eastAsia="Times New Roman" w:hAnsi="Times New Roman" w:cs="Times New Roman"/>
-          <w:sz w:val="24"/>
-          <w:szCs w:val="24"/>
-          <w:lang w:eastAsia="ru-RU"/>
-        </w:rPr>
-        <w:pict>
-          <v:rect id="_x0000_i1044" style="width:0;height:1.5pt" o:hralign="center" o:hrstd="t" o:hr="t" fillcolor="#a0a0a0" stroked="f"/>
-        </w:pict>
-      </w:r>
-    </w:p>
-    <w:p>
-      <w:pPr>
-        <w:spacing w:before="100" w:beforeAutospacing="1" w:after="100" w:afterAutospacing="1" w:line="240" w:lineRule="auto"/>
-        <w:rPr>
-          <w:rFonts w:ascii="Times New Roman" w:eastAsia="Times New Roman" w:hAnsi="Times New Roman" w:cs="Times New Roman"/>
-          <w:sz w:val="24"/>
-          <w:szCs w:val="24"/>
-          <w:lang w:eastAsia="ru-RU"/>
-        </w:rPr>
-      </w:pPr>
-      <w:proofErr w:type="spellStart"/>
-      <w:r>
-        <w:rPr>
-          <w:rFonts w:ascii="Times New Roman" w:eastAsia="Times New Roman" w:hAnsi="Times New Roman" w:cs="Times New Roman"/>
-          <w:sz w:val="24"/>
-          <w:szCs w:val="24"/>
-          <w:lang w:eastAsia="ru-RU"/>
-        </w:rPr>
-        <w:t>Өкілі</w:t>
-      </w:r>
-      <w:proofErr w:type="spellEnd"/>
-      <w:r>
-        <w:rPr>
-          <w:rFonts w:ascii="Times New Roman" w:eastAsia="Times New Roman" w:hAnsi="Times New Roman" w:cs="Times New Roman"/>
-          <w:sz w:val="24"/>
-          <w:szCs w:val="24"/>
-          <w:lang w:eastAsia="ru-RU"/>
-        </w:rPr>
-        <w:t>:</w:t>
-      </w:r>
-    </w:p>
-    <w:p>
-      <w:pPr>
-        <w:spacing w:after="0" w:line="240" w:lineRule="auto"/>
-        <w:rPr>
-          <w:rFonts w:ascii="Times New Roman" w:eastAsia="Times New Roman" w:hAnsi="Times New Roman" w:cs="Times New Roman"/>
-          <w:sz w:val="24"/>
-          <w:szCs w:val="24"/>
-          <w:lang w:eastAsia="ru-RU"/>
-        </w:rPr>
-      </w:pPr>
-      <w:r>
-        <w:rPr>
-          <w:rFonts w:ascii="Times New Roman" w:eastAsia="Times New Roman" w:hAnsi="Times New Roman" w:cs="Times New Roman"/>
-          <w:sz w:val="24"/>
-          <w:szCs w:val="24"/>
-          <w:lang w:eastAsia="ru-RU"/>
-        </w:rPr>
-        <w:pict>
-          <v:rect id="_x0000_i1045" style="width:0;height:1.5pt" o:hralign="center" o:hrstd="t" o:hr="t" fillcolor="#a0a0a0" stroked="f"/>
+          <v:rect id="_x0000_i1038" style="width:0;height:1.5pt" o:hralign="center" o:hrstd="t" o:hr="t" fillcolor="#a0a0a0" stroked="f"/>
         </w:pict>
       </w:r>
     </w:p>
@@ -8307,7 +8436,6 @@
     <w:name w:val="Hyperlink"/>
     <w:basedOn w:val="a0"/>
     <w:uiPriority w:val="99"/>
-    <w:semiHidden/>
     <w:unhideWhenUsed/>
     <w:rsid w:val="00641B0C"/>
     <w:rPr>
